--- a/03-振荡电路/02-LC振荡器/克拉泼Clapp振荡器/克拉泼Clapp振荡器.docx
+++ b/03-振荡电路/02-LC振荡器/克拉泼Clapp振荡器/克拉泼Clapp振荡器.docx
@@ -3122,6 +3122,20 @@
     </w:p>
     <w:bookmarkEnd w:id="26"/>
     <w:bookmarkEnd w:id="27"/>
+    <w:p>
+      <w:pPr>
+        <w:spacing w:before="360"/>
+        <w:jc w:val="center"/>
+      </w:pPr>
+      <w:r>
+        <w:rPr>
+          <w:rFonts w:ascii="Times New Roman" w:hAnsi="Times New Roman"/>
+          <w:color w:val="555555"/>
+          <w:sz w:val="21"/>
+        </w:rPr>
+        <w:t>材料收集者：杜文杰</w:t>
+      </w:r>
+    </w:p>
     <w:sectPr>
       <w:headerReference r:id="rId9" w:type="default"/>
       <w:footerReference r:id="rId10" w:type="default"/>

--- a/03-振荡电路/02-LC振荡器/克拉泼Clapp振荡器/克拉泼Clapp振荡器.docx
+++ b/03-振荡电路/02-LC振荡器/克拉泼Clapp振荡器/克拉泼Clapp振荡器.docx
@@ -1,6 +1,6 @@
 
 <file path=word/document.xml><?xml version="1.0" encoding="utf-8"?>
-<w:document xmlns:w="http://schemas.openxmlformats.org/wordprocessingml/2006/main" xmlns:m="http://schemas.openxmlformats.org/officeDocument/2006/math" xmlns:r="http://schemas.openxmlformats.org/officeDocument/2006/relationships" xmlns:o="urn:schemas-microsoft-com:office:office" xmlns:v="urn:schemas-microsoft-com:vml" xmlns:w10="urn:schemas-microsoft-com:office:word" xmlns:a="http://schemas.openxmlformats.org/drawingml/2006/main" xmlns:pic="http://schemas.openxmlformats.org/drawingml/2006/picture" xmlns:wp="http://schemas.openxmlformats.org/drawingml/2006/wordprocessingDrawing">
+<w:document xmlns:m="http://schemas.openxmlformats.org/officeDocument/2006/math" xmlns:r="http://schemas.openxmlformats.org/officeDocument/2006/relationships" xmlns:w="http://schemas.openxmlformats.org/wordprocessingml/2006/main" xmlns:o="urn:schemas-microsoft-com:office:office" xmlns:v="urn:schemas-microsoft-com:vml" xmlns:w10="urn:schemas-microsoft-com:office:word" xmlns:a="http://schemas.openxmlformats.org/drawingml/2006/main" xmlns:pic="http://schemas.openxmlformats.org/drawingml/2006/picture" xmlns:wp="http://schemas.openxmlformats.org/drawingml/2006/wordprocessingDrawing">
   <w:body>
     <w:bookmarkStart w:id="27" w:name="克拉泼-clapp-振荡器"/>
     <w:p>
@@ -9,16 +9,19 @@
       </w:pPr>
       <w:r>
         <w:rPr>
-          <w:rFonts w:hint="eastAsia"/>
+          <w:rFonts w:hint="eastAsia" w:eastAsia="黑体"/>
         </w:rPr>
         <w:t xml:space="preserve">克拉泼</w:t>
       </w:r>
       <w:r>
+        <w:rPr>
+          <w:rFonts w:eastAsia="黑体"/>
+        </w:rPr>
         <w:t xml:space="preserve"> Clapp </w:t>
       </w:r>
       <w:r>
         <w:rPr>
-          <w:rFonts w:hint="eastAsia"/>
+          <w:rFonts w:hint="eastAsia" w:eastAsia="黑体"/>
         </w:rPr>
         <w:t xml:space="preserve">振荡器</w:t>
       </w:r>
@@ -30,7 +33,7 @@
       </w:pPr>
       <w:r>
         <w:rPr>
-          <w:rFonts w:hint="eastAsia"/>
+          <w:rFonts w:hint="eastAsia" w:eastAsia="黑体"/>
         </w:rPr>
         <w:t xml:space="preserve">拓扑描述</w:t>
       </w:r>
@@ -41,11 +44,14 @@
       </w:pPr>
       <w:r>
         <w:rPr>
-          <w:rFonts w:hint="eastAsia"/>
+          <w:rFonts w:hint="eastAsia" w:eastAsia="黑体"/>
         </w:rPr>
         <w:t xml:space="preserve">克拉泼振荡器由放大管</w:t>
       </w:r>
       <w:r>
+        <w:rPr>
+          <w:rFonts w:eastAsia="黑体"/>
+        </w:rPr>
         <w:t xml:space="preserve"> </w:t>
       </w:r>
       <m:oMath>
@@ -64,29 +70,38 @@
       </m:oMath>
       <w:r>
         <w:rPr>
-          <w:rFonts w:hint="eastAsia"/>
+          <w:rFonts w:hint="eastAsia" w:eastAsia="黑体"/>
         </w:rPr>
         <w:t xml:space="preserve">（BJT</w:t>
       </w:r>
       <w:r>
+        <w:rPr>
+          <w:rFonts w:eastAsia="黑体"/>
+        </w:rPr>
         <w:t xml:space="preserve"> </w:t>
       </w:r>
       <w:r>
         <w:rPr>
-          <w:rFonts w:hint="eastAsia"/>
+          <w:rFonts w:hint="eastAsia" w:eastAsia="黑体"/>
         </w:rPr>
         <w:t xml:space="preserve">或</w:t>
       </w:r>
       <w:r>
+        <w:rPr>
+          <w:rFonts w:eastAsia="黑体"/>
+        </w:rPr>
         <w:t xml:space="preserve"> </w:t>
       </w:r>
       <w:r>
         <w:rPr>
-          <w:rFonts w:hint="eastAsia"/>
+          <w:rFonts w:hint="eastAsia" w:eastAsia="黑体"/>
         </w:rPr>
         <w:t xml:space="preserve">FET）、电感</w:t>
       </w:r>
       <w:r>
+        <w:rPr>
+          <w:rFonts w:eastAsia="黑体"/>
+        </w:rPr>
         <w:t xml:space="preserve"> </w:t>
       </w:r>
       <m:oMath>
@@ -96,11 +111,14 @@
       </m:oMath>
       <w:r>
         <w:rPr>
-          <w:rFonts w:hint="eastAsia"/>
+          <w:rFonts w:hint="eastAsia" w:eastAsia="黑体"/>
         </w:rPr>
         <w:t xml:space="preserve">、电容</w:t>
       </w:r>
       <w:r>
+        <w:rPr>
+          <w:rFonts w:eastAsia="黑体"/>
+        </w:rPr>
         <w:t xml:space="preserve"> </w:t>
       </w:r>
       <m:oMath>
@@ -118,6 +136,9 @@
         </m:sSub>
       </m:oMath>
       <w:r>
+        <w:rPr>
+          <w:rFonts w:eastAsia="黑体"/>
+        </w:rPr>
         <w:t xml:space="preserve">、</w:t>
       </w:r>
       <m:oMath>
@@ -135,6 +156,9 @@
         </m:sSub>
       </m:oMath>
       <w:r>
+        <w:rPr>
+          <w:rFonts w:eastAsia="黑体"/>
+        </w:rPr>
         <w:t xml:space="preserve">、</w:t>
       </w:r>
       <m:oMath>
@@ -152,15 +176,21 @@
         </m:sSub>
       </m:oMath>
       <w:r>
+        <w:rPr>
+          <w:rFonts w:eastAsia="黑体"/>
+        </w:rPr>
         <w:t xml:space="preserve"> </w:t>
       </w:r>
       <w:r>
         <w:rPr>
-          <w:rFonts w:hint="eastAsia"/>
+          <w:rFonts w:hint="eastAsia" w:eastAsia="黑体"/>
         </w:rPr>
         <w:t xml:space="preserve">及偏置电阻等组成。节点定义如下：集电极/漏极节点</w:t>
       </w:r>
       <w:r>
+        <w:rPr>
+          <w:rFonts w:eastAsia="黑体"/>
+        </w:rPr>
         <w:t xml:space="preserve"> </w:t>
       </w:r>
       <m:oMath>
@@ -178,15 +208,21 @@
         </m:sSub>
       </m:oMath>
       <w:r>
+        <w:rPr>
+          <w:rFonts w:eastAsia="黑体"/>
+        </w:rPr>
         <w:t xml:space="preserve"> </w:t>
       </w:r>
       <w:r>
         <w:rPr>
-          <w:rFonts w:hint="eastAsia"/>
+          <w:rFonts w:hint="eastAsia" w:eastAsia="黑体"/>
         </w:rPr>
         <w:t xml:space="preserve">接</w:t>
       </w:r>
       <w:r>
+        <w:rPr>
+          <w:rFonts w:eastAsia="黑体"/>
+        </w:rPr>
         <w:t xml:space="preserve"> </w:t>
       </w:r>
       <m:oMath>
@@ -195,15 +231,21 @@
         </m:r>
       </m:oMath>
       <w:r>
+        <w:rPr>
+          <w:rFonts w:eastAsia="黑体"/>
+        </w:rPr>
         <w:t xml:space="preserve"> </w:t>
       </w:r>
       <w:r>
         <w:rPr>
-          <w:rFonts w:hint="eastAsia"/>
+          <w:rFonts w:hint="eastAsia" w:eastAsia="黑体"/>
         </w:rPr>
         <w:t xml:space="preserve">上端；基极/栅极节点</w:t>
       </w:r>
       <w:r>
+        <w:rPr>
+          <w:rFonts w:eastAsia="黑体"/>
+        </w:rPr>
         <w:t xml:space="preserve"> </w:t>
       </w:r>
       <m:oMath>
@@ -221,15 +263,21 @@
         </m:sSub>
       </m:oMath>
       <w:r>
+        <w:rPr>
+          <w:rFonts w:eastAsia="黑体"/>
+        </w:rPr>
         <w:t xml:space="preserve"> </w:t>
       </w:r>
       <w:r>
         <w:rPr>
-          <w:rFonts w:hint="eastAsia"/>
+          <w:rFonts w:hint="eastAsia" w:eastAsia="黑体"/>
         </w:rPr>
         <w:t xml:space="preserve">接</w:t>
       </w:r>
       <w:r>
+        <w:rPr>
+          <w:rFonts w:eastAsia="黑体"/>
+        </w:rPr>
         <w:t xml:space="preserve"> </w:t>
       </w:r>
       <m:oMath>
@@ -247,15 +295,21 @@
         </m:sSub>
       </m:oMath>
       <w:r>
+        <w:rPr>
+          <w:rFonts w:eastAsia="黑体"/>
+        </w:rPr>
         <w:t xml:space="preserve"> </w:t>
       </w:r>
       <w:r>
         <w:rPr>
-          <w:rFonts w:hint="eastAsia"/>
+          <w:rFonts w:hint="eastAsia" w:eastAsia="黑体"/>
         </w:rPr>
         <w:t xml:space="preserve">上端（反馈端）；发射极/源极节点</w:t>
       </w:r>
       <w:r>
+        <w:rPr>
+          <w:rFonts w:eastAsia="黑体"/>
+        </w:rPr>
         <w:t xml:space="preserve"> </w:t>
       </w:r>
       <m:oMath>
@@ -273,15 +327,21 @@
         </m:sSub>
       </m:oMath>
       <w:r>
+        <w:rPr>
+          <w:rFonts w:eastAsia="黑体"/>
+        </w:rPr>
         <w:t xml:space="preserve"> </w:t>
       </w:r>
       <w:r>
         <w:rPr>
-          <w:rFonts w:hint="eastAsia"/>
+          <w:rFonts w:hint="eastAsia" w:eastAsia="黑体"/>
         </w:rPr>
         <w:t xml:space="preserve">接</w:t>
       </w:r>
       <w:r>
+        <w:rPr>
+          <w:rFonts w:eastAsia="黑体"/>
+        </w:rPr>
         <w:t xml:space="preserve"> </w:t>
       </w:r>
       <m:oMath>
@@ -299,15 +359,21 @@
         </m:sSub>
       </m:oMath>
       <w:r>
+        <w:rPr>
+          <w:rFonts w:eastAsia="黑体"/>
+        </w:rPr>
         <w:t xml:space="preserve"> </w:t>
       </w:r>
       <w:r>
         <w:rPr>
-          <w:rFonts w:hint="eastAsia"/>
+          <w:rFonts w:hint="eastAsia" w:eastAsia="黑体"/>
         </w:rPr>
         <w:t xml:space="preserve">与</w:t>
       </w:r>
       <w:r>
+        <w:rPr>
+          <w:rFonts w:eastAsia="黑体"/>
+        </w:rPr>
         <w:t xml:space="preserve"> </w:t>
       </w:r>
       <m:oMath>
@@ -325,15 +391,21 @@
         </m:sSub>
       </m:oMath>
       <w:r>
+        <w:rPr>
+          <w:rFonts w:eastAsia="黑体"/>
+        </w:rPr>
         <w:t xml:space="preserve"> </w:t>
       </w:r>
       <w:r>
         <w:rPr>
-          <w:rFonts w:hint="eastAsia"/>
+          <w:rFonts w:hint="eastAsia" w:eastAsia="黑体"/>
         </w:rPr>
         <w:t xml:space="preserve">的公共端（交流地或经旁路电阻接地）；谐振节点</w:t>
       </w:r>
       <w:r>
+        <w:rPr>
+          <w:rFonts w:eastAsia="黑体"/>
+        </w:rPr>
         <w:t xml:space="preserve"> </w:t>
       </w:r>
       <m:oMath>
@@ -360,15 +432,21 @@
         </m:sSub>
       </m:oMath>
       <w:r>
+        <w:rPr>
+          <w:rFonts w:eastAsia="黑体"/>
+        </w:rPr>
         <w:t xml:space="preserve"> </w:t>
       </w:r>
       <w:r>
         <w:rPr>
-          <w:rFonts w:hint="eastAsia"/>
+          <w:rFonts w:hint="eastAsia" w:eastAsia="黑体"/>
         </w:rPr>
         <w:t xml:space="preserve">为</w:t>
       </w:r>
       <w:r>
+        <w:rPr>
+          <w:rFonts w:eastAsia="黑体"/>
+        </w:rPr>
         <w:t xml:space="preserve"> </w:t>
       </w:r>
       <m:oMath>
@@ -386,15 +464,21 @@
         </m:sSub>
       </m:oMath>
       <w:r>
+        <w:rPr>
+          <w:rFonts w:eastAsia="黑体"/>
+        </w:rPr>
         <w:t xml:space="preserve"> </w:t>
       </w:r>
       <w:r>
         <w:rPr>
-          <w:rFonts w:hint="eastAsia"/>
+          <w:rFonts w:hint="eastAsia" w:eastAsia="黑体"/>
         </w:rPr>
         <w:t xml:space="preserve">与</w:t>
       </w:r>
       <w:r>
+        <w:rPr>
+          <w:rFonts w:eastAsia="黑体"/>
+        </w:rPr>
         <w:t xml:space="preserve"> </w:t>
       </w:r>
       <m:oMath>
@@ -403,15 +487,21 @@
         </m:r>
       </m:oMath>
       <w:r>
+        <w:rPr>
+          <w:rFonts w:eastAsia="黑体"/>
+        </w:rPr>
         <w:t xml:space="preserve"> </w:t>
       </w:r>
       <w:r>
         <w:rPr>
-          <w:rFonts w:hint="eastAsia"/>
+          <w:rFonts w:hint="eastAsia" w:eastAsia="黑体"/>
         </w:rPr>
         <w:t xml:space="preserve">串联回路的内部连接点；电源节点</w:t>
       </w:r>
       <w:r>
+        <w:rPr>
+          <w:rFonts w:eastAsia="黑体"/>
+        </w:rPr>
         <w:t xml:space="preserve"> </w:t>
       </w:r>
       <m:oMath>
@@ -432,24 +522,33 @@
         </m:sSub>
       </m:oMath>
       <w:r>
+        <w:rPr>
+          <w:rFonts w:eastAsia="黑体"/>
+        </w:rPr>
         <w:t xml:space="preserve"> </w:t>
       </w:r>
       <w:r>
         <w:rPr>
-          <w:rFonts w:hint="eastAsia"/>
+          <w:rFonts w:hint="eastAsia" w:eastAsia="黑体"/>
         </w:rPr>
         <w:t xml:space="preserve">为谐振回路供电端；地节点</w:t>
       </w:r>
       <w:r>
+        <w:rPr>
+          <w:rFonts w:eastAsia="黑体"/>
+        </w:rPr>
         <w:t xml:space="preserve"> GND </w:t>
       </w:r>
       <w:r>
         <w:rPr>
-          <w:rFonts w:hint="eastAsia"/>
+          <w:rFonts w:hint="eastAsia" w:eastAsia="黑体"/>
         </w:rPr>
         <w:t xml:space="preserve">汇集</w:t>
       </w:r>
       <w:r>
+        <w:rPr>
+          <w:rFonts w:eastAsia="黑体"/>
+        </w:rPr>
         <w:t xml:space="preserve"> </w:t>
       </w:r>
       <m:oMath>
@@ -467,11 +566,14 @@
         </m:sSub>
       </m:oMath>
       <w:r>
+        <w:rPr>
+          <w:rFonts w:eastAsia="黑体"/>
+        </w:rPr>
         <w:t xml:space="preserve"> </w:t>
       </w:r>
       <w:r>
         <w:rPr>
-          <w:rFonts w:hint="eastAsia"/>
+          <w:rFonts w:hint="eastAsia" w:eastAsia="黑体"/>
         </w:rPr>
         <w:t xml:space="preserve">发射极/源极回路与电容冷端。</w:t>
       </w:r>
@@ -480,7 +582,7 @@
       <w:pPr/>
       <w:r>
         <w:rPr>
-          <w:rFonts w:hint="eastAsia"/>
+          <w:rFonts w:hint="eastAsia" w:eastAsia="黑体"/>
         </w:rPr>
         <w:t xml:space="preserve">各元件管脚连接：</w:t>
       </w:r>
@@ -499,24 +601,33 @@
         </m:sSub>
       </m:oMath>
       <w:r>
+        <w:rPr>
+          <w:rFonts w:eastAsia="黑体"/>
+        </w:rPr>
         <w:t xml:space="preserve"> </w:t>
       </w:r>
       <w:r>
         <w:rPr>
-          <w:rFonts w:hint="eastAsia"/>
+          <w:rFonts w:hint="eastAsia" w:eastAsia="黑体"/>
         </w:rPr>
         <w:t xml:space="preserve">的</w:t>
       </w:r>
       <w:r>
+        <w:rPr>
+          <w:rFonts w:eastAsia="黑体"/>
+        </w:rPr>
         <w:t xml:space="preserve"> B </w:t>
       </w:r>
       <w:r>
         <w:rPr>
-          <w:rFonts w:hint="eastAsia"/>
+          <w:rFonts w:hint="eastAsia" w:eastAsia="黑体"/>
         </w:rPr>
         <w:t xml:space="preserve">接</w:t>
       </w:r>
       <w:r>
+        <w:rPr>
+          <w:rFonts w:eastAsia="黑体"/>
+        </w:rPr>
         <w:t xml:space="preserve"> </w:t>
       </w:r>
       <m:oMath>
@@ -535,20 +646,26 @@
       </m:oMath>
       <w:r>
         <w:rPr>
-          <w:rFonts w:hint="eastAsia"/>
+          <w:rFonts w:hint="eastAsia" w:eastAsia="黑体"/>
         </w:rPr>
         <w:t xml:space="preserve">，C</w:t>
       </w:r>
       <w:r>
+        <w:rPr>
+          <w:rFonts w:eastAsia="黑体"/>
+        </w:rPr>
         <w:t xml:space="preserve"> </w:t>
       </w:r>
       <w:r>
         <w:rPr>
-          <w:rFonts w:hint="eastAsia"/>
+          <w:rFonts w:hint="eastAsia" w:eastAsia="黑体"/>
         </w:rPr>
         <w:t xml:space="preserve">接</w:t>
       </w:r>
       <w:r>
+        <w:rPr>
+          <w:rFonts w:eastAsia="黑体"/>
+        </w:rPr>
         <w:t xml:space="preserve"> </w:t>
       </w:r>
       <m:oMath>
@@ -567,20 +684,26 @@
       </m:oMath>
       <w:r>
         <w:rPr>
-          <w:rFonts w:hint="eastAsia"/>
+          <w:rFonts w:hint="eastAsia" w:eastAsia="黑体"/>
         </w:rPr>
         <w:t xml:space="preserve">，E</w:t>
       </w:r>
       <w:r>
+        <w:rPr>
+          <w:rFonts w:eastAsia="黑体"/>
+        </w:rPr>
         <w:t xml:space="preserve"> </w:t>
       </w:r>
       <w:r>
         <w:rPr>
-          <w:rFonts w:hint="eastAsia"/>
+          <w:rFonts w:hint="eastAsia" w:eastAsia="黑体"/>
         </w:rPr>
         <w:t xml:space="preserve">接</w:t>
       </w:r>
       <w:r>
+        <w:rPr>
+          <w:rFonts w:eastAsia="黑体"/>
+        </w:rPr>
         <w:t xml:space="preserve"> </w:t>
       </w:r>
       <m:oMath>
@@ -599,29 +722,38 @@
       </m:oMath>
       <w:r>
         <w:rPr>
-          <w:rFonts w:hint="eastAsia"/>
+          <w:rFonts w:hint="eastAsia" w:eastAsia="黑体"/>
         </w:rPr>
         <w:t xml:space="preserve">（FET</w:t>
       </w:r>
       <w:r>
+        <w:rPr>
+          <w:rFonts w:eastAsia="黑体"/>
+        </w:rPr>
         <w:t xml:space="preserve"> </w:t>
       </w:r>
       <w:r>
         <w:rPr>
-          <w:rFonts w:hint="eastAsia"/>
+          <w:rFonts w:hint="eastAsia" w:eastAsia="黑体"/>
         </w:rPr>
         <w:t xml:space="preserve">对应</w:t>
       </w:r>
       <w:r>
+        <w:rPr>
+          <w:rFonts w:eastAsia="黑体"/>
+        </w:rPr>
         <w:t xml:space="preserve"> </w:t>
       </w:r>
       <w:r>
         <w:rPr>
-          <w:rFonts w:hint="eastAsia"/>
+          <w:rFonts w:hint="eastAsia" w:eastAsia="黑体"/>
         </w:rPr>
         <w:t xml:space="preserve">G/D/S）；电感</w:t>
       </w:r>
       <w:r>
+        <w:rPr>
+          <w:rFonts w:eastAsia="黑体"/>
+        </w:rPr>
         <w:t xml:space="preserve"> </w:t>
       </w:r>
       <m:oMath>
@@ -630,15 +762,21 @@
         </m:r>
       </m:oMath>
       <w:r>
+        <w:rPr>
+          <w:rFonts w:eastAsia="黑体"/>
+        </w:rPr>
         <w:t xml:space="preserve"> </w:t>
       </w:r>
       <w:r>
         <w:rPr>
-          <w:rFonts w:hint="eastAsia"/>
+          <w:rFonts w:hint="eastAsia" w:eastAsia="黑体"/>
         </w:rPr>
         <w:t xml:space="preserve">一端接</w:t>
       </w:r>
       <w:r>
+        <w:rPr>
+          <w:rFonts w:eastAsia="黑体"/>
+        </w:rPr>
         <w:t xml:space="preserve"> </w:t>
       </w:r>
       <m:oMath>
@@ -657,11 +795,14 @@
       </m:oMath>
       <w:r>
         <w:rPr>
-          <w:rFonts w:hint="eastAsia"/>
+          <w:rFonts w:hint="eastAsia" w:eastAsia="黑体"/>
         </w:rPr>
         <w:t xml:space="preserve">、另一端接</w:t>
       </w:r>
       <w:r>
+        <w:rPr>
+          <w:rFonts w:eastAsia="黑体"/>
+        </w:rPr>
         <w:t xml:space="preserve"> </w:t>
       </w:r>
       <m:oMath>
@@ -689,11 +830,14 @@
       </m:oMath>
       <w:r>
         <w:rPr>
-          <w:rFonts w:hint="eastAsia"/>
+          <w:rFonts w:hint="eastAsia" w:eastAsia="黑体"/>
         </w:rPr>
         <w:t xml:space="preserve">；电容</w:t>
       </w:r>
       <w:r>
+        <w:rPr>
+          <w:rFonts w:eastAsia="黑体"/>
+        </w:rPr>
         <w:t xml:space="preserve"> </w:t>
       </w:r>
       <m:oMath>
@@ -711,15 +855,21 @@
         </m:sSub>
       </m:oMath>
       <w:r>
+        <w:rPr>
+          <w:rFonts w:eastAsia="黑体"/>
+        </w:rPr>
         <w:t xml:space="preserve"> </w:t>
       </w:r>
       <w:r>
         <w:rPr>
-          <w:rFonts w:hint="eastAsia"/>
+          <w:rFonts w:hint="eastAsia" w:eastAsia="黑体"/>
         </w:rPr>
         <w:t xml:space="preserve">一端接</w:t>
       </w:r>
       <w:r>
+        <w:rPr>
+          <w:rFonts w:eastAsia="黑体"/>
+        </w:rPr>
         <w:t xml:space="preserve"> </w:t>
       </w:r>
       <m:oMath>
@@ -747,11 +897,14 @@
       </m:oMath>
       <w:r>
         <w:rPr>
-          <w:rFonts w:hint="eastAsia"/>
+          <w:rFonts w:hint="eastAsia" w:eastAsia="黑体"/>
         </w:rPr>
         <w:t xml:space="preserve">、另一端接</w:t>
       </w:r>
       <w:r>
+        <w:rPr>
+          <w:rFonts w:eastAsia="黑体"/>
+        </w:rPr>
         <w:t xml:space="preserve"> </w:t>
       </w:r>
       <m:oMath>
@@ -770,11 +923,14 @@
       </m:oMath>
       <w:r>
         <w:rPr>
-          <w:rFonts w:hint="eastAsia"/>
+          <w:rFonts w:hint="eastAsia" w:eastAsia="黑体"/>
         </w:rPr>
         <w:t xml:space="preserve">；电容</w:t>
       </w:r>
       <w:r>
+        <w:rPr>
+          <w:rFonts w:eastAsia="黑体"/>
+        </w:rPr>
         <w:t xml:space="preserve"> </w:t>
       </w:r>
       <m:oMath>
@@ -792,15 +948,21 @@
         </m:sSub>
       </m:oMath>
       <w:r>
+        <w:rPr>
+          <w:rFonts w:eastAsia="黑体"/>
+        </w:rPr>
         <w:t xml:space="preserve"> </w:t>
       </w:r>
       <w:r>
         <w:rPr>
-          <w:rFonts w:hint="eastAsia"/>
+          <w:rFonts w:hint="eastAsia" w:eastAsia="黑体"/>
         </w:rPr>
         <w:t xml:space="preserve">一端接</w:t>
       </w:r>
       <w:r>
+        <w:rPr>
+          <w:rFonts w:eastAsia="黑体"/>
+        </w:rPr>
         <w:t xml:space="preserve"> </w:t>
       </w:r>
       <m:oMath>
@@ -819,11 +981,14 @@
       </m:oMath>
       <w:r>
         <w:rPr>
-          <w:rFonts w:hint="eastAsia"/>
+          <w:rFonts w:hint="eastAsia" w:eastAsia="黑体"/>
         </w:rPr>
         <w:t xml:space="preserve">、另一端接</w:t>
       </w:r>
       <w:r>
+        <w:rPr>
+          <w:rFonts w:eastAsia="黑体"/>
+        </w:rPr>
         <w:t xml:space="preserve"> </w:t>
       </w:r>
       <m:oMath>
@@ -842,11 +1007,14 @@
       </m:oMath>
       <w:r>
         <w:rPr>
-          <w:rFonts w:hint="eastAsia"/>
+          <w:rFonts w:hint="eastAsia" w:eastAsia="黑体"/>
         </w:rPr>
         <w:t xml:space="preserve">；电容</w:t>
       </w:r>
       <w:r>
+        <w:rPr>
+          <w:rFonts w:eastAsia="黑体"/>
+        </w:rPr>
         <w:t xml:space="preserve"> </w:t>
       </w:r>
       <m:oMath>
@@ -864,15 +1032,21 @@
         </m:sSub>
       </m:oMath>
       <w:r>
+        <w:rPr>
+          <w:rFonts w:eastAsia="黑体"/>
+        </w:rPr>
         <w:t xml:space="preserve"> </w:t>
       </w:r>
       <w:r>
         <w:rPr>
-          <w:rFonts w:hint="eastAsia"/>
+          <w:rFonts w:hint="eastAsia" w:eastAsia="黑体"/>
         </w:rPr>
         <w:t xml:space="preserve">一端接</w:t>
       </w:r>
       <w:r>
+        <w:rPr>
+          <w:rFonts w:eastAsia="黑体"/>
+        </w:rPr>
         <w:t xml:space="preserve"> </w:t>
       </w:r>
       <m:oMath>
@@ -891,20 +1065,26 @@
       </m:oMath>
       <w:r>
         <w:rPr>
-          <w:rFonts w:hint="eastAsia"/>
+          <w:rFonts w:hint="eastAsia" w:eastAsia="黑体"/>
         </w:rPr>
         <w:t xml:space="preserve">、另一端接</w:t>
       </w:r>
       <w:r>
+        <w:rPr>
+          <w:rFonts w:eastAsia="黑体"/>
+        </w:rPr>
         <w:t xml:space="preserve"> </w:t>
       </w:r>
       <w:r>
         <w:rPr>
-          <w:rFonts w:hint="eastAsia"/>
+          <w:rFonts w:hint="eastAsia" w:eastAsia="黑体"/>
         </w:rPr>
         <w:t xml:space="preserve">GND；谐振电感</w:t>
       </w:r>
       <w:r>
+        <w:rPr>
+          <w:rFonts w:eastAsia="黑体"/>
+        </w:rPr>
         <w:t xml:space="preserve"> </w:t>
       </w:r>
       <m:oMath>
@@ -913,15 +1093,21 @@
         </m:r>
       </m:oMath>
       <w:r>
+        <w:rPr>
+          <w:rFonts w:eastAsia="黑体"/>
+        </w:rPr>
         <w:t xml:space="preserve"> </w:t>
       </w:r>
       <w:r>
         <w:rPr>
-          <w:rFonts w:hint="eastAsia"/>
+          <w:rFonts w:hint="eastAsia" w:eastAsia="黑体"/>
         </w:rPr>
         <w:t xml:space="preserve">的另一端经射频扼流圈接</w:t>
       </w:r>
       <w:r>
+        <w:rPr>
+          <w:rFonts w:eastAsia="黑体"/>
+        </w:rPr>
         <w:t xml:space="preserve"> </w:t>
       </w:r>
       <m:oMath>
@@ -942,15 +1128,21 @@
         </m:sSub>
       </m:oMath>
       <w:r>
+        <w:rPr>
+          <w:rFonts w:eastAsia="黑体"/>
+        </w:rPr>
         <w:t xml:space="preserve"> </w:t>
       </w:r>
       <w:r>
         <w:rPr>
-          <w:rFonts w:hint="eastAsia"/>
+          <w:rFonts w:hint="eastAsia" w:eastAsia="黑体"/>
         </w:rPr>
         <w:t xml:space="preserve">供电，使</w:t>
       </w:r>
       <w:r>
+        <w:rPr>
+          <w:rFonts w:eastAsia="黑体"/>
+        </w:rPr>
         <w:t xml:space="preserve"> </w:t>
       </w:r>
       <m:oMath>
@@ -959,6 +1151,9 @@
         </m:r>
       </m:oMath>
       <w:r>
+        <w:rPr>
+          <w:rFonts w:eastAsia="黑体"/>
+        </w:rPr>
         <w:t xml:space="preserve">、</w:t>
       </w:r>
       <m:oMath>
@@ -976,15 +1171,21 @@
         </m:sSub>
       </m:oMath>
       <w:r>
+        <w:rPr>
+          <w:rFonts w:eastAsia="黑体"/>
+        </w:rPr>
         <w:t xml:space="preserve"> </w:t>
       </w:r>
       <w:r>
         <w:rPr>
-          <w:rFonts w:hint="eastAsia"/>
+          <w:rFonts w:hint="eastAsia" w:eastAsia="黑体"/>
         </w:rPr>
         <w:t xml:space="preserve">串联后再与</w:t>
       </w:r>
       <w:r>
+        <w:rPr>
+          <w:rFonts w:eastAsia="黑体"/>
+        </w:rPr>
         <w:t xml:space="preserve"> </w:t>
       </w:r>
       <m:oMath>
@@ -1002,6 +1203,9 @@
         </m:sSub>
       </m:oMath>
       <w:r>
+        <w:rPr>
+          <w:rFonts w:eastAsia="黑体"/>
+        </w:rPr>
         <w:t xml:space="preserve">、</w:t>
       </w:r>
       <m:oMath>
@@ -1019,11 +1223,14 @@
         </m:sSub>
       </m:oMath>
       <w:r>
+        <w:rPr>
+          <w:rFonts w:eastAsia="黑体"/>
+        </w:rPr>
         <w:t xml:space="preserve"> </w:t>
       </w:r>
       <w:r>
         <w:rPr>
-          <w:rFonts w:hint="eastAsia"/>
+          <w:rFonts w:hint="eastAsia" w:eastAsia="黑体"/>
         </w:rPr>
         <w:t xml:space="preserve">串联构成回路。</w:t>
       </w:r>
@@ -1032,20 +1239,26 @@
       <w:pPr/>
       <w:r>
         <w:rPr>
-          <w:rFonts w:hint="eastAsia"/>
+          <w:rFonts w:hint="eastAsia" w:eastAsia="黑体"/>
         </w:rPr>
         <w:t xml:space="preserve">该电路为串联电容三点式（改进型</w:t>
       </w:r>
       <w:r>
+        <w:rPr>
+          <w:rFonts w:eastAsia="黑体"/>
+        </w:rPr>
         <w:t xml:space="preserve"> </w:t>
       </w:r>
       <w:r>
         <w:rPr>
-          <w:rFonts w:hint="eastAsia"/>
+          <w:rFonts w:hint="eastAsia" w:eastAsia="黑体"/>
         </w:rPr>
         <w:t xml:space="preserve">Colpitts）振荡器，反馈取自</w:t>
       </w:r>
       <w:r>
+        <w:rPr>
+          <w:rFonts w:eastAsia="黑体"/>
+        </w:rPr>
         <w:t xml:space="preserve"> </w:t>
       </w:r>
       <m:oMath>
@@ -1063,6 +1276,9 @@
         </m:sSub>
       </m:oMath>
       <w:r>
+        <w:rPr>
+          <w:rFonts w:eastAsia="黑体"/>
+        </w:rPr>
         <w:t xml:space="preserve">、</w:t>
       </w:r>
       <m:oMath>
@@ -1080,11 +1296,14 @@
         </m:sSub>
       </m:oMath>
       <w:r>
+        <w:rPr>
+          <w:rFonts w:eastAsia="黑体"/>
+        </w:rPr>
         <w:t xml:space="preserve"> </w:t>
       </w:r>
       <w:r>
         <w:rPr>
-          <w:rFonts w:hint="eastAsia"/>
+          <w:rFonts w:hint="eastAsia" w:eastAsia="黑体"/>
         </w:rPr>
         <w:t xml:space="preserve">分压点，</w:t>
       </w:r>
@@ -1103,11 +1322,14 @@
         </m:sSub>
       </m:oMath>
       <w:r>
+        <w:rPr>
+          <w:rFonts w:eastAsia="黑体"/>
+        </w:rPr>
         <w:t xml:space="preserve"> </w:t>
       </w:r>
       <w:r>
         <w:rPr>
-          <w:rFonts w:hint="eastAsia"/>
+          <w:rFonts w:hint="eastAsia" w:eastAsia="黑体"/>
         </w:rPr>
         <w:t xml:space="preserve">串联减小晶体管寄生电容影响，频率稳定。</w:t>
       </w:r>
@@ -1120,7 +1342,7 @@
       </w:pPr>
       <w:r>
         <w:rPr>
-          <w:rFonts w:hint="eastAsia"/>
+          <w:rFonts w:hint="eastAsia" w:eastAsia="黑体"/>
         </w:rPr>
         <w:t xml:space="preserve">工作原理</w:t>
       </w:r>
@@ -1131,11 +1353,14 @@
       </w:pPr>
       <w:r>
         <w:rPr>
-          <w:rFonts w:hint="eastAsia"/>
+          <w:rFonts w:hint="eastAsia" w:eastAsia="黑体"/>
         </w:rPr>
         <w:t xml:space="preserve">谐振频率由</w:t>
       </w:r>
       <w:r>
+        <w:rPr>
+          <w:rFonts w:eastAsia="黑体"/>
+        </w:rPr>
         <w:t xml:space="preserve"> </w:t>
       </w:r>
       <m:oMath>
@@ -1144,15 +1369,21 @@
         </m:r>
       </m:oMath>
       <w:r>
+        <w:rPr>
+          <w:rFonts w:eastAsia="黑体"/>
+        </w:rPr>
         <w:t xml:space="preserve"> </w:t>
       </w:r>
       <w:r>
         <w:rPr>
-          <w:rFonts w:hint="eastAsia"/>
+          <w:rFonts w:hint="eastAsia" w:eastAsia="黑体"/>
         </w:rPr>
         <w:t xml:space="preserve">与</w:t>
       </w:r>
       <w:r>
+        <w:rPr>
+          <w:rFonts w:eastAsia="黑体"/>
+        </w:rPr>
         <w:t xml:space="preserve"> </w:t>
       </w:r>
       <m:oMath>
@@ -1206,15 +1437,21 @@
         </m:sSub>
       </m:oMath>
       <w:r>
+        <w:rPr>
+          <w:rFonts w:eastAsia="黑体"/>
+        </w:rPr>
         <w:t xml:space="preserve"> </w:t>
       </w:r>
       <w:r>
         <w:rPr>
-          <w:rFonts w:hint="eastAsia"/>
+          <w:rFonts w:hint="eastAsia" w:eastAsia="黑体"/>
         </w:rPr>
         <w:t xml:space="preserve">的串联等效电容决定，其中</w:t>
       </w:r>
       <w:r>
+        <w:rPr>
+          <w:rFonts w:eastAsia="黑体"/>
+        </w:rPr>
         <w:t xml:space="preserve"> </w:t>
       </w:r>
       <m:oMath>
@@ -1232,15 +1469,21 @@
         </m:sSub>
       </m:oMath>
       <w:r>
+        <w:rPr>
+          <w:rFonts w:eastAsia="黑体"/>
+        </w:rPr>
         <w:t xml:space="preserve"> </w:t>
       </w:r>
       <w:r>
         <w:rPr>
-          <w:rFonts w:hint="eastAsia"/>
+          <w:rFonts w:hint="eastAsia" w:eastAsia="黑体"/>
         </w:rPr>
         <w:t xml:space="preserve">通常远小于</w:t>
       </w:r>
       <w:r>
+        <w:rPr>
+          <w:rFonts w:eastAsia="黑体"/>
+        </w:rPr>
         <w:t xml:space="preserve"> </w:t>
       </w:r>
       <m:oMath>
@@ -1277,11 +1520,14 @@
       </m:oMath>
       <w:r>
         <w:rPr>
-          <w:rFonts w:hint="eastAsia"/>
+          <w:rFonts w:hint="eastAsia" w:eastAsia="黑体"/>
         </w:rPr>
         <w:t xml:space="preserve">，因此振荡频率主要由</w:t>
       </w:r>
       <w:r>
+        <w:rPr>
+          <w:rFonts w:eastAsia="黑体"/>
+        </w:rPr>
         <w:t xml:space="preserve"> </w:t>
       </w:r>
       <m:oMath>
@@ -1290,15 +1536,21 @@
         </m:r>
       </m:oMath>
       <w:r>
+        <w:rPr>
+          <w:rFonts w:eastAsia="黑体"/>
+        </w:rPr>
         <w:t xml:space="preserve"> </w:t>
       </w:r>
       <w:r>
         <w:rPr>
-          <w:rFonts w:hint="eastAsia"/>
+          <w:rFonts w:hint="eastAsia" w:eastAsia="黑体"/>
         </w:rPr>
         <w:t xml:space="preserve">与</w:t>
       </w:r>
       <w:r>
+        <w:rPr>
+          <w:rFonts w:eastAsia="黑体"/>
+        </w:rPr>
         <w:t xml:space="preserve"> </w:t>
       </w:r>
       <m:oMath>
@@ -1316,20 +1568,26 @@
         </m:sSub>
       </m:oMath>
       <w:r>
+        <w:rPr>
+          <w:rFonts w:eastAsia="黑体"/>
+        </w:rPr>
         <w:t xml:space="preserve"> </w:t>
       </w:r>
       <w:r>
         <w:rPr>
-          <w:rFonts w:hint="eastAsia"/>
+          <w:rFonts w:hint="eastAsia" w:eastAsia="黑体"/>
         </w:rPr>
         <w:t xml:space="preserve">决定，减小了晶体管寄生电容对频率的影响，频率稳定度优于普通</w:t>
       </w:r>
       <w:r>
+        <w:rPr>
+          <w:rFonts w:eastAsia="黑体"/>
+        </w:rPr>
         <w:t xml:space="preserve"> Colpitts </w:t>
       </w:r>
       <w:r>
         <w:rPr>
-          <w:rFonts w:hint="eastAsia"/>
+          <w:rFonts w:hint="eastAsia" w:eastAsia="黑体"/>
         </w:rPr>
         <w:t xml:space="preserve">振荡器。</w:t>
       </w:r>
@@ -1342,7 +1600,7 @@
       </w:pPr>
       <w:r>
         <w:rPr>
-          <w:rFonts w:hint="eastAsia"/>
+          <w:rFonts w:hint="eastAsia" w:eastAsia="黑体"/>
         </w:rPr>
         <w:t xml:space="preserve">关键计算公式</w:t>
       </w:r>
@@ -1356,7 +1614,7 @@
       </w:pPr>
       <w:r>
         <w:rPr>
-          <w:rFonts w:hint="eastAsia"/>
+          <w:rFonts w:hint="eastAsia" w:eastAsia="黑体"/>
         </w:rPr>
         <w:t xml:space="preserve">等效串联电容：</w:t>
       </w:r>
@@ -1500,7 +1758,7 @@
       </w:pPr>
       <w:r>
         <w:rPr>
-          <w:rFonts w:hint="eastAsia"/>
+          <w:rFonts w:hint="eastAsia" w:eastAsia="黑体"/>
         </w:rPr>
         <w:t xml:space="preserve">振荡频率：</w:t>
       </w:r>
@@ -1589,11 +1847,14 @@
       </w:pPr>
       <w:r>
         <w:rPr>
-          <w:rFonts w:hint="eastAsia"/>
+          <w:rFonts w:hint="eastAsia" w:eastAsia="黑体"/>
         </w:rPr>
         <w:t xml:space="preserve">当</w:t>
       </w:r>
       <w:r>
+        <w:rPr>
+          <w:rFonts w:eastAsia="黑体"/>
+        </w:rPr>
         <w:t xml:space="preserve"> </w:t>
       </w:r>
       <m:oMath>
@@ -1647,11 +1908,14 @@
         </m:sSub>
       </m:oMath>
       <w:r>
+        <w:rPr>
+          <w:rFonts w:eastAsia="黑体"/>
+        </w:rPr>
         <w:t xml:space="preserve"> </w:t>
       </w:r>
       <w:r>
         <w:rPr>
-          <w:rFonts w:hint="eastAsia"/>
+          <w:rFonts w:hint="eastAsia" w:eastAsia="黑体"/>
         </w:rPr>
         <w:t xml:space="preserve">时：</w:t>
       </w:r>
@@ -1759,7 +2023,7 @@
             </w:pPr>
             <w:r>
               <w:rPr>
-                <w:rFonts w:hint="eastAsia"/>
+                <w:rFonts w:hint="eastAsia" w:eastAsia="黑体"/>
               </w:rPr>
               <w:t xml:space="preserve">符号</w:t>
             </w:r>
@@ -1773,7 +2037,7 @@
             </w:pPr>
             <w:r>
               <w:rPr>
-                <w:rFonts w:hint="eastAsia"/>
+                <w:rFonts w:hint="eastAsia" w:eastAsia="黑体"/>
               </w:rPr>
               <w:t xml:space="preserve">含义</w:t>
             </w:r>
@@ -1787,7 +2051,7 @@
             </w:pPr>
             <w:r>
               <w:rPr>
-                <w:rFonts w:hint="eastAsia"/>
+                <w:rFonts w:hint="eastAsia" w:eastAsia="黑体"/>
               </w:rPr>
               <w:t xml:space="preserve">单位</w:t>
             </w:r>
@@ -1816,12 +2080,21 @@
               </m:sSub>
             </m:oMath>
             <w:r>
+              <w:rPr>
+                <w:rFonts w:eastAsia="黑体"/>
+              </w:rPr>
               <w:t xml:space="preserve"> </w:t>
             </w:r>
             <w:r>
+              <w:rPr>
+                <w:rFonts w:eastAsia="黑体"/>
+              </w:rPr>
               <w:t xml:space="preserve">/</w:t>
             </w:r>
             <w:r>
+              <w:rPr>
+                <w:rFonts w:eastAsia="黑体"/>
+              </w:rPr>
               <w:t xml:space="preserve"> </w:t>
             </w:r>
             <m:oMath>
@@ -1848,7 +2121,7 @@
             </w:pPr>
             <w:r>
               <w:rPr>
-                <w:rFonts w:hint="eastAsia"/>
+                <w:rFonts w:hint="eastAsia" w:eastAsia="黑体"/>
               </w:rPr>
               <w:t xml:space="preserve">分压（反馈）电容</w:t>
             </w:r>
@@ -1861,6 +2134,9 @@
               <w:pStyle w:val="Compact"/>
             </w:pPr>
             <w:r>
+              <w:rPr>
+                <w:rFonts w:eastAsia="黑体"/>
+              </w:rPr>
               <w:t xml:space="preserve">F</w:t>
             </w:r>
           </w:p>
@@ -1888,6 +2164,9 @@
               </m:sSub>
             </m:oMath>
             <w:r>
+              <w:rPr>
+                <w:rFonts w:eastAsia="黑体"/>
+              </w:rPr>
               <w:t xml:space="preserve">​</w:t>
             </w:r>
           </w:p>
@@ -1900,7 +2179,7 @@
             </w:pPr>
             <w:r>
               <w:rPr>
-                <w:rFonts w:hint="eastAsia"/>
+                <w:rFonts w:hint="eastAsia" w:eastAsia="黑体"/>
               </w:rPr>
               <w:t xml:space="preserve">串联调谐电容</w:t>
             </w:r>
@@ -1913,6 +2192,9 @@
               <w:pStyle w:val="Compact"/>
             </w:pPr>
             <w:r>
+              <w:rPr>
+                <w:rFonts w:eastAsia="黑体"/>
+              </w:rPr>
               <w:t xml:space="preserve">F</w:t>
             </w:r>
           </w:p>
@@ -1931,6 +2213,9 @@
               </m:r>
             </m:oMath>
             <w:r>
+              <w:rPr>
+                <w:rFonts w:eastAsia="黑体"/>
+              </w:rPr>
               <w:t xml:space="preserve">​</w:t>
             </w:r>
           </w:p>
@@ -1943,7 +2228,7 @@
             </w:pPr>
             <w:r>
               <w:rPr>
-                <w:rFonts w:hint="eastAsia"/>
+                <w:rFonts w:hint="eastAsia" w:eastAsia="黑体"/>
               </w:rPr>
               <w:t xml:space="preserve">谐振电感</w:t>
             </w:r>
@@ -1956,6 +2241,9 @@
               <w:pStyle w:val="Compact"/>
             </w:pPr>
             <w:r>
+              <w:rPr>
+                <w:rFonts w:eastAsia="黑体"/>
+              </w:rPr>
               <w:t xml:space="preserve">H</w:t>
             </w:r>
           </w:p>
@@ -1986,6 +2274,9 @@
               </m:sSub>
             </m:oMath>
             <w:r>
+              <w:rPr>
+                <w:rFonts w:eastAsia="黑体"/>
+              </w:rPr>
               <w:t xml:space="preserve">​</w:t>
             </w:r>
           </w:p>
@@ -1998,7 +2289,7 @@
             </w:pPr>
             <w:r>
               <w:rPr>
-                <w:rFonts w:hint="eastAsia"/>
+                <w:rFonts w:hint="eastAsia" w:eastAsia="黑体"/>
               </w:rPr>
               <w:t xml:space="preserve">等效串联电容</w:t>
             </w:r>
@@ -2011,6 +2302,9 @@
               <w:pStyle w:val="Compact"/>
             </w:pPr>
             <w:r>
+              <w:rPr>
+                <w:rFonts w:eastAsia="黑体"/>
+              </w:rPr>
               <w:t xml:space="preserve">F</w:t>
             </w:r>
           </w:p>
@@ -2038,6 +2332,9 @@
               </m:sSub>
             </m:oMath>
             <w:r>
+              <w:rPr>
+                <w:rFonts w:eastAsia="黑体"/>
+              </w:rPr>
               <w:t xml:space="preserve">​</w:t>
             </w:r>
           </w:p>
@@ -2050,7 +2347,7 @@
             </w:pPr>
             <w:r>
               <w:rPr>
-                <w:rFonts w:hint="eastAsia"/>
+                <w:rFonts w:hint="eastAsia" w:eastAsia="黑体"/>
               </w:rPr>
               <w:t xml:space="preserve">振荡频率</w:t>
             </w:r>
@@ -2063,6 +2360,9 @@
               <w:pStyle w:val="Compact"/>
             </w:pPr>
             <w:r>
+              <w:rPr>
+                <w:rFonts w:eastAsia="黑体"/>
+              </w:rPr>
               <w:t xml:space="preserve">Hz</w:t>
             </w:r>
           </w:p>
@@ -2077,7 +2377,7 @@
       </w:pPr>
       <w:r>
         <w:rPr>
-          <w:rFonts w:hint="eastAsia"/>
+          <w:rFonts w:hint="eastAsia" w:eastAsia="黑体"/>
         </w:rPr>
         <w:t xml:space="preserve">元件调整影响</w:t>
       </w:r>
@@ -2106,6 +2406,7 @@
       </m:oMath>
       <w:r>
         <w:rPr>
+          <w:rFonts w:eastAsia="黑体"/>
           <w:b/>
           <w:bCs/>
         </w:rPr>
@@ -2113,19 +2414,28 @@
       </w:r>
       <w:r>
         <w:rPr>
-          <w:rFonts w:hint="eastAsia"/>
+          <w:rFonts w:hint="eastAsia" w:eastAsia="黑体"/>
           <w:b/>
           <w:bCs/>
         </w:rPr>
         <w:t xml:space="preserve">增大</w:t>
       </w:r>
       <w:r>
+        <w:rPr>
+          <w:rFonts w:eastAsia="黑体"/>
+        </w:rPr>
         <w:t xml:space="preserve"> </w:t>
       </w:r>
       <w:r>
+        <w:rPr>
+          <w:rFonts w:eastAsia="黑体"/>
+        </w:rPr>
         <w:t xml:space="preserve">→</w:t>
       </w:r>
       <w:r>
+        <w:rPr>
+          <w:rFonts w:eastAsia="黑体"/>
+        </w:rPr>
         <w:t xml:space="preserve"> </w:t>
       </w:r>
       <m:oMath>
@@ -2143,11 +2453,14 @@
         </m:sSub>
       </m:oMath>
       <w:r>
+        <w:rPr>
+          <w:rFonts w:eastAsia="黑体"/>
+        </w:rPr>
         <w:t xml:space="preserve"> </w:t>
       </w:r>
       <w:r>
         <w:rPr>
-          <w:rFonts w:hint="eastAsia"/>
+          <w:rFonts w:hint="eastAsia" w:eastAsia="黑体"/>
         </w:rPr>
         <w:t xml:space="preserve">下降，且受寄生电容影响增大。</w:t>
       </w:r>
@@ -2167,6 +2480,7 @@
       </m:oMath>
       <w:r>
         <w:rPr>
+          <w:rFonts w:eastAsia="黑体"/>
           <w:b/>
           <w:bCs/>
         </w:rPr>
@@ -2174,19 +2488,28 @@
       </w:r>
       <w:r>
         <w:rPr>
-          <w:rFonts w:hint="eastAsia"/>
+          <w:rFonts w:hint="eastAsia" w:eastAsia="黑体"/>
           <w:b/>
           <w:bCs/>
         </w:rPr>
         <w:t xml:space="preserve">增大</w:t>
       </w:r>
       <w:r>
+        <w:rPr>
+          <w:rFonts w:eastAsia="黑体"/>
+        </w:rPr>
         <w:t xml:space="preserve"> </w:t>
       </w:r>
       <w:r>
+        <w:rPr>
+          <w:rFonts w:eastAsia="黑体"/>
+        </w:rPr>
         <w:t xml:space="preserve">→</w:t>
       </w:r>
       <w:r>
+        <w:rPr>
+          <w:rFonts w:eastAsia="黑体"/>
+        </w:rPr>
         <w:t xml:space="preserve"> </w:t>
       </w:r>
       <m:oMath>
@@ -2204,11 +2527,14 @@
         </m:sSub>
       </m:oMath>
       <w:r>
+        <w:rPr>
+          <w:rFonts w:eastAsia="黑体"/>
+        </w:rPr>
         <w:t xml:space="preserve"> </w:t>
       </w:r>
       <w:r>
         <w:rPr>
-          <w:rFonts w:hint="eastAsia"/>
+          <w:rFonts w:hint="eastAsia" w:eastAsia="黑体"/>
         </w:rPr>
         <w:t xml:space="preserve">下降。</w:t>
       </w:r>
@@ -2237,6 +2563,7 @@
       </m:oMath>
       <w:r>
         <w:rPr>
+          <w:rFonts w:eastAsia="黑体"/>
           <w:b/>
           <w:bCs/>
         </w:rPr>
@@ -2244,19 +2571,28 @@
       </w:r>
       <w:r>
         <w:rPr>
-          <w:rFonts w:hint="eastAsia"/>
+          <w:rFonts w:hint="eastAsia" w:eastAsia="黑体"/>
           <w:b/>
           <w:bCs/>
         </w:rPr>
         <w:t xml:space="preserve">减小</w:t>
       </w:r>
       <w:r>
+        <w:rPr>
+          <w:rFonts w:eastAsia="黑体"/>
+        </w:rPr>
         <w:t xml:space="preserve"> </w:t>
       </w:r>
       <w:r>
+        <w:rPr>
+          <w:rFonts w:eastAsia="黑体"/>
+        </w:rPr>
         <w:t xml:space="preserve">→</w:t>
       </w:r>
       <w:r>
+        <w:rPr>
+          <w:rFonts w:eastAsia="黑体"/>
+        </w:rPr>
         <w:t xml:space="preserve"> </w:t>
       </w:r>
       <m:oMath>
@@ -2274,11 +2610,14 @@
         </m:sSub>
       </m:oMath>
       <w:r>
+        <w:rPr>
+          <w:rFonts w:eastAsia="黑体"/>
+        </w:rPr>
         <w:t xml:space="preserve"> </w:t>
       </w:r>
       <w:r>
         <w:rPr>
-          <w:rFonts w:hint="eastAsia"/>
+          <w:rFonts w:hint="eastAsia" w:eastAsia="黑体"/>
         </w:rPr>
         <w:t xml:space="preserve">上升、频率稳定度提高，但起振变难（回路损耗增大）。</w:t>
       </w:r>
@@ -2325,6 +2664,7 @@
       </m:oMath>
       <w:r>
         <w:rPr>
+          <w:rFonts w:eastAsia="黑体"/>
           <w:b/>
           <w:bCs/>
         </w:rPr>
@@ -2332,21 +2672,27 @@
       </w:r>
       <w:r>
         <w:rPr>
-          <w:rFonts w:hint="eastAsia"/>
+          <w:rFonts w:hint="eastAsia" w:eastAsia="黑体"/>
           <w:b/>
           <w:bCs/>
         </w:rPr>
         <w:t xml:space="preserve">分压比改变</w:t>
       </w:r>
       <w:r>
+        <w:rPr>
+          <w:rFonts w:eastAsia="黑体"/>
+        </w:rPr>
         <w:t xml:space="preserve"> </w:t>
       </w:r>
       <w:r>
+        <w:rPr>
+          <w:rFonts w:eastAsia="黑体"/>
+        </w:rPr>
         <w:t xml:space="preserve">→ </w:t>
       </w:r>
       <w:r>
         <w:rPr>
-          <w:rFonts w:hint="eastAsia"/>
+          <w:rFonts w:hint="eastAsia" w:eastAsia="黑体"/>
         </w:rPr>
         <w:t xml:space="preserve">改变反馈量与幅度，频率基本不变。</w:t>
       </w:r>
@@ -2359,7 +2705,7 @@
       </w:pPr>
       <w:r>
         <w:rPr>
-          <w:rFonts w:hint="eastAsia"/>
+          <w:rFonts w:hint="eastAsia" w:eastAsia="黑体"/>
         </w:rPr>
         <w:t xml:space="preserve">典型参数示例</w:t>
       </w:r>
@@ -2374,11 +2720,14 @@
       </w:pPr>
       <w:r>
         <w:rPr>
-          <w:rFonts w:hint="eastAsia"/>
+          <w:rFonts w:hint="eastAsia" w:eastAsia="黑体"/>
         </w:rPr>
         <w:t xml:space="preserve">取</w:t>
       </w:r>
       <w:r>
+        <w:rPr>
+          <w:rFonts w:eastAsia="黑体"/>
+        </w:rPr>
         <w:t xml:space="preserve"> </w:t>
       </w:r>
       <m:oMath>
@@ -2409,6 +2758,9 @@
         </m:r>
       </m:oMath>
       <w:r>
+        <w:rPr>
+          <w:rFonts w:eastAsia="黑体"/>
+        </w:rPr>
         <w:t xml:space="preserve">、</w:t>
       </w:r>
       <m:oMath>
@@ -2463,6 +2815,9 @@
         </m:r>
       </m:oMath>
       <w:r>
+        <w:rPr>
+          <w:rFonts w:eastAsia="黑体"/>
+        </w:rPr>
         <w:t xml:space="preserve">、</w:t>
       </w:r>
       <m:oMath>
@@ -2500,7 +2855,7 @@
       </m:oMath>
       <w:r>
         <w:rPr>
-          <w:rFonts w:hint="eastAsia"/>
+          <w:rFonts w:hint="eastAsia" w:eastAsia="黑体"/>
         </w:rPr>
         <w:t xml:space="preserve">：</w:t>
       </w:r>
@@ -2588,12 +2943,21 @@
         </m:f>
       </m:oMath>
       <w:r>
+        <w:rPr>
+          <w:rFonts w:eastAsia="黑体"/>
+        </w:rPr>
         <w:t xml:space="preserve"> </w:t>
       </w:r>
       <w:r>
+        <w:rPr>
+          <w:rFonts w:eastAsia="黑体"/>
+        </w:rPr>
         <w:t xml:space="preserve">pF</w:t>
       </w:r>
       <w:r>
+        <w:rPr>
+          <w:rFonts w:eastAsia="黑体"/>
+        </w:rPr>
         <w:t xml:space="preserve"> </w:t>
       </w:r>
       <m:oMath>
@@ -2619,7 +2983,7 @@
       </m:oMath>
       <w:r>
         <w:rPr>
-          <w:rFonts w:hint="eastAsia"/>
+          <w:rFonts w:hint="eastAsia" w:eastAsia="黑体"/>
         </w:rPr>
         <w:t xml:space="preserve">，</w:t>
       </w:r>
@@ -2740,6 +3104,9 @@
         </m:r>
       </m:oMath>
       <w:r>
+        <w:rPr>
+          <w:rFonts w:eastAsia="黑体"/>
+        </w:rPr>
         <w:t xml:space="preserve">。</w:t>
       </w:r>
     </w:p>
@@ -2753,11 +3120,14 @@
       </w:pPr>
       <w:r>
         <w:rPr>
-          <w:rFonts w:hint="eastAsia"/>
+          <w:rFonts w:hint="eastAsia" w:eastAsia="黑体"/>
         </w:rPr>
         <w:t xml:space="preserve">近似则</w:t>
       </w:r>
       <w:r>
+        <w:rPr>
+          <w:rFonts w:eastAsia="黑体"/>
+        </w:rPr>
         <w:t xml:space="preserve"> </w:t>
       </w:r>
       <m:oMath>
@@ -2878,11 +3248,14 @@
       </m:oMath>
       <w:r>
         <w:rPr>
-          <w:rFonts w:hint="eastAsia"/>
+          <w:rFonts w:hint="eastAsia" w:eastAsia="黑体"/>
         </w:rPr>
         <w:t xml:space="preserve">，说明</w:t>
       </w:r>
       <w:r>
+        <w:rPr>
+          <w:rFonts w:eastAsia="黑体"/>
+        </w:rPr>
         <w:t xml:space="preserve"> </w:t>
       </w:r>
       <m:oMath>
@@ -2918,11 +3291,14 @@
         </m:sSub>
       </m:oMath>
       <w:r>
+        <w:rPr>
+          <w:rFonts w:eastAsia="黑体"/>
+        </w:rPr>
         <w:t xml:space="preserve"> </w:t>
       </w:r>
       <w:r>
         <w:rPr>
-          <w:rFonts w:hint="eastAsia"/>
+          <w:rFonts w:hint="eastAsia" w:eastAsia="黑体"/>
         </w:rPr>
         <w:t xml:space="preserve">有拉低作用。</w:t>
       </w:r>
@@ -2935,7 +3311,7 @@
       </w:pPr>
       <w:r>
         <w:rPr>
-          <w:rFonts w:hint="eastAsia"/>
+          <w:rFonts w:hint="eastAsia" w:eastAsia="黑体"/>
         </w:rPr>
         <w:t xml:space="preserve">常见器件型号</w:t>
       </w:r>
@@ -2950,7 +3326,7 @@
       </w:pPr>
       <w:r>
         <w:rPr>
-          <w:rFonts w:hint="eastAsia"/>
+          <w:rFonts w:hint="eastAsia" w:eastAsia="黑体"/>
         </w:rPr>
         <w:t xml:space="preserve">晶体管：2N3904、2SC1674、BFR93A；FET：J310、BF245。</w:t>
       </w:r>
@@ -2963,7 +3339,7 @@
       </w:pPr>
       <w:r>
         <w:rPr>
-          <w:rFonts w:hint="eastAsia"/>
+          <w:rFonts w:hint="eastAsia" w:eastAsia="黑体"/>
         </w:rPr>
         <w:t xml:space="preserve">注意事项</w:t>
       </w:r>
@@ -2991,11 +3367,14 @@
         </m:sSub>
       </m:oMath>
       <w:r>
+        <w:rPr>
+          <w:rFonts w:eastAsia="黑体"/>
+        </w:rPr>
         <w:t xml:space="preserve"> </w:t>
       </w:r>
       <w:r>
         <w:rPr>
-          <w:rFonts w:hint="eastAsia"/>
+          <w:rFonts w:hint="eastAsia" w:eastAsia="黑体"/>
         </w:rPr>
         <w:t xml:space="preserve">减小提升频率稳定度但降低环路增益，需权衡起振裕度。</w:t>
       </w:r>
@@ -3023,20 +3402,26 @@
         </m:sSub>
       </m:oMath>
       <w:r>
+        <w:rPr>
+          <w:rFonts w:eastAsia="黑体"/>
+        </w:rPr>
         <w:t xml:space="preserve"> </w:t>
       </w:r>
       <w:r>
         <w:rPr>
-          <w:rFonts w:hint="eastAsia"/>
+          <w:rFonts w:hint="eastAsia" w:eastAsia="黑体"/>
         </w:rPr>
         <w:t xml:space="preserve">不宜过大，否则寄生电容影响重新显著，失去</w:t>
       </w:r>
       <w:r>
+        <w:rPr>
+          <w:rFonts w:eastAsia="黑体"/>
+        </w:rPr>
         <w:t xml:space="preserve"> Clapp </w:t>
       </w:r>
       <w:r>
         <w:rPr>
-          <w:rFonts w:hint="eastAsia"/>
+          <w:rFonts w:hint="eastAsia" w:eastAsia="黑体"/>
         </w:rPr>
         <w:t xml:space="preserve">结构优势。</w:t>
       </w:r>
@@ -3051,7 +3436,7 @@
       </w:pPr>
       <w:r>
         <w:rPr>
-          <w:rFonts w:hint="eastAsia"/>
+          <w:rFonts w:hint="eastAsia" w:eastAsia="黑体"/>
         </w:rPr>
         <w:t xml:space="preserve">高频时引线电感与结电容不可忽略，需实测调整。</w:t>
       </w:r>
@@ -3064,7 +3449,7 @@
       </w:pPr>
       <w:r>
         <w:rPr>
-          <w:rFonts w:hint="eastAsia"/>
+          <w:rFonts w:hint="eastAsia" w:eastAsia="黑体"/>
         </w:rPr>
         <w:t xml:space="preserve">参考资料</w:t>
       </w:r>
@@ -3078,6 +3463,9 @@
         </w:numPr>
       </w:pPr>
       <w:r>
+        <w:rPr>
+          <w:rFonts w:eastAsia="黑体"/>
+        </w:rPr>
         <w:t xml:space="preserve">Wikipedia: Clapp oscillator。</w:t>
       </w:r>
     </w:p>
@@ -3091,7 +3479,7 @@
       </w:pPr>
       <w:r>
         <w:rPr>
-          <w:rFonts w:hint="eastAsia"/>
+          <w:rFonts w:hint="eastAsia" w:eastAsia="黑体"/>
         </w:rPr>
         <w:t xml:space="preserve">《高频电子线路》（张肃文）。</w:t>
       </w:r>
@@ -3106,16 +3494,19 @@
       </w:pPr>
       <w:r>
         <w:rPr>
-          <w:rFonts w:hint="eastAsia"/>
+          <w:rFonts w:hint="eastAsia" w:eastAsia="黑体"/>
         </w:rPr>
         <w:t xml:space="preserve">《射频电路设计——理论与应用》（Reinhold</w:t>
       </w:r>
       <w:r>
+        <w:rPr>
+          <w:rFonts w:eastAsia="黑体"/>
+        </w:rPr>
         <w:t xml:space="preserve"> </w:t>
       </w:r>
       <w:r>
         <w:rPr>
-          <w:rFonts w:hint="eastAsia"/>
+          <w:rFonts w:hint="eastAsia" w:eastAsia="黑体"/>
         </w:rPr>
         <w:t xml:space="preserve">Ludwig）。</w:t>
       </w:r>
@@ -3129,11 +3520,11 @@
       </w:pPr>
       <w:r>
         <w:rPr>
-          <w:rFonts w:ascii="Times New Roman" w:hAnsi="Times New Roman"/>
+          <w:rFonts w:ascii="Times New Roman" w:hAnsi="Times New Roman" w:eastAsia="黑体"/>
           <w:color w:val="555555"/>
           <w:sz w:val="21"/>
         </w:rPr>
-        <w:t>材料收集者：杜文杰</w:t>
+        <w:t>材料收集者：杜文杰，WX手机：19519196569，QQ:3478827729</w:t>
       </w:r>
     </w:p>
     <w:sectPr>
@@ -3153,7 +3544,7 @@
 </file>
 
 <file path=word/footer1.xml><?xml version="1.0" encoding="utf-8"?>
-<w:ftr xmlns:m="http://schemas.openxmlformats.org/officeDocument/2006/math" xmlns:mc="http://schemas.openxmlformats.org/markup-compatibility/2006" xmlns:mo="http://schemas.microsoft.com/office/mac/office/2008/main" xmlns:mv="urn:schemas-microsoft-com:mac:vml" xmlns:o="urn:schemas-microsoft-com:office:office" xmlns:r="http://schemas.openxmlformats.org/officeDocument/2006/relationships" xmlns:v="urn:schemas-microsoft-com:vml" xmlns:w10="urn:schemas-microsoft-com:office:word" xmlns:w14="http://schemas.microsoft.com/office/word/2010/wordml" xmlns:w="http://schemas.openxmlformats.org/wordprocessingml/2006/main" xmlns:wne="http://schemas.microsoft.com/office/word/2006/wordml" xmlns:wp14="http://schemas.microsoft.com/office/word/2010/wordprocessingDrawing" xmlns:wp="http://schemas.openxmlformats.org/drawingml/2006/wordprocessingDrawing" xmlns:wpc="http://schemas.microsoft.com/office/word/2010/wordprocessingCanvas" xmlns:wpg="http://schemas.microsoft.com/office/word/2010/wordprocessingGroup" xmlns:wpi="http://schemas.microsoft.com/office/word/2010/wordprocessingInk" xmlns:wps="http://schemas.microsoft.com/office/word/2010/wordprocessingShape" mc:Ignorable="w14 wp14">
+<w:ftr xmlns:mc="http://schemas.openxmlformats.org/markup-compatibility/2006" xmlns:w="http://schemas.openxmlformats.org/wordprocessingml/2006/main" xmlns:m="http://schemas.openxmlformats.org/officeDocument/2006/math" xmlns:mo="http://schemas.microsoft.com/office/mac/office/2008/main" xmlns:mv="urn:schemas-microsoft-com:mac:vml" xmlns:o="urn:schemas-microsoft-com:office:office" xmlns:r="http://schemas.openxmlformats.org/officeDocument/2006/relationships" xmlns:v="urn:schemas-microsoft-com:vml" xmlns:w10="urn:schemas-microsoft-com:office:word" xmlns:w14="http://schemas.microsoft.com/office/word/2010/wordml" xmlns:wne="http://schemas.microsoft.com/office/word/2006/wordml" xmlns:wp14="http://schemas.microsoft.com/office/word/2010/wordprocessingDrawing" xmlns:wp="http://schemas.openxmlformats.org/drawingml/2006/wordprocessingDrawing" xmlns:wpc="http://schemas.microsoft.com/office/word/2010/wordprocessingCanvas" xmlns:wpg="http://schemas.microsoft.com/office/word/2010/wordprocessingGroup" xmlns:wpi="http://schemas.microsoft.com/office/word/2010/wordprocessingInk" xmlns:wps="http://schemas.microsoft.com/office/word/2010/wordprocessingShape" mc:Ignorable="w14 wp14">
   <w:p>
     <w:pPr>
       <w:pStyle w:val="Footer"/>
@@ -3161,12 +3552,14 @@
     </w:pPr>
     <w:r>
       <w:rPr>
+        <w:rFonts w:eastAsia="黑体"/>
         <w:sz w:val="18"/>
       </w:rPr>
       <w:t xml:space="preserve">第 </w:t>
     </w:r>
     <w:r>
       <w:rPr>
+        <w:rFonts w:eastAsia="黑体"/>
         <w:sz w:val="18"/>
       </w:rPr>
       <w:fldChar w:fldCharType="begin"/>
@@ -3175,6 +3568,7 @@
     </w:r>
     <w:r>
       <w:rPr>
+        <w:rFonts w:eastAsia="黑体"/>
         <w:sz w:val="18"/>
       </w:rPr>
       <w:t xml:space="preserve"> 页</w:t>
@@ -3188,6 +3582,9 @@
   <w:footnote w:type="continuationSeparator" w:id="0">
     <w:p>
       <w:r>
+        <w:rPr>
+          <w:rFonts w:eastAsia="黑体"/>
+        </w:rPr>
         <w:continuationSeparator/>
       </w:r>
     </w:p>
@@ -3195,6 +3592,9 @@
   <w:footnote w:type="separator" w:id="-1">
     <w:p>
       <w:r>
+        <w:rPr>
+          <w:rFonts w:eastAsia="黑体"/>
+        </w:rPr>
         <w:separator/>
       </w:r>
     </w:p>
@@ -3203,7 +3603,7 @@
 </file>
 
 <file path=word/header1.xml><?xml version="1.0" encoding="utf-8"?>
-<w:hdr xmlns:m="http://schemas.openxmlformats.org/officeDocument/2006/math" xmlns:mc="http://schemas.openxmlformats.org/markup-compatibility/2006" xmlns:mo="http://schemas.microsoft.com/office/mac/office/2008/main" xmlns:mv="urn:schemas-microsoft-com:mac:vml" xmlns:o="urn:schemas-microsoft-com:office:office" xmlns:r="http://schemas.openxmlformats.org/officeDocument/2006/relationships" xmlns:v="urn:schemas-microsoft-com:vml" xmlns:w10="urn:schemas-microsoft-com:office:word" xmlns:w14="http://schemas.microsoft.com/office/word/2010/wordml" xmlns:w="http://schemas.openxmlformats.org/wordprocessingml/2006/main" xmlns:wne="http://schemas.microsoft.com/office/word/2006/wordml" xmlns:wp14="http://schemas.microsoft.com/office/word/2010/wordprocessingDrawing" xmlns:wp="http://schemas.openxmlformats.org/drawingml/2006/wordprocessingDrawing" xmlns:wpc="http://schemas.microsoft.com/office/word/2010/wordprocessingCanvas" xmlns:wpg="http://schemas.microsoft.com/office/word/2010/wordprocessingGroup" xmlns:wpi="http://schemas.microsoft.com/office/word/2010/wordprocessingInk" xmlns:wps="http://schemas.microsoft.com/office/word/2010/wordprocessingShape" mc:Ignorable="w14 wp14">
+<w:hdr xmlns:mc="http://schemas.openxmlformats.org/markup-compatibility/2006" xmlns:w="http://schemas.openxmlformats.org/wordprocessingml/2006/main" xmlns:m="http://schemas.openxmlformats.org/officeDocument/2006/math" xmlns:mo="http://schemas.microsoft.com/office/mac/office/2008/main" xmlns:mv="urn:schemas-microsoft-com:mac:vml" xmlns:o="urn:schemas-microsoft-com:office:office" xmlns:r="http://schemas.openxmlformats.org/officeDocument/2006/relationships" xmlns:v="urn:schemas-microsoft-com:vml" xmlns:w10="urn:schemas-microsoft-com:office:word" xmlns:w14="http://schemas.microsoft.com/office/word/2010/wordml" xmlns:wne="http://schemas.microsoft.com/office/word/2006/wordml" xmlns:wp14="http://schemas.microsoft.com/office/word/2010/wordprocessingDrawing" xmlns:wp="http://schemas.openxmlformats.org/drawingml/2006/wordprocessingDrawing" xmlns:wpc="http://schemas.microsoft.com/office/word/2010/wordprocessingCanvas" xmlns:wpg="http://schemas.microsoft.com/office/word/2010/wordprocessingGroup" xmlns:wpi="http://schemas.microsoft.com/office/word/2010/wordprocessingInk" xmlns:wps="http://schemas.microsoft.com/office/word/2010/wordprocessingShape" mc:Ignorable="w14 wp14">
   <w:p>
     <w:pPr>
       <w:pStyle w:val="Header"/>
@@ -3211,7 +3611,7 @@
     </w:pPr>
     <w:r>
       <w:rPr>
-        <w:rFonts w:ascii="Times New Roman" w:hAnsi="Times New Roman"/>
+        <w:rFonts w:ascii="Times New Roman" w:hAnsi="Times New Roman" w:eastAsia="黑体"/>
         <w:sz w:val="18"/>
         <w:rFonts w:eastAsia="黑体"/>
         <w:rFonts w:eastAsia="黑体"/>
@@ -3223,7 +3623,7 @@
 </file>
 
 <file path=word/numbering.xml><?xml version="1.0" encoding="utf-8"?>
-<w:numbering xmlns:m="http://schemas.openxmlformats.org/officeDocument/2006/math" xmlns:mc="http://schemas.openxmlformats.org/markup-compatibility/2006" xmlns:mo="http://schemas.microsoft.com/office/mac/office/2008/main" xmlns:mv="urn:schemas-microsoft-com:mac:vml" xmlns:o="urn:schemas-microsoft-com:office:office" xmlns:r="http://schemas.openxmlformats.org/officeDocument/2006/relationships" xmlns:v="urn:schemas-microsoft-com:vml" xmlns:w="http://schemas.openxmlformats.org/wordprocessingml/2006/main" xmlns:w10="urn:schemas-microsoft-com:office:word" xmlns:w14="http://schemas.microsoft.com/office/word/2010/wordml" xmlns:wne="http://schemas.microsoft.com/office/word/2006/wordml" xmlns:wp="http://schemas.openxmlformats.org/drawingml/2006/wordprocessingDrawing" xmlns:wp14="http://schemas.microsoft.com/office/word/2010/wordprocessingDrawing" xmlns:wpc="http://schemas.microsoft.com/office/word/2010/wordprocessingCanvas" xmlns:wpg="http://schemas.microsoft.com/office/word/2010/wordprocessingGroup" xmlns:wpi="http://schemas.microsoft.com/office/word/2010/wordprocessingInk" xmlns:wps="http://schemas.microsoft.com/office/word/2010/wordprocessingShape" mc:Ignorable="w14 wp14">
+<w:numbering xmlns:mc="http://schemas.openxmlformats.org/markup-compatibility/2006" xmlns:w="http://schemas.openxmlformats.org/wordprocessingml/2006/main" xmlns:m="http://schemas.openxmlformats.org/officeDocument/2006/math" xmlns:mo="http://schemas.microsoft.com/office/mac/office/2008/main" xmlns:mv="urn:schemas-microsoft-com:mac:vml" xmlns:o="urn:schemas-microsoft-com:office:office" xmlns:r="http://schemas.openxmlformats.org/officeDocument/2006/relationships" xmlns:v="urn:schemas-microsoft-com:vml" xmlns:w10="urn:schemas-microsoft-com:office:word" xmlns:w14="http://schemas.microsoft.com/office/word/2010/wordml" xmlns:wne="http://schemas.microsoft.com/office/word/2006/wordml" xmlns:wp="http://schemas.openxmlformats.org/drawingml/2006/wordprocessingDrawing" xmlns:wp14="http://schemas.microsoft.com/office/word/2010/wordprocessingDrawing" xmlns:wpc="http://schemas.microsoft.com/office/word/2010/wordprocessingCanvas" xmlns:wpg="http://schemas.microsoft.com/office/word/2010/wordprocessingGroup" xmlns:wpi="http://schemas.microsoft.com/office/word/2010/wordprocessingInk" xmlns:wps="http://schemas.microsoft.com/office/word/2010/wordprocessingShape" mc:Ignorable="w14 wp14">
   <w:abstractNum w:abstractNumId="0">
     <w:nsid w:val="FFFFFF7C"/>
     <w:multiLevelType w:val="singleLevel"/>
@@ -3310,7 +3710,7 @@
         <w:ind w:hanging="360" w:left="1440"/>
       </w:pPr>
       <w:rPr>
-        <w:rFonts w:ascii="Symbol" w:hAnsi="Symbol" w:hint="default"/>
+        <w:rFonts w:ascii="Symbol" w:hAnsi="Symbol" w:hint="default" w:eastAsia="黑体"/>
       </w:rPr>
     </w:lvl>
   </w:abstractNum>
@@ -3331,7 +3731,7 @@
         <w:ind w:hanging="360" w:left="1080"/>
       </w:pPr>
       <w:rPr>
-        <w:rFonts w:ascii="Symbol" w:hAnsi="Symbol" w:hint="default"/>
+        <w:rFonts w:ascii="Symbol" w:hAnsi="Symbol" w:hint="default" w:eastAsia="黑体"/>
       </w:rPr>
     </w:lvl>
   </w:abstractNum>
@@ -3352,7 +3752,7 @@
         <w:ind w:hanging="360" w:left="720"/>
       </w:pPr>
       <w:rPr>
-        <w:rFonts w:ascii="Symbol" w:hAnsi="Symbol" w:hint="default"/>
+        <w:rFonts w:ascii="Symbol" w:hAnsi="Symbol" w:hint="default" w:eastAsia="黑体"/>
       </w:rPr>
     </w:lvl>
   </w:abstractNum>
@@ -3391,7 +3791,7 @@
         <w:ind w:hanging="360" w:left="360"/>
       </w:pPr>
       <w:rPr>
-        <w:rFonts w:ascii="Symbol" w:hAnsi="Symbol" w:hint="default"/>
+        <w:rFonts w:ascii="Symbol" w:hAnsi="Symbol" w:hint="default" w:eastAsia="黑体"/>
       </w:rPr>
     </w:lvl>
   </w:abstractNum>
@@ -3482,7 +3882,7 @@
         <w:ind w:left="720" w:hanging="360"/>
       </w:pPr>
       <w:rPr>
-        <w:rFonts w:ascii="Symbol" w:hAnsi="Symbol" w:cs="Symbol" w:hint="default"/>
+        <w:rFonts w:ascii="Symbol" w:hAnsi="Symbol" w:cs="Symbol" w:hint="default" w:eastAsia="黑体"/>
       </w:rPr>
     </w:lvl>
     <w:lvl w:ilvl="1">
@@ -3493,7 +3893,7 @@
         <w:ind w:left="1440" w:hanging="360"/>
       </w:pPr>
       <w:rPr>
-        <w:rFonts w:ascii="Courier New" w:hAnsi="Courier New" w:cs="Courier New" w:hint="default"/>
+        <w:rFonts w:ascii="Courier New" w:hAnsi="Courier New" w:cs="Courier New" w:hint="default" w:eastAsia="黑体"/>
       </w:rPr>
     </w:lvl>
     <w:lvl w:ilvl="2">
@@ -3504,7 +3904,7 @@
         <w:ind w:left="2160" w:hanging="360"/>
       </w:pPr>
       <w:rPr>
-        <w:rFonts w:ascii="Wingdings" w:hAnsi="Wingdings" w:cs="Wingdings" w:hint="default"/>
+        <w:rFonts w:ascii="Wingdings" w:hAnsi="Wingdings" w:cs="Wingdings" w:hint="default" w:eastAsia="黑体"/>
       </w:rPr>
     </w:lvl>
     <w:lvl w:ilvl="3">
@@ -3515,7 +3915,7 @@
         <w:ind w:left="2880" w:hanging="360"/>
       </w:pPr>
       <w:rPr>
-        <w:rFonts w:ascii="Symbol" w:hAnsi="Symbol" w:cs="Symbol" w:hint="default"/>
+        <w:rFonts w:ascii="Symbol" w:hAnsi="Symbol" w:cs="Symbol" w:hint="default" w:eastAsia="黑体"/>
       </w:rPr>
     </w:lvl>
     <w:lvl w:ilvl="4">
@@ -3526,7 +3926,7 @@
         <w:ind w:left="3600" w:hanging="360"/>
       </w:pPr>
       <w:rPr>
-        <w:rFonts w:ascii="Courier New" w:hAnsi="Courier New" w:cs="Courier New" w:hint="default"/>
+        <w:rFonts w:ascii="Courier New" w:hAnsi="Courier New" w:cs="Courier New" w:hint="default" w:eastAsia="黑体"/>
       </w:rPr>
     </w:lvl>
     <w:lvl w:ilvl="5">
@@ -3537,7 +3937,7 @@
         <w:ind w:left="4320" w:hanging="360"/>
       </w:pPr>
       <w:rPr>
-        <w:rFonts w:ascii="Wingdings" w:hAnsi="Wingdings" w:cs="Wingdings" w:hint="default"/>
+        <w:rFonts w:ascii="Wingdings" w:hAnsi="Wingdings" w:cs="Wingdings" w:hint="default" w:eastAsia="黑体"/>
       </w:rPr>
     </w:lvl>
     <w:lvl w:ilvl="6">
@@ -3548,7 +3948,7 @@
         <w:ind w:left="5040" w:hanging="360"/>
       </w:pPr>
       <w:rPr>
-        <w:rFonts w:ascii="Symbol" w:hAnsi="Symbol" w:cs="Symbol" w:hint="default"/>
+        <w:rFonts w:ascii="Symbol" w:hAnsi="Symbol" w:cs="Symbol" w:hint="default" w:eastAsia="黑体"/>
       </w:rPr>
     </w:lvl>
     <w:lvl w:ilvl="7">
@@ -3559,7 +3959,7 @@
         <w:ind w:left="5760" w:hanging="360"/>
       </w:pPr>
       <w:rPr>
-        <w:rFonts w:ascii="Courier New" w:hAnsi="Courier New" w:cs="Courier New" w:hint="default"/>
+        <w:rFonts w:ascii="Courier New" w:hAnsi="Courier New" w:cs="Courier New" w:hint="default" w:eastAsia="黑体"/>
       </w:rPr>
     </w:lvl>
     <w:lvl w:ilvl="8">
@@ -3570,7 +3970,7 @@
         <w:ind w:left="6480" w:hanging="360"/>
       </w:pPr>
       <w:rPr>
-        <w:rFonts w:ascii="Wingdings" w:hAnsi="Wingdings" w:cs="Wingdings" w:hint="default"/>
+        <w:rFonts w:ascii="Wingdings" w:hAnsi="Wingdings" w:cs="Wingdings" w:hint="default" w:eastAsia="黑体"/>
       </w:rPr>
     </w:lvl>
   </w:abstractNum>
@@ -3626,11 +4026,11 @@
 </file>
 
 <file path=word/styles.xml><?xml version="1.0" encoding="utf-8"?>
-<w:styles xmlns:mc="http://schemas.openxmlformats.org/markup-compatibility/2006" xmlns:r="http://schemas.openxmlformats.org/officeDocument/2006/relationships" xmlns:w="http://schemas.openxmlformats.org/wordprocessingml/2006/main" xmlns:w14="http://schemas.microsoft.com/office/word/2010/wordml" mc:Ignorable="w14">
+<w:styles xmlns:mc="http://schemas.openxmlformats.org/markup-compatibility/2006" xmlns:w="http://schemas.openxmlformats.org/wordprocessingml/2006/main" xmlns:r="http://schemas.openxmlformats.org/officeDocument/2006/relationships" xmlns:w14="http://schemas.microsoft.com/office/word/2010/wordml" mc:Ignorable="w14">
   <w:docDefaults>
     <w:rPrDefault>
       <w:rPr>
-        <w:rFonts w:asciiTheme="minorHAnsi" w:cstheme="minorBidi" w:eastAsiaTheme="minorEastAsia" w:hAnsiTheme="minorHAnsi"/>
+        <w:rFonts w:asciiTheme="minorHAnsi" w:cstheme="minorBidi" w:hAnsiTheme="minorHAnsi" w:eastAsia="黑体"/>
         <w:sz w:val="22"/>
         <w:szCs w:val="22"/>
         <w:lang w:bidi="ar-SA" w:eastAsia="en-US" w:val="en-US"/>
@@ -3852,7 +4252,7 @@
       <w:outlineLvl w:val="0"/>
     </w:pPr>
     <w:rPr>
-      <w:rFonts w:ascii="Times New Roman" w:asciiTheme="majorHAnsi" w:cstheme="majorBidi" w:eastAsia="黑体" w:eastAsiaTheme="majorEastAsia" w:hAnsi="Times New Roman" w:hAnsiTheme="majorHAnsi"/>
+      <w:rFonts w:ascii="Times New Roman" w:asciiTheme="majorHAnsi" w:cstheme="majorBidi" w:eastAsia="黑体" w:hAnsi="Times New Roman" w:hAnsiTheme="majorHAnsi"/>
       <w:b/>
       <w:bCs/>
       <w:color w:val="1F3864"/>
@@ -3876,7 +4276,7 @@
       <w:outlineLvl w:val="1"/>
     </w:pPr>
     <w:rPr>
-      <w:rFonts w:ascii="Times New Roman" w:asciiTheme="majorHAnsi" w:cstheme="majorBidi" w:eastAsia="黑体" w:eastAsiaTheme="majorEastAsia" w:hAnsi="Times New Roman" w:hAnsiTheme="majorHAnsi"/>
+      <w:rFonts w:ascii="Times New Roman" w:asciiTheme="majorHAnsi" w:cstheme="majorBidi" w:eastAsia="黑体" w:hAnsi="Times New Roman" w:hAnsiTheme="majorHAnsi"/>
       <w:b/>
       <w:bCs/>
       <w:color w:val="2E4E7E"/>
@@ -3900,7 +4300,7 @@
       <w:outlineLvl w:val="2"/>
     </w:pPr>
     <w:rPr>
-      <w:rFonts w:ascii="Times New Roman" w:asciiTheme="majorHAnsi" w:cstheme="majorBidi" w:eastAsia="黑体" w:eastAsiaTheme="majorEastAsia" w:hAnsi="Times New Roman" w:hAnsiTheme="majorHAnsi"/>
+      <w:rFonts w:ascii="Times New Roman" w:asciiTheme="majorHAnsi" w:cstheme="majorBidi" w:eastAsia="黑体" w:hAnsi="Times New Roman" w:hAnsiTheme="majorHAnsi"/>
       <w:b/>
       <w:bCs/>
       <w:color w:val="2E4E7E"/>
@@ -3924,7 +4324,7 @@
       <w:outlineLvl w:val="3"/>
     </w:pPr>
     <w:rPr>
-      <w:rFonts w:ascii="Times New Roman" w:asciiTheme="majorHAnsi" w:cstheme="majorBidi" w:eastAsia="黑体" w:eastAsiaTheme="majorEastAsia" w:hAnsi="Times New Roman" w:hAnsiTheme="majorHAnsi"/>
+      <w:rFonts w:ascii="Times New Roman" w:asciiTheme="majorHAnsi" w:cstheme="majorBidi" w:eastAsia="黑体" w:hAnsi="Times New Roman" w:hAnsiTheme="majorHAnsi"/>
       <w:b/>
       <w:bCs/>
       <w:i/>
@@ -3950,7 +4350,7 @@
       <w:outlineLvl w:val="4"/>
     </w:pPr>
     <w:rPr>
-      <w:rFonts w:ascii="Times New Roman" w:asciiTheme="majorHAnsi" w:cstheme="majorBidi" w:eastAsia="黑体" w:eastAsiaTheme="majorEastAsia" w:hAnsi="Times New Roman" w:hAnsiTheme="majorHAnsi"/>
+      <w:rFonts w:ascii="Times New Roman" w:asciiTheme="majorHAnsi" w:cstheme="majorBidi" w:eastAsia="黑体" w:hAnsi="Times New Roman" w:hAnsiTheme="majorHAnsi"/>
       <w:b/>
       <w:color w:val="333333"/>
       <w:sz w:val="22"/>
@@ -3973,7 +4373,7 @@
       <w:outlineLvl w:val="5"/>
     </w:pPr>
     <w:rPr>
-      <w:rFonts w:asciiTheme="majorHAnsi" w:cstheme="majorBidi" w:eastAsiaTheme="majorEastAsia" w:hAnsiTheme="majorHAnsi"/>
+      <w:rFonts w:asciiTheme="majorHAnsi" w:cstheme="majorBidi" w:hAnsiTheme="majorHAnsi" w:eastAsia="黑体"/>
       <w:i/>
       <w:iCs/>
       <w:color w:themeColor="accent1" w:themeShade="7F" w:val="243F60"/>
@@ -3996,7 +4396,7 @@
       <w:outlineLvl w:val="6"/>
     </w:pPr>
     <w:rPr>
-      <w:rFonts w:asciiTheme="majorHAnsi" w:cstheme="majorBidi" w:eastAsiaTheme="majorEastAsia" w:hAnsiTheme="majorHAnsi"/>
+      <w:rFonts w:asciiTheme="majorHAnsi" w:cstheme="majorBidi" w:hAnsiTheme="majorHAnsi" w:eastAsia="黑体"/>
       <w:i/>
       <w:iCs/>
       <w:color w:themeColor="text1" w:themeTint="BF" w:val="404040"/>
@@ -4019,7 +4419,7 @@
       <w:outlineLvl w:val="7"/>
     </w:pPr>
     <w:rPr>
-      <w:rFonts w:asciiTheme="majorHAnsi" w:cstheme="majorBidi" w:eastAsiaTheme="majorEastAsia" w:hAnsiTheme="majorHAnsi"/>
+      <w:rFonts w:asciiTheme="majorHAnsi" w:cstheme="majorBidi" w:hAnsiTheme="majorHAnsi" w:eastAsia="黑体"/>
       <w:color w:themeColor="accent1" w:val="4F81BD"/>
       <w:sz w:val="20"/>
       <w:szCs w:val="20"/>
@@ -4042,7 +4442,7 @@
       <w:outlineLvl w:val="8"/>
     </w:pPr>
     <w:rPr>
-      <w:rFonts w:asciiTheme="majorHAnsi" w:cstheme="majorBidi" w:eastAsiaTheme="majorEastAsia" w:hAnsiTheme="majorHAnsi"/>
+      <w:rFonts w:asciiTheme="majorHAnsi" w:cstheme="majorBidi" w:hAnsiTheme="majorHAnsi" w:eastAsia="黑体"/>
       <w:i/>
       <w:iCs/>
       <w:color w:themeColor="text1" w:themeTint="BF" w:val="404040"/>
@@ -4093,7 +4493,7 @@
     <w:uiPriority w:val="9"/>
     <w:rsid w:val="00FC693F"/>
     <w:rPr>
-      <w:rFonts w:asciiTheme="majorHAnsi" w:cstheme="majorBidi" w:eastAsiaTheme="majorEastAsia" w:hAnsiTheme="majorHAnsi"/>
+      <w:rFonts w:asciiTheme="majorHAnsi" w:cstheme="majorBidi" w:hAnsiTheme="majorHAnsi" w:eastAsia="黑体"/>
       <w:b/>
       <w:bCs/>
       <w:color w:themeColor="accent1" w:themeShade="BF" w:val="365F91"/>
@@ -4108,7 +4508,7 @@
     <w:uiPriority w:val="9"/>
     <w:rsid w:val="00FC693F"/>
     <w:rPr>
-      <w:rFonts w:asciiTheme="majorHAnsi" w:cstheme="majorBidi" w:eastAsiaTheme="majorEastAsia" w:hAnsiTheme="majorHAnsi"/>
+      <w:rFonts w:asciiTheme="majorHAnsi" w:cstheme="majorBidi" w:hAnsiTheme="majorHAnsi" w:eastAsia="黑体"/>
       <w:b/>
       <w:bCs/>
       <w:color w:themeColor="accent1" w:val="4F81BD"/>
@@ -4123,7 +4523,7 @@
     <w:uiPriority w:val="9"/>
     <w:rsid w:val="00FC693F"/>
     <w:rPr>
-      <w:rFonts w:asciiTheme="majorHAnsi" w:cstheme="majorBidi" w:eastAsiaTheme="majorEastAsia" w:hAnsiTheme="majorHAnsi"/>
+      <w:rFonts w:asciiTheme="majorHAnsi" w:cstheme="majorBidi" w:hAnsiTheme="majorHAnsi" w:eastAsia="黑体"/>
       <w:b/>
       <w:bCs/>
       <w:color w:themeColor="accent1" w:val="4F81BD"/>
@@ -4146,7 +4546,7 @@
       <w:contextualSpacing/>
     </w:pPr>
     <w:rPr>
-      <w:rFonts w:ascii="Times New Roman" w:asciiTheme="majorHAnsi" w:cstheme="majorBidi" w:eastAsia="黑体" w:eastAsiaTheme="majorEastAsia" w:hAnsi="Times New Roman" w:hAnsiTheme="majorHAnsi"/>
+      <w:rFonts w:ascii="Times New Roman" w:asciiTheme="majorHAnsi" w:cstheme="majorBidi" w:eastAsia="黑体" w:hAnsi="Times New Roman" w:hAnsiTheme="majorHAnsi"/>
       <w:b/>
       <w:color w:val="1F3864"/>
       <w:spacing w:val="5"/>
@@ -4162,7 +4562,7 @@
     <w:uiPriority w:val="10"/>
     <w:rsid w:val="00FC693F"/>
     <w:rPr>
-      <w:rFonts w:asciiTheme="majorHAnsi" w:cstheme="majorBidi" w:eastAsiaTheme="majorEastAsia" w:hAnsiTheme="majorHAnsi"/>
+      <w:rFonts w:asciiTheme="majorHAnsi" w:cstheme="majorBidi" w:hAnsiTheme="majorHAnsi" w:eastAsia="黑体"/>
       <w:color w:themeColor="text2" w:themeShade="BF" w:val="17365D"/>
       <w:spacing w:val="5"/>
       <w:kern w:val="28"/>
@@ -4184,7 +4584,7 @@
       </w:numPr>
     </w:pPr>
     <w:rPr>
-      <w:rFonts w:asciiTheme="majorHAnsi" w:cstheme="majorBidi" w:eastAsiaTheme="majorEastAsia" w:hAnsiTheme="majorHAnsi"/>
+      <w:rFonts w:asciiTheme="majorHAnsi" w:cstheme="majorBidi" w:hAnsiTheme="majorHAnsi" w:eastAsia="黑体"/>
       <w:i/>
       <w:iCs/>
       <w:color w:themeColor="accent1" w:val="4F81BD"/>
@@ -4200,7 +4600,7 @@
     <w:uiPriority w:val="11"/>
     <w:rsid w:val="00FC693F"/>
     <w:rPr>
-      <w:rFonts w:asciiTheme="majorHAnsi" w:cstheme="majorBidi" w:eastAsiaTheme="majorEastAsia" w:hAnsiTheme="majorHAnsi"/>
+      <w:rFonts w:asciiTheme="majorHAnsi" w:cstheme="majorBidi" w:hAnsiTheme="majorHAnsi" w:eastAsia="黑体"/>
       <w:i/>
       <w:iCs/>
       <w:color w:themeColor="accent1" w:val="4F81BD"/>
@@ -4267,6 +4667,7 @@
       <w:spacing w:after="120"/>
     </w:pPr>
     <w:rPr>
+      <w:rFonts w:eastAsia="黑体"/>
       <w:sz w:val="16"/>
       <w:szCs w:val="16"/>
     </w:rPr>
@@ -4278,6 +4679,7 @@
     <w:uiPriority w:val="99"/>
     <w:rsid w:val="00AA1D8D"/>
     <w:rPr>
+      <w:rFonts w:eastAsia="黑体"/>
       <w:sz w:val="16"/>
       <w:szCs w:val="16"/>
     </w:rPr>
@@ -4447,7 +4849,7 @@
       </w:tabs>
     </w:pPr>
     <w:rPr>
-      <w:rFonts w:ascii="Courier" w:hAnsi="Courier"/>
+      <w:rFonts w:ascii="Courier" w:hAnsi="Courier" w:eastAsia="黑体"/>
       <w:sz w:val="20"/>
       <w:szCs w:val="20"/>
     </w:rPr>
@@ -4459,7 +4861,7 @@
     <w:uiPriority w:val="99"/>
     <w:rsid w:val="0029639D"/>
     <w:rPr>
-      <w:rFonts w:ascii="Courier" w:hAnsi="Courier"/>
+      <w:rFonts w:ascii="Courier" w:hAnsi="Courier" w:eastAsia="黑体"/>
       <w:sz w:val="20"/>
       <w:szCs w:val="20"/>
     </w:rPr>
@@ -4495,6 +4897,7 @@
     <w:uiPriority w:val="29"/>
     <w:rsid w:val="00FC693F"/>
     <w:rPr>
+      <w:rFonts w:eastAsia="黑体"/>
       <w:i/>
       <w:iCs/>
       <w:color w:themeColor="text1" w:val="000000"/>
@@ -4508,7 +4911,7 @@
     <w:semiHidden/>
     <w:rsid w:val="00FC693F"/>
     <w:rPr>
-      <w:rFonts w:asciiTheme="majorHAnsi" w:cstheme="majorBidi" w:eastAsiaTheme="majorEastAsia" w:hAnsiTheme="majorHAnsi"/>
+      <w:rFonts w:asciiTheme="majorHAnsi" w:cstheme="majorBidi" w:hAnsiTheme="majorHAnsi" w:eastAsia="黑体"/>
       <w:b/>
       <w:bCs/>
       <w:i/>
@@ -4524,7 +4927,7 @@
     <w:semiHidden/>
     <w:rsid w:val="00FC693F"/>
     <w:rPr>
-      <w:rFonts w:asciiTheme="majorHAnsi" w:cstheme="majorBidi" w:eastAsiaTheme="majorEastAsia" w:hAnsiTheme="majorHAnsi"/>
+      <w:rFonts w:asciiTheme="majorHAnsi" w:cstheme="majorBidi" w:hAnsiTheme="majorHAnsi" w:eastAsia="黑体"/>
       <w:color w:themeColor="accent1" w:themeShade="7F" w:val="243F60"/>
     </w:rPr>
   </w:style>
@@ -4536,7 +4939,7 @@
     <w:semiHidden/>
     <w:rsid w:val="00FC693F"/>
     <w:rPr>
-      <w:rFonts w:asciiTheme="majorHAnsi" w:cstheme="majorBidi" w:eastAsiaTheme="majorEastAsia" w:hAnsiTheme="majorHAnsi"/>
+      <w:rFonts w:asciiTheme="majorHAnsi" w:cstheme="majorBidi" w:hAnsiTheme="majorHAnsi" w:eastAsia="黑体"/>
       <w:i/>
       <w:iCs/>
       <w:color w:themeColor="accent1" w:themeShade="7F" w:val="243F60"/>
@@ -4550,7 +4953,7 @@
     <w:semiHidden/>
     <w:rsid w:val="00FC693F"/>
     <w:rPr>
-      <w:rFonts w:asciiTheme="majorHAnsi" w:cstheme="majorBidi" w:eastAsiaTheme="majorEastAsia" w:hAnsiTheme="majorHAnsi"/>
+      <w:rFonts w:asciiTheme="majorHAnsi" w:cstheme="majorBidi" w:hAnsiTheme="majorHAnsi" w:eastAsia="黑体"/>
       <w:i/>
       <w:iCs/>
       <w:color w:themeColor="text1" w:themeTint="BF" w:val="404040"/>
@@ -4564,7 +4967,7 @@
     <w:semiHidden/>
     <w:rsid w:val="00FC693F"/>
     <w:rPr>
-      <w:rFonts w:asciiTheme="majorHAnsi" w:cstheme="majorBidi" w:eastAsiaTheme="majorEastAsia" w:hAnsiTheme="majorHAnsi"/>
+      <w:rFonts w:asciiTheme="majorHAnsi" w:cstheme="majorBidi" w:hAnsiTheme="majorHAnsi" w:eastAsia="黑体"/>
       <w:color w:themeColor="accent1" w:val="4F81BD"/>
       <w:sz w:val="20"/>
       <w:szCs w:val="20"/>
@@ -4578,7 +4981,7 @@
     <w:semiHidden/>
     <w:rsid w:val="00FC693F"/>
     <w:rPr>
-      <w:rFonts w:asciiTheme="majorHAnsi" w:cstheme="majorBidi" w:eastAsiaTheme="majorEastAsia" w:hAnsiTheme="majorHAnsi"/>
+      <w:rFonts w:asciiTheme="majorHAnsi" w:cstheme="majorBidi" w:hAnsiTheme="majorHAnsi" w:eastAsia="黑体"/>
       <w:i/>
       <w:iCs/>
       <w:color w:themeColor="text1" w:themeTint="BF" w:val="404040"/>
@@ -4599,6 +5002,7 @@
       <w:spacing w:line="240" w:lineRule="auto"/>
     </w:pPr>
     <w:rPr>
+      <w:rFonts w:eastAsia="黑体"/>
       <w:b/>
       <w:bCs/>
       <w:color w:themeColor="accent1" w:val="4F81BD"/>
@@ -4613,6 +5017,7 @@
     <w:qFormat/>
     <w:rsid w:val="00FC693F"/>
     <w:rPr>
+      <w:rFonts w:eastAsia="黑体"/>
       <w:b/>
       <w:bCs/>
     </w:rPr>
@@ -4624,6 +5029,7 @@
     <w:qFormat/>
     <w:rsid w:val="00FC693F"/>
     <w:rPr>
+      <w:rFonts w:eastAsia="黑体"/>
       <w:i/>
       <w:iCs/>
     </w:rPr>
@@ -4644,6 +5050,7 @@
       <w:ind w:left="936" w:right="936"/>
     </w:pPr>
     <w:rPr>
+      <w:rFonts w:eastAsia="黑体"/>
       <w:b/>
       <w:bCs/>
       <w:i/>
@@ -4658,6 +5065,7 @@
     <w:uiPriority w:val="30"/>
     <w:rsid w:val="00FC693F"/>
     <w:rPr>
+      <w:rFonts w:eastAsia="黑体"/>
       <w:b/>
       <w:bCs/>
       <w:i/>
@@ -4672,6 +5080,7 @@
     <w:qFormat/>
     <w:rsid w:val="00FC693F"/>
     <w:rPr>
+      <w:rFonts w:eastAsia="黑体"/>
       <w:i/>
       <w:iCs/>
       <w:color w:themeColor="text1" w:themeTint="7F" w:val="808080"/>
@@ -4684,6 +5093,7 @@
     <w:qFormat/>
     <w:rsid w:val="00FC693F"/>
     <w:rPr>
+      <w:rFonts w:eastAsia="黑体"/>
       <w:b/>
       <w:bCs/>
       <w:i/>
@@ -4698,6 +5108,7 @@
     <w:qFormat/>
     <w:rsid w:val="00FC693F"/>
     <w:rPr>
+      <w:rFonts w:eastAsia="黑体"/>
       <w:smallCaps/>
       <w:color w:themeColor="accent2" w:val="C0504D"/>
       <w:u w:val="single"/>
@@ -4710,6 +5121,7 @@
     <w:qFormat/>
     <w:rsid w:val="00FC693F"/>
     <w:rPr>
+      <w:rFonts w:eastAsia="黑体"/>
       <w:b/>
       <w:bCs/>
       <w:smallCaps/>
@@ -4725,6 +5137,7 @@
     <w:qFormat/>
     <w:rsid w:val="00FC693F"/>
     <w:rPr>
+      <w:rFonts w:eastAsia="黑体"/>
       <w:b/>
       <w:bCs/>
       <w:smallCaps/>
@@ -4779,6 +5192,7 @@
       <w:spacing w:after="0" w:line="240" w:lineRule="auto"/>
     </w:pPr>
     <w:rPr>
+      <w:rFonts w:eastAsia="黑体"/>
       <w:color w:themeColor="text1" w:themeShade="BF" w:val="000000"/>
     </w:rPr>
     <w:tblPr>
@@ -4801,6 +5215,7 @@
         <w:spacing w:after="0" w:before="0" w:line="240" w:lineRule="auto"/>
       </w:pPr>
       <w:rPr>
+        <w:rFonts w:eastAsia="黑体"/>
         <w:b/>
         <w:bCs/>
       </w:rPr>
@@ -4821,6 +5236,7 @@
         <w:spacing w:after="0" w:before="0" w:line="240" w:lineRule="auto"/>
       </w:pPr>
       <w:rPr>
+        <w:rFonts w:eastAsia="黑体"/>
         <w:b/>
         <w:bCs/>
       </w:rPr>
@@ -4838,12 +5254,14 @@
     </w:tblStylePr>
     <w:tblStylePr w:type="firstCol">
       <w:rPr>
+        <w:rFonts w:eastAsia="黑体"/>
         <w:b/>
         <w:bCs/>
       </w:rPr>
     </w:tblStylePr>
     <w:tblStylePr w:type="lastCol">
       <w:rPr>
+        <w:rFonts w:eastAsia="黑体"/>
         <w:b/>
         <w:bCs/>
       </w:rPr>
@@ -4882,6 +5300,7 @@
       <w:spacing w:after="0" w:line="240" w:lineRule="auto"/>
     </w:pPr>
     <w:rPr>
+      <w:rFonts w:eastAsia="黑体"/>
       <w:color w:themeColor="accent1" w:themeShade="BF" w:val="365F91"/>
     </w:rPr>
     <w:tblPr>
@@ -4904,6 +5323,7 @@
         <w:spacing w:after="0" w:before="0" w:line="240" w:lineRule="auto"/>
       </w:pPr>
       <w:rPr>
+        <w:rFonts w:eastAsia="黑体"/>
         <w:b/>
         <w:bCs/>
       </w:rPr>
@@ -4924,6 +5344,7 @@
         <w:spacing w:after="0" w:before="0" w:line="240" w:lineRule="auto"/>
       </w:pPr>
       <w:rPr>
+        <w:rFonts w:eastAsia="黑体"/>
         <w:b/>
         <w:bCs/>
       </w:rPr>
@@ -4941,12 +5362,14 @@
     </w:tblStylePr>
     <w:tblStylePr w:type="firstCol">
       <w:rPr>
+        <w:rFonts w:eastAsia="黑体"/>
         <w:b/>
         <w:bCs/>
       </w:rPr>
     </w:tblStylePr>
     <w:tblStylePr w:type="lastCol">
       <w:rPr>
+        <w:rFonts w:eastAsia="黑体"/>
         <w:b/>
         <w:bCs/>
       </w:rPr>
@@ -4985,6 +5408,7 @@
       <w:spacing w:after="0" w:line="240" w:lineRule="auto"/>
     </w:pPr>
     <w:rPr>
+      <w:rFonts w:eastAsia="黑体"/>
       <w:color w:themeColor="accent2" w:themeShade="BF" w:val="943634"/>
     </w:rPr>
     <w:tblPr>
@@ -5007,6 +5431,7 @@
         <w:spacing w:after="0" w:before="0" w:line="240" w:lineRule="auto"/>
       </w:pPr>
       <w:rPr>
+        <w:rFonts w:eastAsia="黑体"/>
         <w:b/>
         <w:bCs/>
       </w:rPr>
@@ -5027,6 +5452,7 @@
         <w:spacing w:after="0" w:before="0" w:line="240" w:lineRule="auto"/>
       </w:pPr>
       <w:rPr>
+        <w:rFonts w:eastAsia="黑体"/>
         <w:b/>
         <w:bCs/>
       </w:rPr>
@@ -5044,12 +5470,14 @@
     </w:tblStylePr>
     <w:tblStylePr w:type="firstCol">
       <w:rPr>
+        <w:rFonts w:eastAsia="黑体"/>
         <w:b/>
         <w:bCs/>
       </w:rPr>
     </w:tblStylePr>
     <w:tblStylePr w:type="lastCol">
       <w:rPr>
+        <w:rFonts w:eastAsia="黑体"/>
         <w:b/>
         <w:bCs/>
       </w:rPr>
@@ -5088,6 +5516,7 @@
       <w:spacing w:after="0" w:line="240" w:lineRule="auto"/>
     </w:pPr>
     <w:rPr>
+      <w:rFonts w:eastAsia="黑体"/>
       <w:color w:themeColor="accent3" w:themeShade="BF" w:val="76923C"/>
     </w:rPr>
     <w:tblPr>
@@ -5110,6 +5539,7 @@
         <w:spacing w:after="0" w:before="0" w:line="240" w:lineRule="auto"/>
       </w:pPr>
       <w:rPr>
+        <w:rFonts w:eastAsia="黑体"/>
         <w:b/>
         <w:bCs/>
       </w:rPr>
@@ -5130,6 +5560,7 @@
         <w:spacing w:after="0" w:before="0" w:line="240" w:lineRule="auto"/>
       </w:pPr>
       <w:rPr>
+        <w:rFonts w:eastAsia="黑体"/>
         <w:b/>
         <w:bCs/>
       </w:rPr>
@@ -5147,12 +5578,14 @@
     </w:tblStylePr>
     <w:tblStylePr w:type="firstCol">
       <w:rPr>
+        <w:rFonts w:eastAsia="黑体"/>
         <w:b/>
         <w:bCs/>
       </w:rPr>
     </w:tblStylePr>
     <w:tblStylePr w:type="lastCol">
       <w:rPr>
+        <w:rFonts w:eastAsia="黑体"/>
         <w:b/>
         <w:bCs/>
       </w:rPr>
@@ -5191,6 +5624,7 @@
       <w:spacing w:after="0" w:line="240" w:lineRule="auto"/>
     </w:pPr>
     <w:rPr>
+      <w:rFonts w:eastAsia="黑体"/>
       <w:color w:themeColor="accent4" w:themeShade="BF" w:val="5F497A"/>
     </w:rPr>
     <w:tblPr>
@@ -5213,6 +5647,7 @@
         <w:spacing w:after="0" w:before="0" w:line="240" w:lineRule="auto"/>
       </w:pPr>
       <w:rPr>
+        <w:rFonts w:eastAsia="黑体"/>
         <w:b/>
         <w:bCs/>
       </w:rPr>
@@ -5233,6 +5668,7 @@
         <w:spacing w:after="0" w:before="0" w:line="240" w:lineRule="auto"/>
       </w:pPr>
       <w:rPr>
+        <w:rFonts w:eastAsia="黑体"/>
         <w:b/>
         <w:bCs/>
       </w:rPr>
@@ -5250,12 +5686,14 @@
     </w:tblStylePr>
     <w:tblStylePr w:type="firstCol">
       <w:rPr>
+        <w:rFonts w:eastAsia="黑体"/>
         <w:b/>
         <w:bCs/>
       </w:rPr>
     </w:tblStylePr>
     <w:tblStylePr w:type="lastCol">
       <w:rPr>
+        <w:rFonts w:eastAsia="黑体"/>
         <w:b/>
         <w:bCs/>
       </w:rPr>
@@ -5294,6 +5732,7 @@
       <w:spacing w:after="0" w:line="240" w:lineRule="auto"/>
     </w:pPr>
     <w:rPr>
+      <w:rFonts w:eastAsia="黑体"/>
       <w:color w:themeColor="accent5" w:themeShade="BF" w:val="31849B"/>
     </w:rPr>
     <w:tblPr>
@@ -5316,6 +5755,7 @@
         <w:spacing w:after="0" w:before="0" w:line="240" w:lineRule="auto"/>
       </w:pPr>
       <w:rPr>
+        <w:rFonts w:eastAsia="黑体"/>
         <w:b/>
         <w:bCs/>
       </w:rPr>
@@ -5336,6 +5776,7 @@
         <w:spacing w:after="0" w:before="0" w:line="240" w:lineRule="auto"/>
       </w:pPr>
       <w:rPr>
+        <w:rFonts w:eastAsia="黑体"/>
         <w:b/>
         <w:bCs/>
       </w:rPr>
@@ -5353,12 +5794,14 @@
     </w:tblStylePr>
     <w:tblStylePr w:type="firstCol">
       <w:rPr>
+        <w:rFonts w:eastAsia="黑体"/>
         <w:b/>
         <w:bCs/>
       </w:rPr>
     </w:tblStylePr>
     <w:tblStylePr w:type="lastCol">
       <w:rPr>
+        <w:rFonts w:eastAsia="黑体"/>
         <w:b/>
         <w:bCs/>
       </w:rPr>
@@ -5397,6 +5840,7 @@
       <w:spacing w:after="0" w:line="240" w:lineRule="auto"/>
     </w:pPr>
     <w:rPr>
+      <w:rFonts w:eastAsia="黑体"/>
       <w:color w:themeColor="accent6" w:themeShade="BF" w:val="E36C0A"/>
     </w:rPr>
     <w:tblPr>
@@ -5419,6 +5863,7 @@
         <w:spacing w:after="0" w:before="0" w:line="240" w:lineRule="auto"/>
       </w:pPr>
       <w:rPr>
+        <w:rFonts w:eastAsia="黑体"/>
         <w:b/>
         <w:bCs/>
       </w:rPr>
@@ -5439,6 +5884,7 @@
         <w:spacing w:after="0" w:before="0" w:line="240" w:lineRule="auto"/>
       </w:pPr>
       <w:rPr>
+        <w:rFonts w:eastAsia="黑体"/>
         <w:b/>
         <w:bCs/>
       </w:rPr>
@@ -5456,12 +5902,14 @@
     </w:tblStylePr>
     <w:tblStylePr w:type="firstCol">
       <w:rPr>
+        <w:rFonts w:eastAsia="黑体"/>
         <w:b/>
         <w:bCs/>
       </w:rPr>
     </w:tblStylePr>
     <w:tblStylePr w:type="lastCol">
       <w:rPr>
+        <w:rFonts w:eastAsia="黑体"/>
         <w:b/>
         <w:bCs/>
       </w:rPr>
@@ -5521,6 +5969,7 @@
         <w:spacing w:after="0" w:before="0" w:line="240" w:lineRule="auto"/>
       </w:pPr>
       <w:rPr>
+        <w:rFonts w:eastAsia="黑体"/>
         <w:b/>
         <w:bCs/>
         <w:color w:themeColor="background1" w:val="FFFFFF"/>
@@ -5535,6 +5984,7 @@
         <w:spacing w:after="0" w:before="0" w:line="240" w:lineRule="auto"/>
       </w:pPr>
       <w:rPr>
+        <w:rFonts w:eastAsia="黑体"/>
         <w:b/>
         <w:bCs/>
       </w:rPr>
@@ -5550,12 +6000,14 @@
     </w:tblStylePr>
     <w:tblStylePr w:type="firstCol">
       <w:rPr>
+        <w:rFonts w:eastAsia="黑体"/>
         <w:b/>
         <w:bCs/>
       </w:rPr>
     </w:tblStylePr>
     <w:tblStylePr w:type="lastCol">
       <w:rPr>
+        <w:rFonts w:eastAsia="黑体"/>
         <w:b/>
         <w:bCs/>
       </w:rPr>
@@ -5613,6 +6065,7 @@
         <w:spacing w:after="0" w:before="0" w:line="240" w:lineRule="auto"/>
       </w:pPr>
       <w:rPr>
+        <w:rFonts w:eastAsia="黑体"/>
         <w:b/>
         <w:bCs/>
         <w:color w:themeColor="background1" w:val="FFFFFF"/>
@@ -5627,6 +6080,7 @@
         <w:spacing w:after="0" w:before="0" w:line="240" w:lineRule="auto"/>
       </w:pPr>
       <w:rPr>
+        <w:rFonts w:eastAsia="黑体"/>
         <w:b/>
         <w:bCs/>
       </w:rPr>
@@ -5642,12 +6096,14 @@
     </w:tblStylePr>
     <w:tblStylePr w:type="firstCol">
       <w:rPr>
+        <w:rFonts w:eastAsia="黑体"/>
         <w:b/>
         <w:bCs/>
       </w:rPr>
     </w:tblStylePr>
     <w:tblStylePr w:type="lastCol">
       <w:rPr>
+        <w:rFonts w:eastAsia="黑体"/>
         <w:b/>
         <w:bCs/>
       </w:rPr>
@@ -5705,6 +6161,7 @@
         <w:spacing w:after="0" w:before="0" w:line="240" w:lineRule="auto"/>
       </w:pPr>
       <w:rPr>
+        <w:rFonts w:eastAsia="黑体"/>
         <w:b/>
         <w:bCs/>
         <w:color w:themeColor="background1" w:val="FFFFFF"/>
@@ -5719,6 +6176,7 @@
         <w:spacing w:after="0" w:before="0" w:line="240" w:lineRule="auto"/>
       </w:pPr>
       <w:rPr>
+        <w:rFonts w:eastAsia="黑体"/>
         <w:b/>
         <w:bCs/>
       </w:rPr>
@@ -5734,12 +6192,14 @@
     </w:tblStylePr>
     <w:tblStylePr w:type="firstCol">
       <w:rPr>
+        <w:rFonts w:eastAsia="黑体"/>
         <w:b/>
         <w:bCs/>
       </w:rPr>
     </w:tblStylePr>
     <w:tblStylePr w:type="lastCol">
       <w:rPr>
+        <w:rFonts w:eastAsia="黑体"/>
         <w:b/>
         <w:bCs/>
       </w:rPr>
@@ -5797,6 +6257,7 @@
         <w:spacing w:after="0" w:before="0" w:line="240" w:lineRule="auto"/>
       </w:pPr>
       <w:rPr>
+        <w:rFonts w:eastAsia="黑体"/>
         <w:b/>
         <w:bCs/>
         <w:color w:themeColor="background1" w:val="FFFFFF"/>
@@ -5811,6 +6272,7 @@
         <w:spacing w:after="0" w:before="0" w:line="240" w:lineRule="auto"/>
       </w:pPr>
       <w:rPr>
+        <w:rFonts w:eastAsia="黑体"/>
         <w:b/>
         <w:bCs/>
       </w:rPr>
@@ -5826,12 +6288,14 @@
     </w:tblStylePr>
     <w:tblStylePr w:type="firstCol">
       <w:rPr>
+        <w:rFonts w:eastAsia="黑体"/>
         <w:b/>
         <w:bCs/>
       </w:rPr>
     </w:tblStylePr>
     <w:tblStylePr w:type="lastCol">
       <w:rPr>
+        <w:rFonts w:eastAsia="黑体"/>
         <w:b/>
         <w:bCs/>
       </w:rPr>
@@ -5889,6 +6353,7 @@
         <w:spacing w:after="0" w:before="0" w:line="240" w:lineRule="auto"/>
       </w:pPr>
       <w:rPr>
+        <w:rFonts w:eastAsia="黑体"/>
         <w:b/>
         <w:bCs/>
         <w:color w:themeColor="background1" w:val="FFFFFF"/>
@@ -5903,6 +6368,7 @@
         <w:spacing w:after="0" w:before="0" w:line="240" w:lineRule="auto"/>
       </w:pPr>
       <w:rPr>
+        <w:rFonts w:eastAsia="黑体"/>
         <w:b/>
         <w:bCs/>
       </w:rPr>
@@ -5918,12 +6384,14 @@
     </w:tblStylePr>
     <w:tblStylePr w:type="firstCol">
       <w:rPr>
+        <w:rFonts w:eastAsia="黑体"/>
         <w:b/>
         <w:bCs/>
       </w:rPr>
     </w:tblStylePr>
     <w:tblStylePr w:type="lastCol">
       <w:rPr>
+        <w:rFonts w:eastAsia="黑体"/>
         <w:b/>
         <w:bCs/>
       </w:rPr>
@@ -5981,6 +6449,7 @@
         <w:spacing w:after="0" w:before="0" w:line="240" w:lineRule="auto"/>
       </w:pPr>
       <w:rPr>
+        <w:rFonts w:eastAsia="黑体"/>
         <w:b/>
         <w:bCs/>
         <w:color w:themeColor="background1" w:val="FFFFFF"/>
@@ -5995,6 +6464,7 @@
         <w:spacing w:after="0" w:before="0" w:line="240" w:lineRule="auto"/>
       </w:pPr>
       <w:rPr>
+        <w:rFonts w:eastAsia="黑体"/>
         <w:b/>
         <w:bCs/>
       </w:rPr>
@@ -6010,12 +6480,14 @@
     </w:tblStylePr>
     <w:tblStylePr w:type="firstCol">
       <w:rPr>
+        <w:rFonts w:eastAsia="黑体"/>
         <w:b/>
         <w:bCs/>
       </w:rPr>
     </w:tblStylePr>
     <w:tblStylePr w:type="lastCol">
       <w:rPr>
+        <w:rFonts w:eastAsia="黑体"/>
         <w:b/>
         <w:bCs/>
       </w:rPr>
@@ -6073,6 +6545,7 @@
         <w:spacing w:after="0" w:before="0" w:line="240" w:lineRule="auto"/>
       </w:pPr>
       <w:rPr>
+        <w:rFonts w:eastAsia="黑体"/>
         <w:b/>
         <w:bCs/>
         <w:color w:themeColor="background1" w:val="FFFFFF"/>
@@ -6087,6 +6560,7 @@
         <w:spacing w:after="0" w:before="0" w:line="240" w:lineRule="auto"/>
       </w:pPr>
       <w:rPr>
+        <w:rFonts w:eastAsia="黑体"/>
         <w:b/>
         <w:bCs/>
       </w:rPr>
@@ -6102,12 +6576,14 @@
     </w:tblStylePr>
     <w:tblStylePr w:type="firstCol">
       <w:rPr>
+        <w:rFonts w:eastAsia="黑体"/>
         <w:b/>
         <w:bCs/>
       </w:rPr>
     </w:tblStylePr>
     <w:tblStylePr w:type="lastCol">
       <w:rPr>
+        <w:rFonts w:eastAsia="黑体"/>
         <w:b/>
         <w:bCs/>
       </w:rPr>
@@ -6167,7 +6643,7 @@
         <w:spacing w:after="0" w:before="0" w:line="240" w:lineRule="auto"/>
       </w:pPr>
       <w:rPr>
-        <w:rFonts w:asciiTheme="majorHAnsi" w:cstheme="majorBidi" w:eastAsiaTheme="majorEastAsia" w:hAnsiTheme="majorHAnsi"/>
+        <w:rFonts w:asciiTheme="majorHAnsi" w:cstheme="majorBidi" w:hAnsiTheme="majorHAnsi" w:eastAsia="黑体"/>
         <w:b/>
         <w:bCs/>
       </w:rPr>
@@ -6188,7 +6664,7 @@
         <w:spacing w:after="0" w:before="0" w:line="240" w:lineRule="auto"/>
       </w:pPr>
       <w:rPr>
-        <w:rFonts w:asciiTheme="majorHAnsi" w:cstheme="majorBidi" w:eastAsiaTheme="majorEastAsia" w:hAnsiTheme="majorHAnsi"/>
+        <w:rFonts w:asciiTheme="majorHAnsi" w:cstheme="majorBidi" w:hAnsiTheme="majorHAnsi" w:eastAsia="黑体"/>
         <w:b/>
         <w:bCs/>
       </w:rPr>
@@ -6206,14 +6682,14 @@
     </w:tblStylePr>
     <w:tblStylePr w:type="firstCol">
       <w:rPr>
-        <w:rFonts w:asciiTheme="majorHAnsi" w:cstheme="majorBidi" w:eastAsiaTheme="majorEastAsia" w:hAnsiTheme="majorHAnsi"/>
+        <w:rFonts w:asciiTheme="majorHAnsi" w:cstheme="majorBidi" w:hAnsiTheme="majorHAnsi" w:eastAsia="黑体"/>
         <w:b/>
         <w:bCs/>
       </w:rPr>
     </w:tblStylePr>
     <w:tblStylePr w:type="lastCol">
       <w:rPr>
-        <w:rFonts w:asciiTheme="majorHAnsi" w:cstheme="majorBidi" w:eastAsiaTheme="majorEastAsia" w:hAnsiTheme="majorHAnsi"/>
+        <w:rFonts w:asciiTheme="majorHAnsi" w:cstheme="majorBidi" w:hAnsiTheme="majorHAnsi" w:eastAsia="黑体"/>
         <w:b/>
         <w:bCs/>
       </w:rPr>
@@ -6297,7 +6773,7 @@
         <w:spacing w:after="0" w:before="0" w:line="240" w:lineRule="auto"/>
       </w:pPr>
       <w:rPr>
-        <w:rFonts w:asciiTheme="majorHAnsi" w:cstheme="majorBidi" w:eastAsiaTheme="majorEastAsia" w:hAnsiTheme="majorHAnsi"/>
+        <w:rFonts w:asciiTheme="majorHAnsi" w:cstheme="majorBidi" w:hAnsiTheme="majorHAnsi" w:eastAsia="黑体"/>
         <w:b/>
         <w:bCs/>
       </w:rPr>
@@ -6318,7 +6794,7 @@
         <w:spacing w:after="0" w:before="0" w:line="240" w:lineRule="auto"/>
       </w:pPr>
       <w:rPr>
-        <w:rFonts w:asciiTheme="majorHAnsi" w:cstheme="majorBidi" w:eastAsiaTheme="majorEastAsia" w:hAnsiTheme="majorHAnsi"/>
+        <w:rFonts w:asciiTheme="majorHAnsi" w:cstheme="majorBidi" w:hAnsiTheme="majorHAnsi" w:eastAsia="黑体"/>
         <w:b/>
         <w:bCs/>
       </w:rPr>
@@ -6336,14 +6812,14 @@
     </w:tblStylePr>
     <w:tblStylePr w:type="firstCol">
       <w:rPr>
-        <w:rFonts w:asciiTheme="majorHAnsi" w:cstheme="majorBidi" w:eastAsiaTheme="majorEastAsia" w:hAnsiTheme="majorHAnsi"/>
+        <w:rFonts w:asciiTheme="majorHAnsi" w:cstheme="majorBidi" w:hAnsiTheme="majorHAnsi" w:eastAsia="黑体"/>
         <w:b/>
         <w:bCs/>
       </w:rPr>
     </w:tblStylePr>
     <w:tblStylePr w:type="lastCol">
       <w:rPr>
-        <w:rFonts w:asciiTheme="majorHAnsi" w:cstheme="majorBidi" w:eastAsiaTheme="majorEastAsia" w:hAnsiTheme="majorHAnsi"/>
+        <w:rFonts w:asciiTheme="majorHAnsi" w:cstheme="majorBidi" w:hAnsiTheme="majorHAnsi" w:eastAsia="黑体"/>
         <w:b/>
         <w:bCs/>
       </w:rPr>
@@ -6427,7 +6903,7 @@
         <w:spacing w:after="0" w:before="0" w:line="240" w:lineRule="auto"/>
       </w:pPr>
       <w:rPr>
-        <w:rFonts w:asciiTheme="majorHAnsi" w:cstheme="majorBidi" w:eastAsiaTheme="majorEastAsia" w:hAnsiTheme="majorHAnsi"/>
+        <w:rFonts w:asciiTheme="majorHAnsi" w:cstheme="majorBidi" w:hAnsiTheme="majorHAnsi" w:eastAsia="黑体"/>
         <w:b/>
         <w:bCs/>
       </w:rPr>
@@ -6448,7 +6924,7 @@
         <w:spacing w:after="0" w:before="0" w:line="240" w:lineRule="auto"/>
       </w:pPr>
       <w:rPr>
-        <w:rFonts w:asciiTheme="majorHAnsi" w:cstheme="majorBidi" w:eastAsiaTheme="majorEastAsia" w:hAnsiTheme="majorHAnsi"/>
+        <w:rFonts w:asciiTheme="majorHAnsi" w:cstheme="majorBidi" w:hAnsiTheme="majorHAnsi" w:eastAsia="黑体"/>
         <w:b/>
         <w:bCs/>
       </w:rPr>
@@ -6466,14 +6942,14 @@
     </w:tblStylePr>
     <w:tblStylePr w:type="firstCol">
       <w:rPr>
-        <w:rFonts w:asciiTheme="majorHAnsi" w:cstheme="majorBidi" w:eastAsiaTheme="majorEastAsia" w:hAnsiTheme="majorHAnsi"/>
+        <w:rFonts w:asciiTheme="majorHAnsi" w:cstheme="majorBidi" w:hAnsiTheme="majorHAnsi" w:eastAsia="黑体"/>
         <w:b/>
         <w:bCs/>
       </w:rPr>
     </w:tblStylePr>
     <w:tblStylePr w:type="lastCol">
       <w:rPr>
-        <w:rFonts w:asciiTheme="majorHAnsi" w:cstheme="majorBidi" w:eastAsiaTheme="majorEastAsia" w:hAnsiTheme="majorHAnsi"/>
+        <w:rFonts w:asciiTheme="majorHAnsi" w:cstheme="majorBidi" w:hAnsiTheme="majorHAnsi" w:eastAsia="黑体"/>
         <w:b/>
         <w:bCs/>
       </w:rPr>
@@ -6557,7 +7033,7 @@
         <w:spacing w:after="0" w:before="0" w:line="240" w:lineRule="auto"/>
       </w:pPr>
       <w:rPr>
-        <w:rFonts w:asciiTheme="majorHAnsi" w:cstheme="majorBidi" w:eastAsiaTheme="majorEastAsia" w:hAnsiTheme="majorHAnsi"/>
+        <w:rFonts w:asciiTheme="majorHAnsi" w:cstheme="majorBidi" w:hAnsiTheme="majorHAnsi" w:eastAsia="黑体"/>
         <w:b/>
         <w:bCs/>
       </w:rPr>
@@ -6578,7 +7054,7 @@
         <w:spacing w:after="0" w:before="0" w:line="240" w:lineRule="auto"/>
       </w:pPr>
       <w:rPr>
-        <w:rFonts w:asciiTheme="majorHAnsi" w:cstheme="majorBidi" w:eastAsiaTheme="majorEastAsia" w:hAnsiTheme="majorHAnsi"/>
+        <w:rFonts w:asciiTheme="majorHAnsi" w:cstheme="majorBidi" w:hAnsiTheme="majorHAnsi" w:eastAsia="黑体"/>
         <w:b/>
         <w:bCs/>
       </w:rPr>
@@ -6596,14 +7072,14 @@
     </w:tblStylePr>
     <w:tblStylePr w:type="firstCol">
       <w:rPr>
-        <w:rFonts w:asciiTheme="majorHAnsi" w:cstheme="majorBidi" w:eastAsiaTheme="majorEastAsia" w:hAnsiTheme="majorHAnsi"/>
+        <w:rFonts w:asciiTheme="majorHAnsi" w:cstheme="majorBidi" w:hAnsiTheme="majorHAnsi" w:eastAsia="黑体"/>
         <w:b/>
         <w:bCs/>
       </w:rPr>
     </w:tblStylePr>
     <w:tblStylePr w:type="lastCol">
       <w:rPr>
-        <w:rFonts w:asciiTheme="majorHAnsi" w:cstheme="majorBidi" w:eastAsiaTheme="majorEastAsia" w:hAnsiTheme="majorHAnsi"/>
+        <w:rFonts w:asciiTheme="majorHAnsi" w:cstheme="majorBidi" w:hAnsiTheme="majorHAnsi" w:eastAsia="黑体"/>
         <w:b/>
         <w:bCs/>
       </w:rPr>
@@ -6687,7 +7163,7 @@
         <w:spacing w:after="0" w:before="0" w:line="240" w:lineRule="auto"/>
       </w:pPr>
       <w:rPr>
-        <w:rFonts w:asciiTheme="majorHAnsi" w:cstheme="majorBidi" w:eastAsiaTheme="majorEastAsia" w:hAnsiTheme="majorHAnsi"/>
+        <w:rFonts w:asciiTheme="majorHAnsi" w:cstheme="majorBidi" w:hAnsiTheme="majorHAnsi" w:eastAsia="黑体"/>
         <w:b/>
         <w:bCs/>
       </w:rPr>
@@ -6708,7 +7184,7 @@
         <w:spacing w:after="0" w:before="0" w:line="240" w:lineRule="auto"/>
       </w:pPr>
       <w:rPr>
-        <w:rFonts w:asciiTheme="majorHAnsi" w:cstheme="majorBidi" w:eastAsiaTheme="majorEastAsia" w:hAnsiTheme="majorHAnsi"/>
+        <w:rFonts w:asciiTheme="majorHAnsi" w:cstheme="majorBidi" w:hAnsiTheme="majorHAnsi" w:eastAsia="黑体"/>
         <w:b/>
         <w:bCs/>
       </w:rPr>
@@ -6726,14 +7202,14 @@
     </w:tblStylePr>
     <w:tblStylePr w:type="firstCol">
       <w:rPr>
-        <w:rFonts w:asciiTheme="majorHAnsi" w:cstheme="majorBidi" w:eastAsiaTheme="majorEastAsia" w:hAnsiTheme="majorHAnsi"/>
+        <w:rFonts w:asciiTheme="majorHAnsi" w:cstheme="majorBidi" w:hAnsiTheme="majorHAnsi" w:eastAsia="黑体"/>
         <w:b/>
         <w:bCs/>
       </w:rPr>
     </w:tblStylePr>
     <w:tblStylePr w:type="lastCol">
       <w:rPr>
-        <w:rFonts w:asciiTheme="majorHAnsi" w:cstheme="majorBidi" w:eastAsiaTheme="majorEastAsia" w:hAnsiTheme="majorHAnsi"/>
+        <w:rFonts w:asciiTheme="majorHAnsi" w:cstheme="majorBidi" w:hAnsiTheme="majorHAnsi" w:eastAsia="黑体"/>
         <w:b/>
         <w:bCs/>
       </w:rPr>
@@ -6817,7 +7293,7 @@
         <w:spacing w:after="0" w:before="0" w:line="240" w:lineRule="auto"/>
       </w:pPr>
       <w:rPr>
-        <w:rFonts w:asciiTheme="majorHAnsi" w:cstheme="majorBidi" w:eastAsiaTheme="majorEastAsia" w:hAnsiTheme="majorHAnsi"/>
+        <w:rFonts w:asciiTheme="majorHAnsi" w:cstheme="majorBidi" w:hAnsiTheme="majorHAnsi" w:eastAsia="黑体"/>
         <w:b/>
         <w:bCs/>
       </w:rPr>
@@ -6838,7 +7314,7 @@
         <w:spacing w:after="0" w:before="0" w:line="240" w:lineRule="auto"/>
       </w:pPr>
       <w:rPr>
-        <w:rFonts w:asciiTheme="majorHAnsi" w:cstheme="majorBidi" w:eastAsiaTheme="majorEastAsia" w:hAnsiTheme="majorHAnsi"/>
+        <w:rFonts w:asciiTheme="majorHAnsi" w:cstheme="majorBidi" w:hAnsiTheme="majorHAnsi" w:eastAsia="黑体"/>
         <w:b/>
         <w:bCs/>
       </w:rPr>
@@ -6856,14 +7332,14 @@
     </w:tblStylePr>
     <w:tblStylePr w:type="firstCol">
       <w:rPr>
-        <w:rFonts w:asciiTheme="majorHAnsi" w:cstheme="majorBidi" w:eastAsiaTheme="majorEastAsia" w:hAnsiTheme="majorHAnsi"/>
+        <w:rFonts w:asciiTheme="majorHAnsi" w:cstheme="majorBidi" w:hAnsiTheme="majorHAnsi" w:eastAsia="黑体"/>
         <w:b/>
         <w:bCs/>
       </w:rPr>
     </w:tblStylePr>
     <w:tblStylePr w:type="lastCol">
       <w:rPr>
-        <w:rFonts w:asciiTheme="majorHAnsi" w:cstheme="majorBidi" w:eastAsiaTheme="majorEastAsia" w:hAnsiTheme="majorHAnsi"/>
+        <w:rFonts w:asciiTheme="majorHAnsi" w:cstheme="majorBidi" w:hAnsiTheme="majorHAnsi" w:eastAsia="黑体"/>
         <w:b/>
         <w:bCs/>
       </w:rPr>
@@ -6947,7 +7423,7 @@
         <w:spacing w:after="0" w:before="0" w:line="240" w:lineRule="auto"/>
       </w:pPr>
       <w:rPr>
-        <w:rFonts w:asciiTheme="majorHAnsi" w:cstheme="majorBidi" w:eastAsiaTheme="majorEastAsia" w:hAnsiTheme="majorHAnsi"/>
+        <w:rFonts w:asciiTheme="majorHAnsi" w:cstheme="majorBidi" w:hAnsiTheme="majorHAnsi" w:eastAsia="黑体"/>
         <w:b/>
         <w:bCs/>
       </w:rPr>
@@ -6968,7 +7444,7 @@
         <w:spacing w:after="0" w:before="0" w:line="240" w:lineRule="auto"/>
       </w:pPr>
       <w:rPr>
-        <w:rFonts w:asciiTheme="majorHAnsi" w:cstheme="majorBidi" w:eastAsiaTheme="majorEastAsia" w:hAnsiTheme="majorHAnsi"/>
+        <w:rFonts w:asciiTheme="majorHAnsi" w:cstheme="majorBidi" w:hAnsiTheme="majorHAnsi" w:eastAsia="黑体"/>
         <w:b/>
         <w:bCs/>
       </w:rPr>
@@ -6986,14 +7462,14 @@
     </w:tblStylePr>
     <w:tblStylePr w:type="firstCol">
       <w:rPr>
-        <w:rFonts w:asciiTheme="majorHAnsi" w:cstheme="majorBidi" w:eastAsiaTheme="majorEastAsia" w:hAnsiTheme="majorHAnsi"/>
+        <w:rFonts w:asciiTheme="majorHAnsi" w:cstheme="majorBidi" w:hAnsiTheme="majorHAnsi" w:eastAsia="黑体"/>
         <w:b/>
         <w:bCs/>
       </w:rPr>
     </w:tblStylePr>
     <w:tblStylePr w:type="lastCol">
       <w:rPr>
-        <w:rFonts w:asciiTheme="majorHAnsi" w:cstheme="majorBidi" w:eastAsiaTheme="majorEastAsia" w:hAnsiTheme="majorHAnsi"/>
+        <w:rFonts w:asciiTheme="majorHAnsi" w:cstheme="majorBidi" w:hAnsiTheme="majorHAnsi" w:eastAsia="黑体"/>
         <w:b/>
         <w:bCs/>
       </w:rPr>
@@ -7076,6 +7552,7 @@
         <w:spacing w:after="0" w:before="0" w:line="240" w:lineRule="auto"/>
       </w:pPr>
       <w:rPr>
+        <w:rFonts w:eastAsia="黑体"/>
         <w:b/>
         <w:bCs/>
         <w:color w:themeColor="background1" w:val="FFFFFF"/>
@@ -7098,6 +7575,7 @@
         <w:spacing w:after="0" w:before="0" w:line="240" w:lineRule="auto"/>
       </w:pPr>
       <w:rPr>
+        <w:rFonts w:eastAsia="黑体"/>
         <w:b/>
         <w:bCs/>
       </w:rPr>
@@ -7115,12 +7593,14 @@
     </w:tblStylePr>
     <w:tblStylePr w:type="firstCol">
       <w:rPr>
+        <w:rFonts w:eastAsia="黑体"/>
         <w:b/>
         <w:bCs/>
       </w:rPr>
     </w:tblStylePr>
     <w:tblStylePr w:type="lastCol">
       <w:rPr>
+        <w:rFonts w:eastAsia="黑体"/>
         <w:b/>
         <w:bCs/>
       </w:rPr>
@@ -7182,6 +7662,7 @@
         <w:spacing w:after="0" w:before="0" w:line="240" w:lineRule="auto"/>
       </w:pPr>
       <w:rPr>
+        <w:rFonts w:eastAsia="黑体"/>
         <w:b/>
         <w:bCs/>
         <w:color w:themeColor="background1" w:val="FFFFFF"/>
@@ -7204,6 +7685,7 @@
         <w:spacing w:after="0" w:before="0" w:line="240" w:lineRule="auto"/>
       </w:pPr>
       <w:rPr>
+        <w:rFonts w:eastAsia="黑体"/>
         <w:b/>
         <w:bCs/>
       </w:rPr>
@@ -7221,12 +7703,14 @@
     </w:tblStylePr>
     <w:tblStylePr w:type="firstCol">
       <w:rPr>
+        <w:rFonts w:eastAsia="黑体"/>
         <w:b/>
         <w:bCs/>
       </w:rPr>
     </w:tblStylePr>
     <w:tblStylePr w:type="lastCol">
       <w:rPr>
+        <w:rFonts w:eastAsia="黑体"/>
         <w:b/>
         <w:bCs/>
       </w:rPr>
@@ -7288,6 +7772,7 @@
         <w:spacing w:after="0" w:before="0" w:line="240" w:lineRule="auto"/>
       </w:pPr>
       <w:rPr>
+        <w:rFonts w:eastAsia="黑体"/>
         <w:b/>
         <w:bCs/>
         <w:color w:themeColor="background1" w:val="FFFFFF"/>
@@ -7310,6 +7795,7 @@
         <w:spacing w:after="0" w:before="0" w:line="240" w:lineRule="auto"/>
       </w:pPr>
       <w:rPr>
+        <w:rFonts w:eastAsia="黑体"/>
         <w:b/>
         <w:bCs/>
       </w:rPr>
@@ -7327,12 +7813,14 @@
     </w:tblStylePr>
     <w:tblStylePr w:type="firstCol">
       <w:rPr>
+        <w:rFonts w:eastAsia="黑体"/>
         <w:b/>
         <w:bCs/>
       </w:rPr>
     </w:tblStylePr>
     <w:tblStylePr w:type="lastCol">
       <w:rPr>
+        <w:rFonts w:eastAsia="黑体"/>
         <w:b/>
         <w:bCs/>
       </w:rPr>
@@ -7394,6 +7882,7 @@
         <w:spacing w:after="0" w:before="0" w:line="240" w:lineRule="auto"/>
       </w:pPr>
       <w:rPr>
+        <w:rFonts w:eastAsia="黑体"/>
         <w:b/>
         <w:bCs/>
         <w:color w:themeColor="background1" w:val="FFFFFF"/>
@@ -7416,6 +7905,7 @@
         <w:spacing w:after="0" w:before="0" w:line="240" w:lineRule="auto"/>
       </w:pPr>
       <w:rPr>
+        <w:rFonts w:eastAsia="黑体"/>
         <w:b/>
         <w:bCs/>
       </w:rPr>
@@ -7433,12 +7923,14 @@
     </w:tblStylePr>
     <w:tblStylePr w:type="firstCol">
       <w:rPr>
+        <w:rFonts w:eastAsia="黑体"/>
         <w:b/>
         <w:bCs/>
       </w:rPr>
     </w:tblStylePr>
     <w:tblStylePr w:type="lastCol">
       <w:rPr>
+        <w:rFonts w:eastAsia="黑体"/>
         <w:b/>
         <w:bCs/>
       </w:rPr>
@@ -7500,6 +7992,7 @@
         <w:spacing w:after="0" w:before="0" w:line="240" w:lineRule="auto"/>
       </w:pPr>
       <w:rPr>
+        <w:rFonts w:eastAsia="黑体"/>
         <w:b/>
         <w:bCs/>
         <w:color w:themeColor="background1" w:val="FFFFFF"/>
@@ -7522,6 +8015,7 @@
         <w:spacing w:after="0" w:before="0" w:line="240" w:lineRule="auto"/>
       </w:pPr>
       <w:rPr>
+        <w:rFonts w:eastAsia="黑体"/>
         <w:b/>
         <w:bCs/>
       </w:rPr>
@@ -7539,12 +8033,14 @@
     </w:tblStylePr>
     <w:tblStylePr w:type="firstCol">
       <w:rPr>
+        <w:rFonts w:eastAsia="黑体"/>
         <w:b/>
         <w:bCs/>
       </w:rPr>
     </w:tblStylePr>
     <w:tblStylePr w:type="lastCol">
       <w:rPr>
+        <w:rFonts w:eastAsia="黑体"/>
         <w:b/>
         <w:bCs/>
       </w:rPr>
@@ -7606,6 +8102,7 @@
         <w:spacing w:after="0" w:before="0" w:line="240" w:lineRule="auto"/>
       </w:pPr>
       <w:rPr>
+        <w:rFonts w:eastAsia="黑体"/>
         <w:b/>
         <w:bCs/>
         <w:color w:themeColor="background1" w:val="FFFFFF"/>
@@ -7628,6 +8125,7 @@
         <w:spacing w:after="0" w:before="0" w:line="240" w:lineRule="auto"/>
       </w:pPr>
       <w:rPr>
+        <w:rFonts w:eastAsia="黑体"/>
         <w:b/>
         <w:bCs/>
       </w:rPr>
@@ -7645,12 +8143,14 @@
     </w:tblStylePr>
     <w:tblStylePr w:type="firstCol">
       <w:rPr>
+        <w:rFonts w:eastAsia="黑体"/>
         <w:b/>
         <w:bCs/>
       </w:rPr>
     </w:tblStylePr>
     <w:tblStylePr w:type="lastCol">
       <w:rPr>
+        <w:rFonts w:eastAsia="黑体"/>
         <w:b/>
         <w:bCs/>
       </w:rPr>
@@ -7712,6 +8212,7 @@
         <w:spacing w:after="0" w:before="0" w:line="240" w:lineRule="auto"/>
       </w:pPr>
       <w:rPr>
+        <w:rFonts w:eastAsia="黑体"/>
         <w:b/>
         <w:bCs/>
         <w:color w:themeColor="background1" w:val="FFFFFF"/>
@@ -7734,6 +8235,7 @@
         <w:spacing w:after="0" w:before="0" w:line="240" w:lineRule="auto"/>
       </w:pPr>
       <w:rPr>
+        <w:rFonts w:eastAsia="黑体"/>
         <w:b/>
         <w:bCs/>
       </w:rPr>
@@ -7751,12 +8253,14 @@
     </w:tblStylePr>
     <w:tblStylePr w:type="firstCol">
       <w:rPr>
+        <w:rFonts w:eastAsia="黑体"/>
         <w:b/>
         <w:bCs/>
       </w:rPr>
     </w:tblStylePr>
     <w:tblStylePr w:type="lastCol">
       <w:rPr>
+        <w:rFonts w:eastAsia="黑体"/>
         <w:b/>
         <w:bCs/>
       </w:rPr>
@@ -7815,6 +8319,7 @@
         <w:spacing w:after="0" w:before="0" w:line="240" w:lineRule="auto"/>
       </w:pPr>
       <w:rPr>
+        <w:rFonts w:eastAsia="黑体"/>
         <w:b/>
         <w:bCs/>
         <w:color w:themeColor="background1" w:val="FFFFFF"/>
@@ -7837,6 +8342,7 @@
         <w:spacing w:after="0" w:before="0" w:line="240" w:lineRule="auto"/>
       </w:pPr>
       <w:rPr>
+        <w:rFonts w:eastAsia="黑体"/>
         <w:color w:val="auto"/>
       </w:rPr>
       <w:tblPr/>
@@ -7854,6 +8360,7 @@
     </w:tblStylePr>
     <w:tblStylePr w:type="firstCol">
       <w:rPr>
+        <w:rFonts w:eastAsia="黑体"/>
         <w:b/>
         <w:bCs/>
         <w:color w:themeColor="background1" w:val="FFFFFF"/>
@@ -7873,6 +8380,7 @@
     </w:tblStylePr>
     <w:tblStylePr w:type="lastCol">
       <w:rPr>
+        <w:rFonts w:eastAsia="黑体"/>
         <w:b/>
         <w:bCs/>
         <w:color w:themeColor="background1" w:val="FFFFFF"/>
@@ -7921,6 +8429,7 @@
     </w:tblStylePr>
     <w:tblStylePr w:type="nwCell">
       <w:rPr>
+        <w:rFonts w:eastAsia="黑体"/>
         <w:color w:themeColor="background1" w:val="FFFFFF"/>
       </w:rPr>
       <w:tblPr/>
@@ -7964,6 +8473,7 @@
         <w:spacing w:after="0" w:before="0" w:line="240" w:lineRule="auto"/>
       </w:pPr>
       <w:rPr>
+        <w:rFonts w:eastAsia="黑体"/>
         <w:b/>
         <w:bCs/>
         <w:color w:themeColor="background1" w:val="FFFFFF"/>
@@ -7986,6 +8496,7 @@
         <w:spacing w:after="0" w:before="0" w:line="240" w:lineRule="auto"/>
       </w:pPr>
       <w:rPr>
+        <w:rFonts w:eastAsia="黑体"/>
         <w:color w:val="auto"/>
       </w:rPr>
       <w:tblPr/>
@@ -8003,6 +8514,7 @@
     </w:tblStylePr>
     <w:tblStylePr w:type="firstCol">
       <w:rPr>
+        <w:rFonts w:eastAsia="黑体"/>
         <w:b/>
         <w:bCs/>
         <w:color w:themeColor="background1" w:val="FFFFFF"/>
@@ -8022,6 +8534,7 @@
     </w:tblStylePr>
     <w:tblStylePr w:type="lastCol">
       <w:rPr>
+        <w:rFonts w:eastAsia="黑体"/>
         <w:b/>
         <w:bCs/>
         <w:color w:themeColor="background1" w:val="FFFFFF"/>
@@ -8070,6 +8583,7 @@
     </w:tblStylePr>
     <w:tblStylePr w:type="nwCell">
       <w:rPr>
+        <w:rFonts w:eastAsia="黑体"/>
         <w:color w:themeColor="background1" w:val="FFFFFF"/>
       </w:rPr>
       <w:tblPr/>
@@ -8113,6 +8627,7 @@
         <w:spacing w:after="0" w:before="0" w:line="240" w:lineRule="auto"/>
       </w:pPr>
       <w:rPr>
+        <w:rFonts w:eastAsia="黑体"/>
         <w:b/>
         <w:bCs/>
         <w:color w:themeColor="background1" w:val="FFFFFF"/>
@@ -8135,6 +8650,7 @@
         <w:spacing w:after="0" w:before="0" w:line="240" w:lineRule="auto"/>
       </w:pPr>
       <w:rPr>
+        <w:rFonts w:eastAsia="黑体"/>
         <w:color w:val="auto"/>
       </w:rPr>
       <w:tblPr/>
@@ -8152,6 +8668,7 @@
     </w:tblStylePr>
     <w:tblStylePr w:type="firstCol">
       <w:rPr>
+        <w:rFonts w:eastAsia="黑体"/>
         <w:b/>
         <w:bCs/>
         <w:color w:themeColor="background1" w:val="FFFFFF"/>
@@ -8171,6 +8688,7 @@
     </w:tblStylePr>
     <w:tblStylePr w:type="lastCol">
       <w:rPr>
+        <w:rFonts w:eastAsia="黑体"/>
         <w:b/>
         <w:bCs/>
         <w:color w:themeColor="background1" w:val="FFFFFF"/>
@@ -8219,6 +8737,7 @@
     </w:tblStylePr>
     <w:tblStylePr w:type="nwCell">
       <w:rPr>
+        <w:rFonts w:eastAsia="黑体"/>
         <w:color w:themeColor="background1" w:val="FFFFFF"/>
       </w:rPr>
       <w:tblPr/>
@@ -8262,6 +8781,7 @@
         <w:spacing w:after="0" w:before="0" w:line="240" w:lineRule="auto"/>
       </w:pPr>
       <w:rPr>
+        <w:rFonts w:eastAsia="黑体"/>
         <w:b/>
         <w:bCs/>
         <w:color w:themeColor="background1" w:val="FFFFFF"/>
@@ -8284,6 +8804,7 @@
         <w:spacing w:after="0" w:before="0" w:line="240" w:lineRule="auto"/>
       </w:pPr>
       <w:rPr>
+        <w:rFonts w:eastAsia="黑体"/>
         <w:color w:val="auto"/>
       </w:rPr>
       <w:tblPr/>
@@ -8301,6 +8822,7 @@
     </w:tblStylePr>
     <w:tblStylePr w:type="firstCol">
       <w:rPr>
+        <w:rFonts w:eastAsia="黑体"/>
         <w:b/>
         <w:bCs/>
         <w:color w:themeColor="background1" w:val="FFFFFF"/>
@@ -8320,6 +8842,7 @@
     </w:tblStylePr>
     <w:tblStylePr w:type="lastCol">
       <w:rPr>
+        <w:rFonts w:eastAsia="黑体"/>
         <w:b/>
         <w:bCs/>
         <w:color w:themeColor="background1" w:val="FFFFFF"/>
@@ -8368,6 +8891,7 @@
     </w:tblStylePr>
     <w:tblStylePr w:type="nwCell">
       <w:rPr>
+        <w:rFonts w:eastAsia="黑体"/>
         <w:color w:themeColor="background1" w:val="FFFFFF"/>
       </w:rPr>
       <w:tblPr/>
@@ -8411,6 +8935,7 @@
         <w:spacing w:after="0" w:before="0" w:line="240" w:lineRule="auto"/>
       </w:pPr>
       <w:rPr>
+        <w:rFonts w:eastAsia="黑体"/>
         <w:b/>
         <w:bCs/>
         <w:color w:themeColor="background1" w:val="FFFFFF"/>
@@ -8433,6 +8958,7 @@
         <w:spacing w:after="0" w:before="0" w:line="240" w:lineRule="auto"/>
       </w:pPr>
       <w:rPr>
+        <w:rFonts w:eastAsia="黑体"/>
         <w:color w:val="auto"/>
       </w:rPr>
       <w:tblPr/>
@@ -8450,6 +8976,7 @@
     </w:tblStylePr>
     <w:tblStylePr w:type="firstCol">
       <w:rPr>
+        <w:rFonts w:eastAsia="黑体"/>
         <w:b/>
         <w:bCs/>
         <w:color w:themeColor="background1" w:val="FFFFFF"/>
@@ -8469,6 +8996,7 @@
     </w:tblStylePr>
     <w:tblStylePr w:type="lastCol">
       <w:rPr>
+        <w:rFonts w:eastAsia="黑体"/>
         <w:b/>
         <w:bCs/>
         <w:color w:themeColor="background1" w:val="FFFFFF"/>
@@ -8517,6 +9045,7 @@
     </w:tblStylePr>
     <w:tblStylePr w:type="nwCell">
       <w:rPr>
+        <w:rFonts w:eastAsia="黑体"/>
         <w:color w:themeColor="background1" w:val="FFFFFF"/>
       </w:rPr>
       <w:tblPr/>
@@ -8560,6 +9089,7 @@
         <w:spacing w:after="0" w:before="0" w:line="240" w:lineRule="auto"/>
       </w:pPr>
       <w:rPr>
+        <w:rFonts w:eastAsia="黑体"/>
         <w:b/>
         <w:bCs/>
         <w:color w:themeColor="background1" w:val="FFFFFF"/>
@@ -8582,6 +9112,7 @@
         <w:spacing w:after="0" w:before="0" w:line="240" w:lineRule="auto"/>
       </w:pPr>
       <w:rPr>
+        <w:rFonts w:eastAsia="黑体"/>
         <w:color w:val="auto"/>
       </w:rPr>
       <w:tblPr/>
@@ -8599,6 +9130,7 @@
     </w:tblStylePr>
     <w:tblStylePr w:type="firstCol">
       <w:rPr>
+        <w:rFonts w:eastAsia="黑体"/>
         <w:b/>
         <w:bCs/>
         <w:color w:themeColor="background1" w:val="FFFFFF"/>
@@ -8618,6 +9150,7 @@
     </w:tblStylePr>
     <w:tblStylePr w:type="lastCol">
       <w:rPr>
+        <w:rFonts w:eastAsia="黑体"/>
         <w:b/>
         <w:bCs/>
         <w:color w:themeColor="background1" w:val="FFFFFF"/>
@@ -8666,6 +9199,7 @@
     </w:tblStylePr>
     <w:tblStylePr w:type="nwCell">
       <w:rPr>
+        <w:rFonts w:eastAsia="黑体"/>
         <w:color w:themeColor="background1" w:val="FFFFFF"/>
       </w:rPr>
       <w:tblPr/>
@@ -8709,6 +9243,7 @@
         <w:spacing w:after="0" w:before="0" w:line="240" w:lineRule="auto"/>
       </w:pPr>
       <w:rPr>
+        <w:rFonts w:eastAsia="黑体"/>
         <w:b/>
         <w:bCs/>
         <w:color w:themeColor="background1" w:val="FFFFFF"/>
@@ -8731,6 +9266,7 @@
         <w:spacing w:after="0" w:before="0" w:line="240" w:lineRule="auto"/>
       </w:pPr>
       <w:rPr>
+        <w:rFonts w:eastAsia="黑体"/>
         <w:color w:val="auto"/>
       </w:rPr>
       <w:tblPr/>
@@ -8748,6 +9284,7 @@
     </w:tblStylePr>
     <w:tblStylePr w:type="firstCol">
       <w:rPr>
+        <w:rFonts w:eastAsia="黑体"/>
         <w:b/>
         <w:bCs/>
         <w:color w:themeColor="background1" w:val="FFFFFF"/>
@@ -8767,6 +9304,7 @@
     </w:tblStylePr>
     <w:tblStylePr w:type="lastCol">
       <w:rPr>
+        <w:rFonts w:eastAsia="黑体"/>
         <w:b/>
         <w:bCs/>
         <w:color w:themeColor="background1" w:val="FFFFFF"/>
@@ -8815,6 +9353,7 @@
     </w:tblStylePr>
     <w:tblStylePr w:type="nwCell">
       <w:rPr>
+        <w:rFonts w:eastAsia="黑体"/>
         <w:color w:themeColor="background1" w:val="FFFFFF"/>
       </w:rPr>
       <w:tblPr/>
@@ -8839,6 +9378,7 @@
       <w:spacing w:after="0" w:line="240" w:lineRule="auto"/>
     </w:pPr>
     <w:rPr>
+      <w:rFonts w:eastAsia="黑体"/>
       <w:color w:themeColor="text1" w:val="000000"/>
     </w:rPr>
     <w:tblPr>
@@ -8858,7 +9398,7 @@
     </w:tblPr>
     <w:tblStylePr w:type="firstRow">
       <w:rPr>
-        <w:rFonts w:asciiTheme="majorHAnsi" w:cstheme="majorBidi" w:eastAsiaTheme="majorEastAsia" w:hAnsiTheme="majorHAnsi"/>
+        <w:rFonts w:asciiTheme="majorHAnsi" w:cstheme="majorBidi" w:hAnsiTheme="majorHAnsi" w:eastAsia="黑体"/>
       </w:rPr>
       <w:tblPr/>
       <w:tcPr>
@@ -8870,6 +9410,7 @@
     </w:tblStylePr>
     <w:tblStylePr w:type="lastRow">
       <w:rPr>
+        <w:rFonts w:eastAsia="黑体"/>
         <w:b/>
         <w:bCs/>
         <w:color w:themeColor="text2" w:val="1F497D"/>
@@ -8884,12 +9425,14 @@
     </w:tblStylePr>
     <w:tblStylePr w:type="firstCol">
       <w:rPr>
+        <w:rFonts w:eastAsia="黑体"/>
         <w:b/>
         <w:bCs/>
       </w:rPr>
     </w:tblStylePr>
     <w:tblStylePr w:type="lastCol">
       <w:rPr>
+        <w:rFonts w:eastAsia="黑体"/>
         <w:b/>
         <w:bCs/>
       </w:rPr>
@@ -8923,6 +9466,7 @@
       <w:spacing w:after="0" w:line="240" w:lineRule="auto"/>
     </w:pPr>
     <w:rPr>
+      <w:rFonts w:eastAsia="黑体"/>
       <w:color w:themeColor="text1" w:val="000000"/>
     </w:rPr>
     <w:tblPr>
@@ -8942,7 +9486,7 @@
     </w:tblPr>
     <w:tblStylePr w:type="firstRow">
       <w:rPr>
-        <w:rFonts w:asciiTheme="majorHAnsi" w:cstheme="majorBidi" w:eastAsiaTheme="majorEastAsia" w:hAnsiTheme="majorHAnsi"/>
+        <w:rFonts w:asciiTheme="majorHAnsi" w:cstheme="majorBidi" w:hAnsiTheme="majorHAnsi" w:eastAsia="黑体"/>
       </w:rPr>
       <w:tblPr/>
       <w:tcPr>
@@ -8954,6 +9498,7 @@
     </w:tblStylePr>
     <w:tblStylePr w:type="lastRow">
       <w:rPr>
+        <w:rFonts w:eastAsia="黑体"/>
         <w:b/>
         <w:bCs/>
         <w:color w:themeColor="text2" w:val="1F497D"/>
@@ -8968,12 +9513,14 @@
     </w:tblStylePr>
     <w:tblStylePr w:type="firstCol">
       <w:rPr>
+        <w:rFonts w:eastAsia="黑体"/>
         <w:b/>
         <w:bCs/>
       </w:rPr>
     </w:tblStylePr>
     <w:tblStylePr w:type="lastCol">
       <w:rPr>
+        <w:rFonts w:eastAsia="黑体"/>
         <w:b/>
         <w:bCs/>
       </w:rPr>
@@ -9007,6 +9554,7 @@
       <w:spacing w:after="0" w:line="240" w:lineRule="auto"/>
     </w:pPr>
     <w:rPr>
+      <w:rFonts w:eastAsia="黑体"/>
       <w:color w:themeColor="text1" w:val="000000"/>
     </w:rPr>
     <w:tblPr>
@@ -9026,7 +9574,7 @@
     </w:tblPr>
     <w:tblStylePr w:type="firstRow">
       <w:rPr>
-        <w:rFonts w:asciiTheme="majorHAnsi" w:cstheme="majorBidi" w:eastAsiaTheme="majorEastAsia" w:hAnsiTheme="majorHAnsi"/>
+        <w:rFonts w:asciiTheme="majorHAnsi" w:cstheme="majorBidi" w:hAnsiTheme="majorHAnsi" w:eastAsia="黑体"/>
       </w:rPr>
       <w:tblPr/>
       <w:tcPr>
@@ -9038,6 +9586,7 @@
     </w:tblStylePr>
     <w:tblStylePr w:type="lastRow">
       <w:rPr>
+        <w:rFonts w:eastAsia="黑体"/>
         <w:b/>
         <w:bCs/>
         <w:color w:themeColor="text2" w:val="1F497D"/>
@@ -9052,12 +9601,14 @@
     </w:tblStylePr>
     <w:tblStylePr w:type="firstCol">
       <w:rPr>
+        <w:rFonts w:eastAsia="黑体"/>
         <w:b/>
         <w:bCs/>
       </w:rPr>
     </w:tblStylePr>
     <w:tblStylePr w:type="lastCol">
       <w:rPr>
+        <w:rFonts w:eastAsia="黑体"/>
         <w:b/>
         <w:bCs/>
       </w:rPr>
@@ -9091,6 +9642,7 @@
       <w:spacing w:after="0" w:line="240" w:lineRule="auto"/>
     </w:pPr>
     <w:rPr>
+      <w:rFonts w:eastAsia="黑体"/>
       <w:color w:themeColor="text1" w:val="000000"/>
     </w:rPr>
     <w:tblPr>
@@ -9110,7 +9662,7 @@
     </w:tblPr>
     <w:tblStylePr w:type="firstRow">
       <w:rPr>
-        <w:rFonts w:asciiTheme="majorHAnsi" w:cstheme="majorBidi" w:eastAsiaTheme="majorEastAsia" w:hAnsiTheme="majorHAnsi"/>
+        <w:rFonts w:asciiTheme="majorHAnsi" w:cstheme="majorBidi" w:hAnsiTheme="majorHAnsi" w:eastAsia="黑体"/>
       </w:rPr>
       <w:tblPr/>
       <w:tcPr>
@@ -9122,6 +9674,7 @@
     </w:tblStylePr>
     <w:tblStylePr w:type="lastRow">
       <w:rPr>
+        <w:rFonts w:eastAsia="黑体"/>
         <w:b/>
         <w:bCs/>
         <w:color w:themeColor="text2" w:val="1F497D"/>
@@ -9136,12 +9689,14 @@
     </w:tblStylePr>
     <w:tblStylePr w:type="firstCol">
       <w:rPr>
+        <w:rFonts w:eastAsia="黑体"/>
         <w:b/>
         <w:bCs/>
       </w:rPr>
     </w:tblStylePr>
     <w:tblStylePr w:type="lastCol">
       <w:rPr>
+        <w:rFonts w:eastAsia="黑体"/>
         <w:b/>
         <w:bCs/>
       </w:rPr>
@@ -9175,6 +9730,7 @@
       <w:spacing w:after="0" w:line="240" w:lineRule="auto"/>
     </w:pPr>
     <w:rPr>
+      <w:rFonts w:eastAsia="黑体"/>
       <w:color w:themeColor="text1" w:val="000000"/>
     </w:rPr>
     <w:tblPr>
@@ -9194,7 +9750,7 @@
     </w:tblPr>
     <w:tblStylePr w:type="firstRow">
       <w:rPr>
-        <w:rFonts w:asciiTheme="majorHAnsi" w:cstheme="majorBidi" w:eastAsiaTheme="majorEastAsia" w:hAnsiTheme="majorHAnsi"/>
+        <w:rFonts w:asciiTheme="majorHAnsi" w:cstheme="majorBidi" w:hAnsiTheme="majorHAnsi" w:eastAsia="黑体"/>
       </w:rPr>
       <w:tblPr/>
       <w:tcPr>
@@ -9206,6 +9762,7 @@
     </w:tblStylePr>
     <w:tblStylePr w:type="lastRow">
       <w:rPr>
+        <w:rFonts w:eastAsia="黑体"/>
         <w:b/>
         <w:bCs/>
         <w:color w:themeColor="text2" w:val="1F497D"/>
@@ -9220,12 +9777,14 @@
     </w:tblStylePr>
     <w:tblStylePr w:type="firstCol">
       <w:rPr>
+        <w:rFonts w:eastAsia="黑体"/>
         <w:b/>
         <w:bCs/>
       </w:rPr>
     </w:tblStylePr>
     <w:tblStylePr w:type="lastCol">
       <w:rPr>
+        <w:rFonts w:eastAsia="黑体"/>
         <w:b/>
         <w:bCs/>
       </w:rPr>
@@ -9259,6 +9818,7 @@
       <w:spacing w:after="0" w:line="240" w:lineRule="auto"/>
     </w:pPr>
     <w:rPr>
+      <w:rFonts w:eastAsia="黑体"/>
       <w:color w:themeColor="text1" w:val="000000"/>
     </w:rPr>
     <w:tblPr>
@@ -9278,7 +9838,7 @@
     </w:tblPr>
     <w:tblStylePr w:type="firstRow">
       <w:rPr>
-        <w:rFonts w:asciiTheme="majorHAnsi" w:cstheme="majorBidi" w:eastAsiaTheme="majorEastAsia" w:hAnsiTheme="majorHAnsi"/>
+        <w:rFonts w:asciiTheme="majorHAnsi" w:cstheme="majorBidi" w:hAnsiTheme="majorHAnsi" w:eastAsia="黑体"/>
       </w:rPr>
       <w:tblPr/>
       <w:tcPr>
@@ -9290,6 +9850,7 @@
     </w:tblStylePr>
     <w:tblStylePr w:type="lastRow">
       <w:rPr>
+        <w:rFonts w:eastAsia="黑体"/>
         <w:b/>
         <w:bCs/>
         <w:color w:themeColor="text2" w:val="1F497D"/>
@@ -9304,12 +9865,14 @@
     </w:tblStylePr>
     <w:tblStylePr w:type="firstCol">
       <w:rPr>
+        <w:rFonts w:eastAsia="黑体"/>
         <w:b/>
         <w:bCs/>
       </w:rPr>
     </w:tblStylePr>
     <w:tblStylePr w:type="lastCol">
       <w:rPr>
+        <w:rFonts w:eastAsia="黑体"/>
         <w:b/>
         <w:bCs/>
       </w:rPr>
@@ -9343,6 +9906,7 @@
       <w:spacing w:after="0" w:line="240" w:lineRule="auto"/>
     </w:pPr>
     <w:rPr>
+      <w:rFonts w:eastAsia="黑体"/>
       <w:color w:themeColor="text1" w:val="000000"/>
     </w:rPr>
     <w:tblPr>
@@ -9362,7 +9926,7 @@
     </w:tblPr>
     <w:tblStylePr w:type="firstRow">
       <w:rPr>
-        <w:rFonts w:asciiTheme="majorHAnsi" w:cstheme="majorBidi" w:eastAsiaTheme="majorEastAsia" w:hAnsiTheme="majorHAnsi"/>
+        <w:rFonts w:asciiTheme="majorHAnsi" w:cstheme="majorBidi" w:hAnsiTheme="majorHAnsi" w:eastAsia="黑体"/>
       </w:rPr>
       <w:tblPr/>
       <w:tcPr>
@@ -9374,6 +9938,7 @@
     </w:tblStylePr>
     <w:tblStylePr w:type="lastRow">
       <w:rPr>
+        <w:rFonts w:eastAsia="黑体"/>
         <w:b/>
         <w:bCs/>
         <w:color w:themeColor="text2" w:val="1F497D"/>
@@ -9388,12 +9953,14 @@
     </w:tblStylePr>
     <w:tblStylePr w:type="firstCol">
       <w:rPr>
+        <w:rFonts w:eastAsia="黑体"/>
         <w:b/>
         <w:bCs/>
       </w:rPr>
     </w:tblStylePr>
     <w:tblStylePr w:type="lastCol">
       <w:rPr>
+        <w:rFonts w:eastAsia="黑体"/>
         <w:b/>
         <w:bCs/>
       </w:rPr>
@@ -9427,7 +9994,7 @@
       <w:spacing w:after="0" w:line="240" w:lineRule="auto"/>
     </w:pPr>
     <w:rPr>
-      <w:rFonts w:asciiTheme="majorHAnsi" w:cstheme="majorBidi" w:eastAsiaTheme="majorEastAsia" w:hAnsiTheme="majorHAnsi"/>
+      <w:rFonts w:asciiTheme="majorHAnsi" w:cstheme="majorBidi" w:hAnsiTheme="majorHAnsi" w:eastAsia="黑体"/>
       <w:color w:themeColor="text1" w:val="000000"/>
     </w:rPr>
     <w:tblPr>
@@ -9449,6 +10016,7 @@
     </w:tblPr>
     <w:tblStylePr w:type="firstRow">
       <w:rPr>
+        <w:rFonts w:eastAsia="黑体"/>
         <w:sz w:val="24"/>
         <w:szCs w:val="24"/>
       </w:rPr>
@@ -9555,7 +10123,7 @@
       <w:spacing w:after="0" w:line="240" w:lineRule="auto"/>
     </w:pPr>
     <w:rPr>
-      <w:rFonts w:asciiTheme="majorHAnsi" w:cstheme="majorBidi" w:eastAsiaTheme="majorEastAsia" w:hAnsiTheme="majorHAnsi"/>
+      <w:rFonts w:asciiTheme="majorHAnsi" w:cstheme="majorBidi" w:hAnsiTheme="majorHAnsi" w:eastAsia="黑体"/>
       <w:color w:themeColor="text1" w:val="000000"/>
     </w:rPr>
     <w:tblPr>
@@ -9577,6 +10145,7 @@
     </w:tblPr>
     <w:tblStylePr w:type="firstRow">
       <w:rPr>
+        <w:rFonts w:eastAsia="黑体"/>
         <w:sz w:val="24"/>
         <w:szCs w:val="24"/>
       </w:rPr>
@@ -9683,7 +10252,7 @@
       <w:spacing w:after="0" w:line="240" w:lineRule="auto"/>
     </w:pPr>
     <w:rPr>
-      <w:rFonts w:asciiTheme="majorHAnsi" w:cstheme="majorBidi" w:eastAsiaTheme="majorEastAsia" w:hAnsiTheme="majorHAnsi"/>
+      <w:rFonts w:asciiTheme="majorHAnsi" w:cstheme="majorBidi" w:hAnsiTheme="majorHAnsi" w:eastAsia="黑体"/>
       <w:color w:themeColor="text1" w:val="000000"/>
     </w:rPr>
     <w:tblPr>
@@ -9705,6 +10274,7 @@
     </w:tblPr>
     <w:tblStylePr w:type="firstRow">
       <w:rPr>
+        <w:rFonts w:eastAsia="黑体"/>
         <w:sz w:val="24"/>
         <w:szCs w:val="24"/>
       </w:rPr>
@@ -9811,7 +10381,7 @@
       <w:spacing w:after="0" w:line="240" w:lineRule="auto"/>
     </w:pPr>
     <w:rPr>
-      <w:rFonts w:asciiTheme="majorHAnsi" w:cstheme="majorBidi" w:eastAsiaTheme="majorEastAsia" w:hAnsiTheme="majorHAnsi"/>
+      <w:rFonts w:asciiTheme="majorHAnsi" w:cstheme="majorBidi" w:hAnsiTheme="majorHAnsi" w:eastAsia="黑体"/>
       <w:color w:themeColor="text1" w:val="000000"/>
     </w:rPr>
     <w:tblPr>
@@ -9833,6 +10403,7 @@
     </w:tblPr>
     <w:tblStylePr w:type="firstRow">
       <w:rPr>
+        <w:rFonts w:eastAsia="黑体"/>
         <w:sz w:val="24"/>
         <w:szCs w:val="24"/>
       </w:rPr>
@@ -9939,7 +10510,7 @@
       <w:spacing w:after="0" w:line="240" w:lineRule="auto"/>
     </w:pPr>
     <w:rPr>
-      <w:rFonts w:asciiTheme="majorHAnsi" w:cstheme="majorBidi" w:eastAsiaTheme="majorEastAsia" w:hAnsiTheme="majorHAnsi"/>
+      <w:rFonts w:asciiTheme="majorHAnsi" w:cstheme="majorBidi" w:hAnsiTheme="majorHAnsi" w:eastAsia="黑体"/>
       <w:color w:themeColor="text1" w:val="000000"/>
     </w:rPr>
     <w:tblPr>
@@ -9961,6 +10532,7 @@
     </w:tblPr>
     <w:tblStylePr w:type="firstRow">
       <w:rPr>
+        <w:rFonts w:eastAsia="黑体"/>
         <w:sz w:val="24"/>
         <w:szCs w:val="24"/>
       </w:rPr>
@@ -10067,7 +10639,7 @@
       <w:spacing w:after="0" w:line="240" w:lineRule="auto"/>
     </w:pPr>
     <w:rPr>
-      <w:rFonts w:asciiTheme="majorHAnsi" w:cstheme="majorBidi" w:eastAsiaTheme="majorEastAsia" w:hAnsiTheme="majorHAnsi"/>
+      <w:rFonts w:asciiTheme="majorHAnsi" w:cstheme="majorBidi" w:hAnsiTheme="majorHAnsi" w:eastAsia="黑体"/>
       <w:color w:themeColor="text1" w:val="000000"/>
     </w:rPr>
     <w:tblPr>
@@ -10089,6 +10661,7 @@
     </w:tblPr>
     <w:tblStylePr w:type="firstRow">
       <w:rPr>
+        <w:rFonts w:eastAsia="黑体"/>
         <w:sz w:val="24"/>
         <w:szCs w:val="24"/>
       </w:rPr>
@@ -10195,7 +10768,7 @@
       <w:spacing w:after="0" w:line="240" w:lineRule="auto"/>
     </w:pPr>
     <w:rPr>
-      <w:rFonts w:asciiTheme="majorHAnsi" w:cstheme="majorBidi" w:eastAsiaTheme="majorEastAsia" w:hAnsiTheme="majorHAnsi"/>
+      <w:rFonts w:asciiTheme="majorHAnsi" w:cstheme="majorBidi" w:hAnsiTheme="majorHAnsi" w:eastAsia="黑体"/>
       <w:color w:themeColor="text1" w:val="000000"/>
     </w:rPr>
     <w:tblPr>
@@ -10217,6 +10790,7 @@
     </w:tblPr>
     <w:tblStylePr w:type="firstRow">
       <w:rPr>
+        <w:rFonts w:eastAsia="黑体"/>
         <w:sz w:val="24"/>
         <w:szCs w:val="24"/>
       </w:rPr>
@@ -10346,12 +10920,14 @@
     </w:tcPr>
     <w:tblStylePr w:type="firstRow">
       <w:rPr>
+        <w:rFonts w:eastAsia="黑体"/>
         <w:b/>
         <w:bCs/>
       </w:rPr>
     </w:tblStylePr>
     <w:tblStylePr w:type="lastRow">
       <w:rPr>
+        <w:rFonts w:eastAsia="黑体"/>
         <w:b/>
         <w:bCs/>
       </w:rPr>
@@ -10364,12 +10940,14 @@
     </w:tblStylePr>
     <w:tblStylePr w:type="firstCol">
       <w:rPr>
+        <w:rFonts w:eastAsia="黑体"/>
         <w:b/>
         <w:bCs/>
       </w:rPr>
     </w:tblStylePr>
     <w:tblStylePr w:type="lastCol">
       <w:rPr>
+        <w:rFonts w:eastAsia="黑体"/>
         <w:b/>
         <w:bCs/>
       </w:rPr>
@@ -10419,12 +10997,14 @@
     </w:tcPr>
     <w:tblStylePr w:type="firstRow">
       <w:rPr>
+        <w:rFonts w:eastAsia="黑体"/>
         <w:b/>
         <w:bCs/>
       </w:rPr>
     </w:tblStylePr>
     <w:tblStylePr w:type="lastRow">
       <w:rPr>
+        <w:rFonts w:eastAsia="黑体"/>
         <w:b/>
         <w:bCs/>
       </w:rPr>
@@ -10437,12 +11017,14 @@
     </w:tblStylePr>
     <w:tblStylePr w:type="firstCol">
       <w:rPr>
+        <w:rFonts w:eastAsia="黑体"/>
         <w:b/>
         <w:bCs/>
       </w:rPr>
     </w:tblStylePr>
     <w:tblStylePr w:type="lastCol">
       <w:rPr>
+        <w:rFonts w:eastAsia="黑体"/>
         <w:b/>
         <w:bCs/>
       </w:rPr>
@@ -10492,12 +11074,14 @@
     </w:tcPr>
     <w:tblStylePr w:type="firstRow">
       <w:rPr>
+        <w:rFonts w:eastAsia="黑体"/>
         <w:b/>
         <w:bCs/>
       </w:rPr>
     </w:tblStylePr>
     <w:tblStylePr w:type="lastRow">
       <w:rPr>
+        <w:rFonts w:eastAsia="黑体"/>
         <w:b/>
         <w:bCs/>
       </w:rPr>
@@ -10510,12 +11094,14 @@
     </w:tblStylePr>
     <w:tblStylePr w:type="firstCol">
       <w:rPr>
+        <w:rFonts w:eastAsia="黑体"/>
         <w:b/>
         <w:bCs/>
       </w:rPr>
     </w:tblStylePr>
     <w:tblStylePr w:type="lastCol">
       <w:rPr>
+        <w:rFonts w:eastAsia="黑体"/>
         <w:b/>
         <w:bCs/>
       </w:rPr>
@@ -10565,12 +11151,14 @@
     </w:tcPr>
     <w:tblStylePr w:type="firstRow">
       <w:rPr>
+        <w:rFonts w:eastAsia="黑体"/>
         <w:b/>
         <w:bCs/>
       </w:rPr>
     </w:tblStylePr>
     <w:tblStylePr w:type="lastRow">
       <w:rPr>
+        <w:rFonts w:eastAsia="黑体"/>
         <w:b/>
         <w:bCs/>
       </w:rPr>
@@ -10583,12 +11171,14 @@
     </w:tblStylePr>
     <w:tblStylePr w:type="firstCol">
       <w:rPr>
+        <w:rFonts w:eastAsia="黑体"/>
         <w:b/>
         <w:bCs/>
       </w:rPr>
     </w:tblStylePr>
     <w:tblStylePr w:type="lastCol">
       <w:rPr>
+        <w:rFonts w:eastAsia="黑体"/>
         <w:b/>
         <w:bCs/>
       </w:rPr>
@@ -10638,12 +11228,14 @@
     </w:tcPr>
     <w:tblStylePr w:type="firstRow">
       <w:rPr>
+        <w:rFonts w:eastAsia="黑体"/>
         <w:b/>
         <w:bCs/>
       </w:rPr>
     </w:tblStylePr>
     <w:tblStylePr w:type="lastRow">
       <w:rPr>
+        <w:rFonts w:eastAsia="黑体"/>
         <w:b/>
         <w:bCs/>
       </w:rPr>
@@ -10656,12 +11248,14 @@
     </w:tblStylePr>
     <w:tblStylePr w:type="firstCol">
       <w:rPr>
+        <w:rFonts w:eastAsia="黑体"/>
         <w:b/>
         <w:bCs/>
       </w:rPr>
     </w:tblStylePr>
     <w:tblStylePr w:type="lastCol">
       <w:rPr>
+        <w:rFonts w:eastAsia="黑体"/>
         <w:b/>
         <w:bCs/>
       </w:rPr>
@@ -10711,12 +11305,14 @@
     </w:tcPr>
     <w:tblStylePr w:type="firstRow">
       <w:rPr>
+        <w:rFonts w:eastAsia="黑体"/>
         <w:b/>
         <w:bCs/>
       </w:rPr>
     </w:tblStylePr>
     <w:tblStylePr w:type="lastRow">
       <w:rPr>
+        <w:rFonts w:eastAsia="黑体"/>
         <w:b/>
         <w:bCs/>
       </w:rPr>
@@ -10729,12 +11325,14 @@
     </w:tblStylePr>
     <w:tblStylePr w:type="firstCol">
       <w:rPr>
+        <w:rFonts w:eastAsia="黑体"/>
         <w:b/>
         <w:bCs/>
       </w:rPr>
     </w:tblStylePr>
     <w:tblStylePr w:type="lastCol">
       <w:rPr>
+        <w:rFonts w:eastAsia="黑体"/>
         <w:b/>
         <w:bCs/>
       </w:rPr>
@@ -10784,12 +11382,14 @@
     </w:tcPr>
     <w:tblStylePr w:type="firstRow">
       <w:rPr>
+        <w:rFonts w:eastAsia="黑体"/>
         <w:b/>
         <w:bCs/>
       </w:rPr>
     </w:tblStylePr>
     <w:tblStylePr w:type="lastRow">
       <w:rPr>
+        <w:rFonts w:eastAsia="黑体"/>
         <w:b/>
         <w:bCs/>
       </w:rPr>
@@ -10802,12 +11402,14 @@
     </w:tblStylePr>
     <w:tblStylePr w:type="firstCol">
       <w:rPr>
+        <w:rFonts w:eastAsia="黑体"/>
         <w:b/>
         <w:bCs/>
       </w:rPr>
     </w:tblStylePr>
     <w:tblStylePr w:type="lastCol">
       <w:rPr>
+        <w:rFonts w:eastAsia="黑体"/>
         <w:b/>
         <w:bCs/>
       </w:rPr>
@@ -10834,7 +11436,7 @@
       <w:spacing w:after="0" w:line="240" w:lineRule="auto"/>
     </w:pPr>
     <w:rPr>
-      <w:rFonts w:asciiTheme="majorHAnsi" w:cstheme="majorBidi" w:eastAsiaTheme="majorEastAsia" w:hAnsiTheme="majorHAnsi"/>
+      <w:rFonts w:asciiTheme="majorHAnsi" w:cstheme="majorBidi" w:hAnsiTheme="majorHAnsi" w:eastAsia="黑体"/>
       <w:color w:themeColor="text1" w:val="000000"/>
     </w:rPr>
     <w:tblPr>
@@ -10861,6 +11463,7 @@
     </w:tcPr>
     <w:tblStylePr w:type="firstRow">
       <w:rPr>
+        <w:rFonts w:eastAsia="黑体"/>
         <w:b/>
         <w:bCs/>
         <w:color w:themeColor="text1" w:val="000000"/>
@@ -10872,6 +11475,7 @@
     </w:tblStylePr>
     <w:tblStylePr w:type="lastRow">
       <w:rPr>
+        <w:rFonts w:eastAsia="黑体"/>
         <w:b/>
         <w:bCs/>
         <w:color w:themeColor="text1" w:val="000000"/>
@@ -10891,6 +11495,7 @@
     </w:tblStylePr>
     <w:tblStylePr w:type="firstCol">
       <w:rPr>
+        <w:rFonts w:eastAsia="黑体"/>
         <w:b/>
         <w:bCs/>
         <w:color w:themeColor="text1" w:val="000000"/>
@@ -10910,6 +11515,7 @@
     </w:tblStylePr>
     <w:tblStylePr w:type="lastCol">
       <w:rPr>
+        <w:rFonts w:eastAsia="黑体"/>
         <w:b w:val="0"/>
         <w:bCs w:val="0"/>
         <w:color w:themeColor="text1" w:val="000000"/>
@@ -10959,7 +11565,7 @@
       <w:spacing w:after="0" w:line="240" w:lineRule="auto"/>
     </w:pPr>
     <w:rPr>
-      <w:rFonts w:asciiTheme="majorHAnsi" w:cstheme="majorBidi" w:eastAsiaTheme="majorEastAsia" w:hAnsiTheme="majorHAnsi"/>
+      <w:rFonts w:asciiTheme="majorHAnsi" w:cstheme="majorBidi" w:hAnsiTheme="majorHAnsi" w:eastAsia="黑体"/>
       <w:color w:themeColor="text1" w:val="000000"/>
     </w:rPr>
     <w:tblPr>
@@ -10986,6 +11592,7 @@
     </w:tcPr>
     <w:tblStylePr w:type="firstRow">
       <w:rPr>
+        <w:rFonts w:eastAsia="黑体"/>
         <w:b/>
         <w:bCs/>
         <w:color w:themeColor="text1" w:val="000000"/>
@@ -10997,6 +11604,7 @@
     </w:tblStylePr>
     <w:tblStylePr w:type="lastRow">
       <w:rPr>
+        <w:rFonts w:eastAsia="黑体"/>
         <w:b/>
         <w:bCs/>
         <w:color w:themeColor="text1" w:val="000000"/>
@@ -11016,6 +11624,7 @@
     </w:tblStylePr>
     <w:tblStylePr w:type="firstCol">
       <w:rPr>
+        <w:rFonts w:eastAsia="黑体"/>
         <w:b/>
         <w:bCs/>
         <w:color w:themeColor="text1" w:val="000000"/>
@@ -11035,6 +11644,7 @@
     </w:tblStylePr>
     <w:tblStylePr w:type="lastCol">
       <w:rPr>
+        <w:rFonts w:eastAsia="黑体"/>
         <w:b w:val="0"/>
         <w:bCs w:val="0"/>
         <w:color w:themeColor="text1" w:val="000000"/>
@@ -11084,7 +11694,7 @@
       <w:spacing w:after="0" w:line="240" w:lineRule="auto"/>
     </w:pPr>
     <w:rPr>
-      <w:rFonts w:asciiTheme="majorHAnsi" w:cstheme="majorBidi" w:eastAsiaTheme="majorEastAsia" w:hAnsiTheme="majorHAnsi"/>
+      <w:rFonts w:asciiTheme="majorHAnsi" w:cstheme="majorBidi" w:hAnsiTheme="majorHAnsi" w:eastAsia="黑体"/>
       <w:color w:themeColor="text1" w:val="000000"/>
     </w:rPr>
     <w:tblPr>
@@ -11111,6 +11721,7 @@
     </w:tcPr>
     <w:tblStylePr w:type="firstRow">
       <w:rPr>
+        <w:rFonts w:eastAsia="黑体"/>
         <w:b/>
         <w:bCs/>
         <w:color w:themeColor="text1" w:val="000000"/>
@@ -11122,6 +11733,7 @@
     </w:tblStylePr>
     <w:tblStylePr w:type="lastRow">
       <w:rPr>
+        <w:rFonts w:eastAsia="黑体"/>
         <w:b/>
         <w:bCs/>
         <w:color w:themeColor="text1" w:val="000000"/>
@@ -11141,6 +11753,7 @@
     </w:tblStylePr>
     <w:tblStylePr w:type="firstCol">
       <w:rPr>
+        <w:rFonts w:eastAsia="黑体"/>
         <w:b/>
         <w:bCs/>
         <w:color w:themeColor="text1" w:val="000000"/>
@@ -11160,6 +11773,7 @@
     </w:tblStylePr>
     <w:tblStylePr w:type="lastCol">
       <w:rPr>
+        <w:rFonts w:eastAsia="黑体"/>
         <w:b w:val="0"/>
         <w:bCs w:val="0"/>
         <w:color w:themeColor="text1" w:val="000000"/>
@@ -11209,7 +11823,7 @@
       <w:spacing w:after="0" w:line="240" w:lineRule="auto"/>
     </w:pPr>
     <w:rPr>
-      <w:rFonts w:asciiTheme="majorHAnsi" w:cstheme="majorBidi" w:eastAsiaTheme="majorEastAsia" w:hAnsiTheme="majorHAnsi"/>
+      <w:rFonts w:asciiTheme="majorHAnsi" w:cstheme="majorBidi" w:hAnsiTheme="majorHAnsi" w:eastAsia="黑体"/>
       <w:color w:themeColor="text1" w:val="000000"/>
     </w:rPr>
     <w:tblPr>
@@ -11236,6 +11850,7 @@
     </w:tcPr>
     <w:tblStylePr w:type="firstRow">
       <w:rPr>
+        <w:rFonts w:eastAsia="黑体"/>
         <w:b/>
         <w:bCs/>
         <w:color w:themeColor="text1" w:val="000000"/>
@@ -11247,6 +11862,7 @@
     </w:tblStylePr>
     <w:tblStylePr w:type="lastRow">
       <w:rPr>
+        <w:rFonts w:eastAsia="黑体"/>
         <w:b/>
         <w:bCs/>
         <w:color w:themeColor="text1" w:val="000000"/>
@@ -11266,6 +11882,7 @@
     </w:tblStylePr>
     <w:tblStylePr w:type="firstCol">
       <w:rPr>
+        <w:rFonts w:eastAsia="黑体"/>
         <w:b/>
         <w:bCs/>
         <w:color w:themeColor="text1" w:val="000000"/>
@@ -11285,6 +11902,7 @@
     </w:tblStylePr>
     <w:tblStylePr w:type="lastCol">
       <w:rPr>
+        <w:rFonts w:eastAsia="黑体"/>
         <w:b w:val="0"/>
         <w:bCs w:val="0"/>
         <w:color w:themeColor="text1" w:val="000000"/>
@@ -11334,7 +11952,7 @@
       <w:spacing w:after="0" w:line="240" w:lineRule="auto"/>
     </w:pPr>
     <w:rPr>
-      <w:rFonts w:asciiTheme="majorHAnsi" w:cstheme="majorBidi" w:eastAsiaTheme="majorEastAsia" w:hAnsiTheme="majorHAnsi"/>
+      <w:rFonts w:asciiTheme="majorHAnsi" w:cstheme="majorBidi" w:hAnsiTheme="majorHAnsi" w:eastAsia="黑体"/>
       <w:color w:themeColor="text1" w:val="000000"/>
     </w:rPr>
     <w:tblPr>
@@ -11361,6 +11979,7 @@
     </w:tcPr>
     <w:tblStylePr w:type="firstRow">
       <w:rPr>
+        <w:rFonts w:eastAsia="黑体"/>
         <w:b/>
         <w:bCs/>
         <w:color w:themeColor="text1" w:val="000000"/>
@@ -11372,6 +11991,7 @@
     </w:tblStylePr>
     <w:tblStylePr w:type="lastRow">
       <w:rPr>
+        <w:rFonts w:eastAsia="黑体"/>
         <w:b/>
         <w:bCs/>
         <w:color w:themeColor="text1" w:val="000000"/>
@@ -11391,6 +12011,7 @@
     </w:tblStylePr>
     <w:tblStylePr w:type="firstCol">
       <w:rPr>
+        <w:rFonts w:eastAsia="黑体"/>
         <w:b/>
         <w:bCs/>
         <w:color w:themeColor="text1" w:val="000000"/>
@@ -11410,6 +12031,7 @@
     </w:tblStylePr>
     <w:tblStylePr w:type="lastCol">
       <w:rPr>
+        <w:rFonts w:eastAsia="黑体"/>
         <w:b w:val="0"/>
         <w:bCs w:val="0"/>
         <w:color w:themeColor="text1" w:val="000000"/>
@@ -11459,7 +12081,7 @@
       <w:spacing w:after="0" w:line="240" w:lineRule="auto"/>
     </w:pPr>
     <w:rPr>
-      <w:rFonts w:asciiTheme="majorHAnsi" w:cstheme="majorBidi" w:eastAsiaTheme="majorEastAsia" w:hAnsiTheme="majorHAnsi"/>
+      <w:rFonts w:asciiTheme="majorHAnsi" w:cstheme="majorBidi" w:hAnsiTheme="majorHAnsi" w:eastAsia="黑体"/>
       <w:color w:themeColor="text1" w:val="000000"/>
     </w:rPr>
     <w:tblPr>
@@ -11486,6 +12108,7 @@
     </w:tcPr>
     <w:tblStylePr w:type="firstRow">
       <w:rPr>
+        <w:rFonts w:eastAsia="黑体"/>
         <w:b/>
         <w:bCs/>
         <w:color w:themeColor="text1" w:val="000000"/>
@@ -11497,6 +12120,7 @@
     </w:tblStylePr>
     <w:tblStylePr w:type="lastRow">
       <w:rPr>
+        <w:rFonts w:eastAsia="黑体"/>
         <w:b/>
         <w:bCs/>
         <w:color w:themeColor="text1" w:val="000000"/>
@@ -11516,6 +12140,7 @@
     </w:tblStylePr>
     <w:tblStylePr w:type="firstCol">
       <w:rPr>
+        <w:rFonts w:eastAsia="黑体"/>
         <w:b/>
         <w:bCs/>
         <w:color w:themeColor="text1" w:val="000000"/>
@@ -11535,6 +12160,7 @@
     </w:tblStylePr>
     <w:tblStylePr w:type="lastCol">
       <w:rPr>
+        <w:rFonts w:eastAsia="黑体"/>
         <w:b w:val="0"/>
         <w:bCs w:val="0"/>
         <w:color w:themeColor="text1" w:val="000000"/>
@@ -11584,7 +12210,7 @@
       <w:spacing w:after="0" w:line="240" w:lineRule="auto"/>
     </w:pPr>
     <w:rPr>
-      <w:rFonts w:asciiTheme="majorHAnsi" w:cstheme="majorBidi" w:eastAsiaTheme="majorEastAsia" w:hAnsiTheme="majorHAnsi"/>
+      <w:rFonts w:asciiTheme="majorHAnsi" w:cstheme="majorBidi" w:hAnsiTheme="majorHAnsi" w:eastAsia="黑体"/>
       <w:color w:themeColor="text1" w:val="000000"/>
     </w:rPr>
     <w:tblPr>
@@ -11611,6 +12237,7 @@
     </w:tcPr>
     <w:tblStylePr w:type="firstRow">
       <w:rPr>
+        <w:rFonts w:eastAsia="黑体"/>
         <w:b/>
         <w:bCs/>
         <w:color w:themeColor="text1" w:val="000000"/>
@@ -11622,6 +12249,7 @@
     </w:tblStylePr>
     <w:tblStylePr w:type="lastRow">
       <w:rPr>
+        <w:rFonts w:eastAsia="黑体"/>
         <w:b/>
         <w:bCs/>
         <w:color w:themeColor="text1" w:val="000000"/>
@@ -11641,6 +12269,7 @@
     </w:tblStylePr>
     <w:tblStylePr w:type="firstCol">
       <w:rPr>
+        <w:rFonts w:eastAsia="黑体"/>
         <w:b/>
         <w:bCs/>
         <w:color w:themeColor="text1" w:val="000000"/>
@@ -11660,6 +12289,7 @@
     </w:tblStylePr>
     <w:tblStylePr w:type="lastCol">
       <w:rPr>
+        <w:rFonts w:eastAsia="黑体"/>
         <w:b w:val="0"/>
         <w:bCs w:val="0"/>
         <w:color w:themeColor="text1" w:val="000000"/>
@@ -11732,6 +12362,7 @@
     </w:tcPr>
     <w:tblStylePr w:type="firstRow">
       <w:rPr>
+        <w:rFonts w:eastAsia="黑体"/>
         <w:b/>
         <w:bCs/>
         <w:i w:val="0"/>
@@ -11753,6 +12384,7 @@
     </w:tblStylePr>
     <w:tblStylePr w:type="lastRow">
       <w:rPr>
+        <w:rFonts w:eastAsia="黑体"/>
         <w:b/>
         <w:bCs/>
         <w:i w:val="0"/>
@@ -11774,6 +12406,7 @@
     </w:tblStylePr>
     <w:tblStylePr w:type="firstCol">
       <w:rPr>
+        <w:rFonts w:eastAsia="黑体"/>
         <w:b/>
         <w:bCs/>
         <w:i w:val="0"/>
@@ -11793,6 +12426,7 @@
     </w:tblStylePr>
     <w:tblStylePr w:type="lastCol">
       <w:rPr>
+        <w:rFonts w:eastAsia="黑体"/>
         <w:b/>
         <w:bCs/>
         <w:i w:val="0"/>
@@ -11873,6 +12507,7 @@
     </w:tcPr>
     <w:tblStylePr w:type="firstRow">
       <w:rPr>
+        <w:rFonts w:eastAsia="黑体"/>
         <w:b/>
         <w:bCs/>
         <w:i w:val="0"/>
@@ -11894,6 +12529,7 @@
     </w:tblStylePr>
     <w:tblStylePr w:type="lastRow">
       <w:rPr>
+        <w:rFonts w:eastAsia="黑体"/>
         <w:b/>
         <w:bCs/>
         <w:i w:val="0"/>
@@ -11915,6 +12551,7 @@
     </w:tblStylePr>
     <w:tblStylePr w:type="firstCol">
       <w:rPr>
+        <w:rFonts w:eastAsia="黑体"/>
         <w:b/>
         <w:bCs/>
         <w:i w:val="0"/>
@@ -11934,6 +12571,7 @@
     </w:tblStylePr>
     <w:tblStylePr w:type="lastCol">
       <w:rPr>
+        <w:rFonts w:eastAsia="黑体"/>
         <w:b/>
         <w:bCs/>
         <w:i w:val="0"/>
@@ -12014,6 +12652,7 @@
     </w:tcPr>
     <w:tblStylePr w:type="firstRow">
       <w:rPr>
+        <w:rFonts w:eastAsia="黑体"/>
         <w:b/>
         <w:bCs/>
         <w:i w:val="0"/>
@@ -12035,6 +12674,7 @@
     </w:tblStylePr>
     <w:tblStylePr w:type="lastRow">
       <w:rPr>
+        <w:rFonts w:eastAsia="黑体"/>
         <w:b/>
         <w:bCs/>
         <w:i w:val="0"/>
@@ -12056,6 +12696,7 @@
     </w:tblStylePr>
     <w:tblStylePr w:type="firstCol">
       <w:rPr>
+        <w:rFonts w:eastAsia="黑体"/>
         <w:b/>
         <w:bCs/>
         <w:i w:val="0"/>
@@ -12075,6 +12716,7 @@
     </w:tblStylePr>
     <w:tblStylePr w:type="lastCol">
       <w:rPr>
+        <w:rFonts w:eastAsia="黑体"/>
         <w:b/>
         <w:bCs/>
         <w:i w:val="0"/>
@@ -12155,6 +12797,7 @@
     </w:tcPr>
     <w:tblStylePr w:type="firstRow">
       <w:rPr>
+        <w:rFonts w:eastAsia="黑体"/>
         <w:b/>
         <w:bCs/>
         <w:i w:val="0"/>
@@ -12176,6 +12819,7 @@
     </w:tblStylePr>
     <w:tblStylePr w:type="lastRow">
       <w:rPr>
+        <w:rFonts w:eastAsia="黑体"/>
         <w:b/>
         <w:bCs/>
         <w:i w:val="0"/>
@@ -12197,6 +12841,7 @@
     </w:tblStylePr>
     <w:tblStylePr w:type="firstCol">
       <w:rPr>
+        <w:rFonts w:eastAsia="黑体"/>
         <w:b/>
         <w:bCs/>
         <w:i w:val="0"/>
@@ -12216,6 +12861,7 @@
     </w:tblStylePr>
     <w:tblStylePr w:type="lastCol">
       <w:rPr>
+        <w:rFonts w:eastAsia="黑体"/>
         <w:b/>
         <w:bCs/>
         <w:i w:val="0"/>
@@ -12296,6 +12942,7 @@
     </w:tcPr>
     <w:tblStylePr w:type="firstRow">
       <w:rPr>
+        <w:rFonts w:eastAsia="黑体"/>
         <w:b/>
         <w:bCs/>
         <w:i w:val="0"/>
@@ -12317,6 +12964,7 @@
     </w:tblStylePr>
     <w:tblStylePr w:type="lastRow">
       <w:rPr>
+        <w:rFonts w:eastAsia="黑体"/>
         <w:b/>
         <w:bCs/>
         <w:i w:val="0"/>
@@ -12338,6 +12986,7 @@
     </w:tblStylePr>
     <w:tblStylePr w:type="firstCol">
       <w:rPr>
+        <w:rFonts w:eastAsia="黑体"/>
         <w:b/>
         <w:bCs/>
         <w:i w:val="0"/>
@@ -12357,6 +13006,7 @@
     </w:tblStylePr>
     <w:tblStylePr w:type="lastCol">
       <w:rPr>
+        <w:rFonts w:eastAsia="黑体"/>
         <w:b/>
         <w:bCs/>
         <w:i w:val="0"/>
@@ -12437,6 +13087,7 @@
     </w:tcPr>
     <w:tblStylePr w:type="firstRow">
       <w:rPr>
+        <w:rFonts w:eastAsia="黑体"/>
         <w:b/>
         <w:bCs/>
         <w:i w:val="0"/>
@@ -12458,6 +13109,7 @@
     </w:tblStylePr>
     <w:tblStylePr w:type="lastRow">
       <w:rPr>
+        <w:rFonts w:eastAsia="黑体"/>
         <w:b/>
         <w:bCs/>
         <w:i w:val="0"/>
@@ -12479,6 +13131,7 @@
     </w:tblStylePr>
     <w:tblStylePr w:type="firstCol">
       <w:rPr>
+        <w:rFonts w:eastAsia="黑体"/>
         <w:b/>
         <w:bCs/>
         <w:i w:val="0"/>
@@ -12498,6 +13151,7 @@
     </w:tblStylePr>
     <w:tblStylePr w:type="lastCol">
       <w:rPr>
+        <w:rFonts w:eastAsia="黑体"/>
         <w:b/>
         <w:bCs/>
         <w:i w:val="0"/>
@@ -12578,6 +13232,7 @@
     </w:tcPr>
     <w:tblStylePr w:type="firstRow">
       <w:rPr>
+        <w:rFonts w:eastAsia="黑体"/>
         <w:b/>
         <w:bCs/>
         <w:i w:val="0"/>
@@ -12599,6 +13254,7 @@
     </w:tblStylePr>
     <w:tblStylePr w:type="lastRow">
       <w:rPr>
+        <w:rFonts w:eastAsia="黑体"/>
         <w:b/>
         <w:bCs/>
         <w:i w:val="0"/>
@@ -12620,6 +13276,7 @@
     </w:tblStylePr>
     <w:tblStylePr w:type="firstCol">
       <w:rPr>
+        <w:rFonts w:eastAsia="黑体"/>
         <w:b/>
         <w:bCs/>
         <w:i w:val="0"/>
@@ -12639,6 +13296,7 @@
     </w:tblStylePr>
     <w:tblStylePr w:type="lastCol">
       <w:rPr>
+        <w:rFonts w:eastAsia="黑体"/>
         <w:b/>
         <w:bCs/>
         <w:i w:val="0"/>
@@ -12696,6 +13354,7 @@
       <w:spacing w:after="0" w:line="240" w:lineRule="auto"/>
     </w:pPr>
     <w:rPr>
+      <w:rFonts w:eastAsia="黑体"/>
       <w:color w:themeColor="background1" w:val="FFFFFF"/>
     </w:rPr>
     <w:tblPr>
@@ -12714,6 +13373,7 @@
     </w:tcPr>
     <w:tblStylePr w:type="firstRow">
       <w:rPr>
+        <w:rFonts w:eastAsia="黑体"/>
         <w:b/>
         <w:bCs/>
       </w:rPr>
@@ -12810,6 +13470,7 @@
       <w:spacing w:after="0" w:line="240" w:lineRule="auto"/>
     </w:pPr>
     <w:rPr>
+      <w:rFonts w:eastAsia="黑体"/>
       <w:color w:themeColor="background1" w:val="FFFFFF"/>
     </w:rPr>
     <w:tblPr>
@@ -12828,6 +13489,7 @@
     </w:tcPr>
     <w:tblStylePr w:type="firstRow">
       <w:rPr>
+        <w:rFonts w:eastAsia="黑体"/>
         <w:b/>
         <w:bCs/>
       </w:rPr>
@@ -12924,6 +13586,7 @@
       <w:spacing w:after="0" w:line="240" w:lineRule="auto"/>
     </w:pPr>
     <w:rPr>
+      <w:rFonts w:eastAsia="黑体"/>
       <w:color w:themeColor="background1" w:val="FFFFFF"/>
     </w:rPr>
     <w:tblPr>
@@ -12942,6 +13605,7 @@
     </w:tcPr>
     <w:tblStylePr w:type="firstRow">
       <w:rPr>
+        <w:rFonts w:eastAsia="黑体"/>
         <w:b/>
         <w:bCs/>
       </w:rPr>
@@ -13038,6 +13702,7 @@
       <w:spacing w:after="0" w:line="240" w:lineRule="auto"/>
     </w:pPr>
     <w:rPr>
+      <w:rFonts w:eastAsia="黑体"/>
       <w:color w:themeColor="background1" w:val="FFFFFF"/>
     </w:rPr>
     <w:tblPr>
@@ -13056,6 +13721,7 @@
     </w:tcPr>
     <w:tblStylePr w:type="firstRow">
       <w:rPr>
+        <w:rFonts w:eastAsia="黑体"/>
         <w:b/>
         <w:bCs/>
       </w:rPr>
@@ -13152,6 +13818,7 @@
       <w:spacing w:after="0" w:line="240" w:lineRule="auto"/>
     </w:pPr>
     <w:rPr>
+      <w:rFonts w:eastAsia="黑体"/>
       <w:color w:themeColor="background1" w:val="FFFFFF"/>
     </w:rPr>
     <w:tblPr>
@@ -13170,6 +13837,7 @@
     </w:tcPr>
     <w:tblStylePr w:type="firstRow">
       <w:rPr>
+        <w:rFonts w:eastAsia="黑体"/>
         <w:b/>
         <w:bCs/>
       </w:rPr>
@@ -13266,6 +13934,7 @@
       <w:spacing w:after="0" w:line="240" w:lineRule="auto"/>
     </w:pPr>
     <w:rPr>
+      <w:rFonts w:eastAsia="黑体"/>
       <w:color w:themeColor="background1" w:val="FFFFFF"/>
     </w:rPr>
     <w:tblPr>
@@ -13284,6 +13953,7 @@
     </w:tcPr>
     <w:tblStylePr w:type="firstRow">
       <w:rPr>
+        <w:rFonts w:eastAsia="黑体"/>
         <w:b/>
         <w:bCs/>
       </w:rPr>
@@ -13380,6 +14050,7 @@
       <w:spacing w:after="0" w:line="240" w:lineRule="auto"/>
     </w:pPr>
     <w:rPr>
+      <w:rFonts w:eastAsia="黑体"/>
       <w:color w:themeColor="background1" w:val="FFFFFF"/>
     </w:rPr>
     <w:tblPr>
@@ -13398,6 +14069,7 @@
     </w:tcPr>
     <w:tblStylePr w:type="firstRow">
       <w:rPr>
+        <w:rFonts w:eastAsia="黑体"/>
         <w:b/>
         <w:bCs/>
       </w:rPr>
@@ -13494,6 +14166,7 @@
       <w:spacing w:after="0" w:line="240" w:lineRule="auto"/>
     </w:pPr>
     <w:rPr>
+      <w:rFonts w:eastAsia="黑体"/>
       <w:color w:themeColor="text1" w:val="000000"/>
     </w:rPr>
     <w:tblPr>
@@ -13520,6 +14193,7 @@
     </w:tcPr>
     <w:tblStylePr w:type="firstRow">
       <w:rPr>
+        <w:rFonts w:eastAsia="黑体"/>
         <w:b/>
         <w:bCs/>
       </w:rPr>
@@ -13538,6 +14212,7 @@
     </w:tblStylePr>
     <w:tblStylePr w:type="lastRow">
       <w:rPr>
+        <w:rFonts w:eastAsia="黑体"/>
         <w:b/>
         <w:bCs/>
         <w:color w:themeColor="background1" w:val="FFFFFF"/>
@@ -13552,6 +14227,7 @@
     </w:tblStylePr>
     <w:tblStylePr w:type="firstCol">
       <w:rPr>
+        <w:rFonts w:eastAsia="黑体"/>
         <w:color w:themeColor="background1" w:val="FFFFFF"/>
       </w:rPr>
       <w:tblPr/>
@@ -13569,6 +14245,7 @@
     </w:tblStylePr>
     <w:tblStylePr w:type="lastCol">
       <w:rPr>
+        <w:rFonts w:eastAsia="黑体"/>
         <w:color w:themeColor="background1" w:val="FFFFFF"/>
       </w:rPr>
       <w:tblPr/>
@@ -13598,11 +14275,13 @@
     </w:tblStylePr>
     <w:tblStylePr w:type="neCell">
       <w:rPr>
+        <w:rFonts w:eastAsia="黑体"/>
         <w:color w:themeColor="text1" w:val="000000"/>
       </w:rPr>
     </w:tblStylePr>
     <w:tblStylePr w:type="nwCell">
       <w:rPr>
+        <w:rFonts w:eastAsia="黑体"/>
         <w:color w:themeColor="text1" w:val="000000"/>
       </w:rPr>
     </w:tblStylePr>
@@ -13616,6 +14295,7 @@
       <w:spacing w:after="0" w:line="240" w:lineRule="auto"/>
     </w:pPr>
     <w:rPr>
+      <w:rFonts w:eastAsia="黑体"/>
       <w:color w:themeColor="text1" w:val="000000"/>
     </w:rPr>
     <w:tblPr>
@@ -13642,6 +14322,7 @@
     </w:tcPr>
     <w:tblStylePr w:type="firstRow">
       <w:rPr>
+        <w:rFonts w:eastAsia="黑体"/>
         <w:b/>
         <w:bCs/>
       </w:rPr>
@@ -13660,6 +14341,7 @@
     </w:tblStylePr>
     <w:tblStylePr w:type="lastRow">
       <w:rPr>
+        <w:rFonts w:eastAsia="黑体"/>
         <w:b/>
         <w:bCs/>
         <w:color w:themeColor="background1" w:val="FFFFFF"/>
@@ -13674,6 +14356,7 @@
     </w:tblStylePr>
     <w:tblStylePr w:type="firstCol">
       <w:rPr>
+        <w:rFonts w:eastAsia="黑体"/>
         <w:color w:themeColor="background1" w:val="FFFFFF"/>
       </w:rPr>
       <w:tblPr/>
@@ -13691,6 +14374,7 @@
     </w:tblStylePr>
     <w:tblStylePr w:type="lastCol">
       <w:rPr>
+        <w:rFonts w:eastAsia="黑体"/>
         <w:color w:themeColor="background1" w:val="FFFFFF"/>
       </w:rPr>
       <w:tblPr/>
@@ -13720,11 +14404,13 @@
     </w:tblStylePr>
     <w:tblStylePr w:type="neCell">
       <w:rPr>
+        <w:rFonts w:eastAsia="黑体"/>
         <w:color w:themeColor="text1" w:val="000000"/>
       </w:rPr>
     </w:tblStylePr>
     <w:tblStylePr w:type="nwCell">
       <w:rPr>
+        <w:rFonts w:eastAsia="黑体"/>
         <w:color w:themeColor="text1" w:val="000000"/>
       </w:rPr>
     </w:tblStylePr>
@@ -13738,6 +14424,7 @@
       <w:spacing w:after="0" w:line="240" w:lineRule="auto"/>
     </w:pPr>
     <w:rPr>
+      <w:rFonts w:eastAsia="黑体"/>
       <w:color w:themeColor="text1" w:val="000000"/>
     </w:rPr>
     <w:tblPr>
@@ -13764,6 +14451,7 @@
     </w:tcPr>
     <w:tblStylePr w:type="firstRow">
       <w:rPr>
+        <w:rFonts w:eastAsia="黑体"/>
         <w:b/>
         <w:bCs/>
       </w:rPr>
@@ -13782,6 +14470,7 @@
     </w:tblStylePr>
     <w:tblStylePr w:type="lastRow">
       <w:rPr>
+        <w:rFonts w:eastAsia="黑体"/>
         <w:b/>
         <w:bCs/>
         <w:color w:themeColor="background1" w:val="FFFFFF"/>
@@ -13796,6 +14485,7 @@
     </w:tblStylePr>
     <w:tblStylePr w:type="firstCol">
       <w:rPr>
+        <w:rFonts w:eastAsia="黑体"/>
         <w:color w:themeColor="background1" w:val="FFFFFF"/>
       </w:rPr>
       <w:tblPr/>
@@ -13813,6 +14503,7 @@
     </w:tblStylePr>
     <w:tblStylePr w:type="lastCol">
       <w:rPr>
+        <w:rFonts w:eastAsia="黑体"/>
         <w:color w:themeColor="background1" w:val="FFFFFF"/>
       </w:rPr>
       <w:tblPr/>
@@ -13842,11 +14533,13 @@
     </w:tblStylePr>
     <w:tblStylePr w:type="neCell">
       <w:rPr>
+        <w:rFonts w:eastAsia="黑体"/>
         <w:color w:themeColor="text1" w:val="000000"/>
       </w:rPr>
     </w:tblStylePr>
     <w:tblStylePr w:type="nwCell">
       <w:rPr>
+        <w:rFonts w:eastAsia="黑体"/>
         <w:color w:themeColor="text1" w:val="000000"/>
       </w:rPr>
     </w:tblStylePr>
@@ -13860,6 +14553,7 @@
       <w:spacing w:after="0" w:line="240" w:lineRule="auto"/>
     </w:pPr>
     <w:rPr>
+      <w:rFonts w:eastAsia="黑体"/>
       <w:color w:themeColor="text1" w:val="000000"/>
     </w:rPr>
     <w:tblPr>
@@ -13886,6 +14580,7 @@
     </w:tcPr>
     <w:tblStylePr w:type="firstRow">
       <w:rPr>
+        <w:rFonts w:eastAsia="黑体"/>
         <w:b/>
         <w:bCs/>
       </w:rPr>
@@ -13904,6 +14599,7 @@
     </w:tblStylePr>
     <w:tblStylePr w:type="lastRow">
       <w:rPr>
+        <w:rFonts w:eastAsia="黑体"/>
         <w:b/>
         <w:bCs/>
         <w:color w:themeColor="background1" w:val="FFFFFF"/>
@@ -13918,6 +14614,7 @@
     </w:tblStylePr>
     <w:tblStylePr w:type="firstCol">
       <w:rPr>
+        <w:rFonts w:eastAsia="黑体"/>
         <w:color w:themeColor="background1" w:val="FFFFFF"/>
       </w:rPr>
       <w:tblPr/>
@@ -13935,6 +14632,7 @@
     </w:tblStylePr>
     <w:tblStylePr w:type="lastCol">
       <w:rPr>
+        <w:rFonts w:eastAsia="黑体"/>
         <w:color w:themeColor="background1" w:val="FFFFFF"/>
       </w:rPr>
       <w:tblPr/>
@@ -13972,6 +14670,7 @@
       <w:spacing w:after="0" w:line="240" w:lineRule="auto"/>
     </w:pPr>
     <w:rPr>
+      <w:rFonts w:eastAsia="黑体"/>
       <w:color w:themeColor="text1" w:val="000000"/>
     </w:rPr>
     <w:tblPr>
@@ -13998,6 +14697,7 @@
     </w:tcPr>
     <w:tblStylePr w:type="firstRow">
       <w:rPr>
+        <w:rFonts w:eastAsia="黑体"/>
         <w:b/>
         <w:bCs/>
       </w:rPr>
@@ -14016,6 +14716,7 @@
     </w:tblStylePr>
     <w:tblStylePr w:type="lastRow">
       <w:rPr>
+        <w:rFonts w:eastAsia="黑体"/>
         <w:b/>
         <w:bCs/>
         <w:color w:themeColor="background1" w:val="FFFFFF"/>
@@ -14030,6 +14731,7 @@
     </w:tblStylePr>
     <w:tblStylePr w:type="firstCol">
       <w:rPr>
+        <w:rFonts w:eastAsia="黑体"/>
         <w:color w:themeColor="background1" w:val="FFFFFF"/>
       </w:rPr>
       <w:tblPr/>
@@ -14047,6 +14749,7 @@
     </w:tblStylePr>
     <w:tblStylePr w:type="lastCol">
       <w:rPr>
+        <w:rFonts w:eastAsia="黑体"/>
         <w:color w:themeColor="background1" w:val="FFFFFF"/>
       </w:rPr>
       <w:tblPr/>
@@ -14076,11 +14779,13 @@
     </w:tblStylePr>
     <w:tblStylePr w:type="neCell">
       <w:rPr>
+        <w:rFonts w:eastAsia="黑体"/>
         <w:color w:themeColor="text1" w:val="000000"/>
       </w:rPr>
     </w:tblStylePr>
     <w:tblStylePr w:type="nwCell">
       <w:rPr>
+        <w:rFonts w:eastAsia="黑体"/>
         <w:color w:themeColor="text1" w:val="000000"/>
       </w:rPr>
     </w:tblStylePr>
@@ -14094,6 +14799,7 @@
       <w:spacing w:after="0" w:line="240" w:lineRule="auto"/>
     </w:pPr>
     <w:rPr>
+      <w:rFonts w:eastAsia="黑体"/>
       <w:color w:themeColor="text1" w:val="000000"/>
     </w:rPr>
     <w:tblPr>
@@ -14120,6 +14826,7 @@
     </w:tcPr>
     <w:tblStylePr w:type="firstRow">
       <w:rPr>
+        <w:rFonts w:eastAsia="黑体"/>
         <w:b/>
         <w:bCs/>
       </w:rPr>
@@ -14138,6 +14845,7 @@
     </w:tblStylePr>
     <w:tblStylePr w:type="lastRow">
       <w:rPr>
+        <w:rFonts w:eastAsia="黑体"/>
         <w:b/>
         <w:bCs/>
         <w:color w:themeColor="background1" w:val="FFFFFF"/>
@@ -14152,6 +14860,7 @@
     </w:tblStylePr>
     <w:tblStylePr w:type="firstCol">
       <w:rPr>
+        <w:rFonts w:eastAsia="黑体"/>
         <w:color w:themeColor="background1" w:val="FFFFFF"/>
       </w:rPr>
       <w:tblPr/>
@@ -14169,6 +14878,7 @@
     </w:tblStylePr>
     <w:tblStylePr w:type="lastCol">
       <w:rPr>
+        <w:rFonts w:eastAsia="黑体"/>
         <w:color w:themeColor="background1" w:val="FFFFFF"/>
       </w:rPr>
       <w:tblPr/>
@@ -14198,11 +14908,13 @@
     </w:tblStylePr>
     <w:tblStylePr w:type="neCell">
       <w:rPr>
+        <w:rFonts w:eastAsia="黑体"/>
         <w:color w:themeColor="text1" w:val="000000"/>
       </w:rPr>
     </w:tblStylePr>
     <w:tblStylePr w:type="nwCell">
       <w:rPr>
+        <w:rFonts w:eastAsia="黑体"/>
         <w:color w:themeColor="text1" w:val="000000"/>
       </w:rPr>
     </w:tblStylePr>
@@ -14216,6 +14928,7 @@
       <w:spacing w:after="0" w:line="240" w:lineRule="auto"/>
     </w:pPr>
     <w:rPr>
+      <w:rFonts w:eastAsia="黑体"/>
       <w:color w:themeColor="text1" w:val="000000"/>
     </w:rPr>
     <w:tblPr>
@@ -14242,6 +14955,7 @@
     </w:tcPr>
     <w:tblStylePr w:type="firstRow">
       <w:rPr>
+        <w:rFonts w:eastAsia="黑体"/>
         <w:b/>
         <w:bCs/>
       </w:rPr>
@@ -14260,6 +14974,7 @@
     </w:tblStylePr>
     <w:tblStylePr w:type="lastRow">
       <w:rPr>
+        <w:rFonts w:eastAsia="黑体"/>
         <w:b/>
         <w:bCs/>
         <w:color w:themeColor="background1" w:val="FFFFFF"/>
@@ -14274,6 +14989,7 @@
     </w:tblStylePr>
     <w:tblStylePr w:type="firstCol">
       <w:rPr>
+        <w:rFonts w:eastAsia="黑体"/>
         <w:color w:themeColor="background1" w:val="FFFFFF"/>
       </w:rPr>
       <w:tblPr/>
@@ -14291,6 +15007,7 @@
     </w:tblStylePr>
     <w:tblStylePr w:type="lastCol">
       <w:rPr>
+        <w:rFonts w:eastAsia="黑体"/>
         <w:color w:themeColor="background1" w:val="FFFFFF"/>
       </w:rPr>
       <w:tblPr/>
@@ -14320,11 +15037,13 @@
     </w:tblStylePr>
     <w:tblStylePr w:type="neCell">
       <w:rPr>
+        <w:rFonts w:eastAsia="黑体"/>
         <w:color w:themeColor="text1" w:val="000000"/>
       </w:rPr>
     </w:tblStylePr>
     <w:tblStylePr w:type="nwCell">
       <w:rPr>
+        <w:rFonts w:eastAsia="黑体"/>
         <w:color w:themeColor="text1" w:val="000000"/>
       </w:rPr>
     </w:tblStylePr>
@@ -14338,6 +15057,7 @@
       <w:spacing w:after="0" w:line="240" w:lineRule="auto"/>
     </w:pPr>
     <w:rPr>
+      <w:rFonts w:eastAsia="黑体"/>
       <w:color w:themeColor="text1" w:val="000000"/>
     </w:rPr>
     <w:tblPr>
@@ -14356,6 +15076,7 @@
     </w:tcPr>
     <w:tblStylePr w:type="firstRow">
       <w:rPr>
+        <w:rFonts w:eastAsia="黑体"/>
         <w:b/>
         <w:bCs/>
         <w:color w:themeColor="background1" w:val="FFFFFF"/>
@@ -14370,6 +15091,7 @@
     </w:tblStylePr>
     <w:tblStylePr w:type="lastRow">
       <w:rPr>
+        <w:rFonts w:eastAsia="黑体"/>
         <w:b/>
         <w:bCs/>
         <w:color w:themeColor="accent2" w:themeShade="CC" w:val="9E3A38"/>
@@ -14384,12 +15106,14 @@
     </w:tblStylePr>
     <w:tblStylePr w:type="firstCol">
       <w:rPr>
+        <w:rFonts w:eastAsia="黑体"/>
         <w:b/>
         <w:bCs/>
       </w:rPr>
     </w:tblStylePr>
     <w:tblStylePr w:type="lastCol">
       <w:rPr>
+        <w:rFonts w:eastAsia="黑体"/>
         <w:b/>
         <w:bCs/>
       </w:rPr>
@@ -14424,6 +15148,7 @@
       <w:spacing w:after="0" w:line="240" w:lineRule="auto"/>
     </w:pPr>
     <w:rPr>
+      <w:rFonts w:eastAsia="黑体"/>
       <w:color w:themeColor="text1" w:val="000000"/>
     </w:rPr>
     <w:tblPr>
@@ -14442,6 +15167,7 @@
     </w:tcPr>
     <w:tblStylePr w:type="firstRow">
       <w:rPr>
+        <w:rFonts w:eastAsia="黑体"/>
         <w:b/>
         <w:bCs/>
         <w:color w:themeColor="background1" w:val="FFFFFF"/>
@@ -14456,6 +15182,7 @@
     </w:tblStylePr>
     <w:tblStylePr w:type="lastRow">
       <w:rPr>
+        <w:rFonts w:eastAsia="黑体"/>
         <w:b/>
         <w:bCs/>
         <w:color w:themeColor="accent2" w:themeShade="CC" w:val="9E3A38"/>
@@ -14470,12 +15197,14 @@
     </w:tblStylePr>
     <w:tblStylePr w:type="firstCol">
       <w:rPr>
+        <w:rFonts w:eastAsia="黑体"/>
         <w:b/>
         <w:bCs/>
       </w:rPr>
     </w:tblStylePr>
     <w:tblStylePr w:type="lastCol">
       <w:rPr>
+        <w:rFonts w:eastAsia="黑体"/>
         <w:b/>
         <w:bCs/>
       </w:rPr>
@@ -14510,6 +15239,7 @@
       <w:spacing w:after="0" w:line="240" w:lineRule="auto"/>
     </w:pPr>
     <w:rPr>
+      <w:rFonts w:eastAsia="黑体"/>
       <w:color w:themeColor="text1" w:val="000000"/>
     </w:rPr>
     <w:tblPr>
@@ -14528,6 +15258,7 @@
     </w:tcPr>
     <w:tblStylePr w:type="firstRow">
       <w:rPr>
+        <w:rFonts w:eastAsia="黑体"/>
         <w:b/>
         <w:bCs/>
         <w:color w:themeColor="background1" w:val="FFFFFF"/>
@@ -14542,6 +15273,7 @@
     </w:tblStylePr>
     <w:tblStylePr w:type="lastRow">
       <w:rPr>
+        <w:rFonts w:eastAsia="黑体"/>
         <w:b/>
         <w:bCs/>
         <w:color w:themeColor="accent2" w:themeShade="CC" w:val="9E3A38"/>
@@ -14556,12 +15288,14 @@
     </w:tblStylePr>
     <w:tblStylePr w:type="firstCol">
       <w:rPr>
+        <w:rFonts w:eastAsia="黑体"/>
         <w:b/>
         <w:bCs/>
       </w:rPr>
     </w:tblStylePr>
     <w:tblStylePr w:type="lastCol">
       <w:rPr>
+        <w:rFonts w:eastAsia="黑体"/>
         <w:b/>
         <w:bCs/>
       </w:rPr>
@@ -14596,6 +15330,7 @@
       <w:spacing w:after="0" w:line="240" w:lineRule="auto"/>
     </w:pPr>
     <w:rPr>
+      <w:rFonts w:eastAsia="黑体"/>
       <w:color w:themeColor="text1" w:val="000000"/>
     </w:rPr>
     <w:tblPr>
@@ -14614,6 +15349,7 @@
     </w:tcPr>
     <w:tblStylePr w:type="firstRow">
       <w:rPr>
+        <w:rFonts w:eastAsia="黑体"/>
         <w:b/>
         <w:bCs/>
         <w:color w:themeColor="background1" w:val="FFFFFF"/>
@@ -14628,6 +15364,7 @@
     </w:tblStylePr>
     <w:tblStylePr w:type="lastRow">
       <w:rPr>
+        <w:rFonts w:eastAsia="黑体"/>
         <w:b/>
         <w:bCs/>
         <w:color w:themeColor="accent4" w:themeShade="CC" w:val="664E82"/>
@@ -14642,12 +15379,14 @@
     </w:tblStylePr>
     <w:tblStylePr w:type="firstCol">
       <w:rPr>
+        <w:rFonts w:eastAsia="黑体"/>
         <w:b/>
         <w:bCs/>
       </w:rPr>
     </w:tblStylePr>
     <w:tblStylePr w:type="lastCol">
       <w:rPr>
+        <w:rFonts w:eastAsia="黑体"/>
         <w:b/>
         <w:bCs/>
       </w:rPr>
@@ -14682,6 +15421,7 @@
       <w:spacing w:after="0" w:line="240" w:lineRule="auto"/>
     </w:pPr>
     <w:rPr>
+      <w:rFonts w:eastAsia="黑体"/>
       <w:color w:themeColor="text1" w:val="000000"/>
     </w:rPr>
     <w:tblPr>
@@ -14700,6 +15440,7 @@
     </w:tcPr>
     <w:tblStylePr w:type="firstRow">
       <w:rPr>
+        <w:rFonts w:eastAsia="黑体"/>
         <w:b/>
         <w:bCs/>
         <w:color w:themeColor="background1" w:val="FFFFFF"/>
@@ -14714,6 +15455,7 @@
     </w:tblStylePr>
     <w:tblStylePr w:type="lastRow">
       <w:rPr>
+        <w:rFonts w:eastAsia="黑体"/>
         <w:b/>
         <w:bCs/>
         <w:color w:themeColor="accent3" w:themeShade="CC" w:val="7E9C40"/>
@@ -14728,12 +15470,14 @@
     </w:tblStylePr>
     <w:tblStylePr w:type="firstCol">
       <w:rPr>
+        <w:rFonts w:eastAsia="黑体"/>
         <w:b/>
         <w:bCs/>
       </w:rPr>
     </w:tblStylePr>
     <w:tblStylePr w:type="lastCol">
       <w:rPr>
+        <w:rFonts w:eastAsia="黑体"/>
         <w:b/>
         <w:bCs/>
       </w:rPr>
@@ -14768,6 +15512,7 @@
       <w:spacing w:after="0" w:line="240" w:lineRule="auto"/>
     </w:pPr>
     <w:rPr>
+      <w:rFonts w:eastAsia="黑体"/>
       <w:color w:themeColor="text1" w:val="000000"/>
     </w:rPr>
     <w:tblPr>
@@ -14786,6 +15531,7 @@
     </w:tcPr>
     <w:tblStylePr w:type="firstRow">
       <w:rPr>
+        <w:rFonts w:eastAsia="黑体"/>
         <w:b/>
         <w:bCs/>
         <w:color w:themeColor="background1" w:val="FFFFFF"/>
@@ -14800,6 +15546,7 @@
     </w:tblStylePr>
     <w:tblStylePr w:type="lastRow">
       <w:rPr>
+        <w:rFonts w:eastAsia="黑体"/>
         <w:b/>
         <w:bCs/>
         <w:color w:themeColor="accent6" w:themeShade="CC" w:val="F2730A"/>
@@ -14814,12 +15561,14 @@
     </w:tblStylePr>
     <w:tblStylePr w:type="firstCol">
       <w:rPr>
+        <w:rFonts w:eastAsia="黑体"/>
         <w:b/>
         <w:bCs/>
       </w:rPr>
     </w:tblStylePr>
     <w:tblStylePr w:type="lastCol">
       <w:rPr>
+        <w:rFonts w:eastAsia="黑体"/>
         <w:b/>
         <w:bCs/>
       </w:rPr>
@@ -14854,6 +15603,7 @@
       <w:spacing w:after="0" w:line="240" w:lineRule="auto"/>
     </w:pPr>
     <w:rPr>
+      <w:rFonts w:eastAsia="黑体"/>
       <w:color w:themeColor="text1" w:val="000000"/>
     </w:rPr>
     <w:tblPr>
@@ -14872,6 +15622,7 @@
     </w:tcPr>
     <w:tblStylePr w:type="firstRow">
       <w:rPr>
+        <w:rFonts w:eastAsia="黑体"/>
         <w:b/>
         <w:bCs/>
         <w:color w:themeColor="background1" w:val="FFFFFF"/>
@@ -14886,6 +15637,7 @@
     </w:tblStylePr>
     <w:tblStylePr w:type="lastRow">
       <w:rPr>
+        <w:rFonts w:eastAsia="黑体"/>
         <w:b/>
         <w:bCs/>
         <w:color w:themeColor="accent5" w:themeShade="CC" w:val="348DA5"/>
@@ -14900,12 +15652,14 @@
     </w:tblStylePr>
     <w:tblStylePr w:type="firstCol">
       <w:rPr>
+        <w:rFonts w:eastAsia="黑体"/>
         <w:b/>
         <w:bCs/>
       </w:rPr>
     </w:tblStylePr>
     <w:tblStylePr w:type="lastCol">
       <w:rPr>
+        <w:rFonts w:eastAsia="黑体"/>
         <w:b/>
         <w:bCs/>
       </w:rPr>
@@ -14940,6 +15694,7 @@
       <w:spacing w:after="0" w:line="240" w:lineRule="auto"/>
     </w:pPr>
     <w:rPr>
+      <w:rFonts w:eastAsia="黑体"/>
       <w:color w:themeColor="text1" w:val="000000"/>
     </w:rPr>
     <w:tblPr>
@@ -14961,6 +15716,7 @@
     </w:tcPr>
     <w:tblStylePr w:type="firstRow">
       <w:rPr>
+        <w:rFonts w:eastAsia="黑体"/>
         <w:b/>
         <w:bCs/>
       </w:rPr>
@@ -14971,6 +15727,7 @@
     </w:tblStylePr>
     <w:tblStylePr w:type="lastRow">
       <w:rPr>
+        <w:rFonts w:eastAsia="黑体"/>
         <w:b/>
         <w:bCs/>
         <w:color w:themeColor="text1" w:val="000000"/>
@@ -14982,6 +15739,7 @@
     </w:tblStylePr>
     <w:tblStylePr w:type="firstCol">
       <w:rPr>
+        <w:rFonts w:eastAsia="黑体"/>
         <w:color w:themeColor="background1" w:val="FFFFFF"/>
       </w:rPr>
       <w:tblPr/>
@@ -14991,6 +15749,7 @@
     </w:tblStylePr>
     <w:tblStylePr w:type="lastCol">
       <w:rPr>
+        <w:rFonts w:eastAsia="黑体"/>
         <w:color w:themeColor="background1" w:val="FFFFFF"/>
       </w:rPr>
       <w:tblPr/>
@@ -15020,6 +15779,7 @@
       <w:spacing w:after="0" w:line="240" w:lineRule="auto"/>
     </w:pPr>
     <w:rPr>
+      <w:rFonts w:eastAsia="黑体"/>
       <w:color w:themeColor="text1" w:val="000000"/>
     </w:rPr>
     <w:tblPr>
@@ -15041,6 +15801,7 @@
     </w:tcPr>
     <w:tblStylePr w:type="firstRow">
       <w:rPr>
+        <w:rFonts w:eastAsia="黑体"/>
         <w:b/>
         <w:bCs/>
       </w:rPr>
@@ -15051,6 +15812,7 @@
     </w:tblStylePr>
     <w:tblStylePr w:type="lastRow">
       <w:rPr>
+        <w:rFonts w:eastAsia="黑体"/>
         <w:b/>
         <w:bCs/>
         <w:color w:themeColor="text1" w:val="000000"/>
@@ -15062,6 +15824,7 @@
     </w:tblStylePr>
     <w:tblStylePr w:type="firstCol">
       <w:rPr>
+        <w:rFonts w:eastAsia="黑体"/>
         <w:color w:themeColor="background1" w:val="FFFFFF"/>
       </w:rPr>
       <w:tblPr/>
@@ -15071,6 +15834,7 @@
     </w:tblStylePr>
     <w:tblStylePr w:type="lastCol">
       <w:rPr>
+        <w:rFonts w:eastAsia="黑体"/>
         <w:color w:themeColor="background1" w:val="FFFFFF"/>
       </w:rPr>
       <w:tblPr/>
@@ -15100,6 +15864,7 @@
       <w:spacing w:after="0" w:line="240" w:lineRule="auto"/>
     </w:pPr>
     <w:rPr>
+      <w:rFonts w:eastAsia="黑体"/>
       <w:color w:themeColor="text1" w:val="000000"/>
     </w:rPr>
     <w:tblPr>
@@ -15121,6 +15886,7 @@
     </w:tcPr>
     <w:tblStylePr w:type="firstRow">
       <w:rPr>
+        <w:rFonts w:eastAsia="黑体"/>
         <w:b/>
         <w:bCs/>
       </w:rPr>
@@ -15131,6 +15897,7 @@
     </w:tblStylePr>
     <w:tblStylePr w:type="lastRow">
       <w:rPr>
+        <w:rFonts w:eastAsia="黑体"/>
         <w:b/>
         <w:bCs/>
         <w:color w:themeColor="text1" w:val="000000"/>
@@ -15142,6 +15909,7 @@
     </w:tblStylePr>
     <w:tblStylePr w:type="firstCol">
       <w:rPr>
+        <w:rFonts w:eastAsia="黑体"/>
         <w:color w:themeColor="background1" w:val="FFFFFF"/>
       </w:rPr>
       <w:tblPr/>
@@ -15151,6 +15919,7 @@
     </w:tblStylePr>
     <w:tblStylePr w:type="lastCol">
       <w:rPr>
+        <w:rFonts w:eastAsia="黑体"/>
         <w:color w:themeColor="background1" w:val="FFFFFF"/>
       </w:rPr>
       <w:tblPr/>
@@ -15180,6 +15949,7 @@
       <w:spacing w:after="0" w:line="240" w:lineRule="auto"/>
     </w:pPr>
     <w:rPr>
+      <w:rFonts w:eastAsia="黑体"/>
       <w:color w:themeColor="text1" w:val="000000"/>
     </w:rPr>
     <w:tblPr>
@@ -15201,6 +15971,7 @@
     </w:tcPr>
     <w:tblStylePr w:type="firstRow">
       <w:rPr>
+        <w:rFonts w:eastAsia="黑体"/>
         <w:b/>
         <w:bCs/>
       </w:rPr>
@@ -15211,6 +15982,7 @@
     </w:tblStylePr>
     <w:tblStylePr w:type="lastRow">
       <w:rPr>
+        <w:rFonts w:eastAsia="黑体"/>
         <w:b/>
         <w:bCs/>
         <w:color w:themeColor="text1" w:val="000000"/>
@@ -15222,6 +15994,7 @@
     </w:tblStylePr>
     <w:tblStylePr w:type="firstCol">
       <w:rPr>
+        <w:rFonts w:eastAsia="黑体"/>
         <w:color w:themeColor="background1" w:val="FFFFFF"/>
       </w:rPr>
       <w:tblPr/>
@@ -15231,6 +16004,7 @@
     </w:tblStylePr>
     <w:tblStylePr w:type="lastCol">
       <w:rPr>
+        <w:rFonts w:eastAsia="黑体"/>
         <w:color w:themeColor="background1" w:val="FFFFFF"/>
       </w:rPr>
       <w:tblPr/>
@@ -15260,6 +16034,7 @@
       <w:spacing w:after="0" w:line="240" w:lineRule="auto"/>
     </w:pPr>
     <w:rPr>
+      <w:rFonts w:eastAsia="黑体"/>
       <w:color w:themeColor="text1" w:val="000000"/>
     </w:rPr>
     <w:tblPr>
@@ -15281,6 +16056,7 @@
     </w:tcPr>
     <w:tblStylePr w:type="firstRow">
       <w:rPr>
+        <w:rFonts w:eastAsia="黑体"/>
         <w:b/>
         <w:bCs/>
       </w:rPr>
@@ -15291,6 +16067,7 @@
     </w:tblStylePr>
     <w:tblStylePr w:type="lastRow">
       <w:rPr>
+        <w:rFonts w:eastAsia="黑体"/>
         <w:b/>
         <w:bCs/>
         <w:color w:themeColor="text1" w:val="000000"/>
@@ -15302,6 +16079,7 @@
     </w:tblStylePr>
     <w:tblStylePr w:type="firstCol">
       <w:rPr>
+        <w:rFonts w:eastAsia="黑体"/>
         <w:color w:themeColor="background1" w:val="FFFFFF"/>
       </w:rPr>
       <w:tblPr/>
@@ -15311,6 +16089,7 @@
     </w:tblStylePr>
     <w:tblStylePr w:type="lastCol">
       <w:rPr>
+        <w:rFonts w:eastAsia="黑体"/>
         <w:color w:themeColor="background1" w:val="FFFFFF"/>
       </w:rPr>
       <w:tblPr/>
@@ -15340,6 +16119,7 @@
       <w:spacing w:after="0" w:line="240" w:lineRule="auto"/>
     </w:pPr>
     <w:rPr>
+      <w:rFonts w:eastAsia="黑体"/>
       <w:color w:themeColor="text1" w:val="000000"/>
     </w:rPr>
     <w:tblPr>
@@ -15361,6 +16141,7 @@
     </w:tcPr>
     <w:tblStylePr w:type="firstRow">
       <w:rPr>
+        <w:rFonts w:eastAsia="黑体"/>
         <w:b/>
         <w:bCs/>
       </w:rPr>
@@ -15371,6 +16152,7 @@
     </w:tblStylePr>
     <w:tblStylePr w:type="lastRow">
       <w:rPr>
+        <w:rFonts w:eastAsia="黑体"/>
         <w:b/>
         <w:bCs/>
         <w:color w:themeColor="text1" w:val="000000"/>
@@ -15382,6 +16164,7 @@
     </w:tblStylePr>
     <w:tblStylePr w:type="firstCol">
       <w:rPr>
+        <w:rFonts w:eastAsia="黑体"/>
         <w:color w:themeColor="background1" w:val="FFFFFF"/>
       </w:rPr>
       <w:tblPr/>
@@ -15391,6 +16174,7 @@
     </w:tblStylePr>
     <w:tblStylePr w:type="lastCol">
       <w:rPr>
+        <w:rFonts w:eastAsia="黑体"/>
         <w:color w:themeColor="background1" w:val="FFFFFF"/>
       </w:rPr>
       <w:tblPr/>
@@ -15420,6 +16204,7 @@
       <w:spacing w:after="0" w:line="240" w:lineRule="auto"/>
     </w:pPr>
     <w:rPr>
+      <w:rFonts w:eastAsia="黑体"/>
       <w:color w:themeColor="text1" w:val="000000"/>
     </w:rPr>
     <w:tblPr>
@@ -15441,6 +16226,7 @@
     </w:tcPr>
     <w:tblStylePr w:type="firstRow">
       <w:rPr>
+        <w:rFonts w:eastAsia="黑体"/>
         <w:b/>
         <w:bCs/>
       </w:rPr>
@@ -15451,6 +16237,7 @@
     </w:tblStylePr>
     <w:tblStylePr w:type="lastRow">
       <w:rPr>
+        <w:rFonts w:eastAsia="黑体"/>
         <w:b/>
         <w:bCs/>
         <w:color w:themeColor="text1" w:val="000000"/>
@@ -15462,6 +16249,7 @@
     </w:tblStylePr>
     <w:tblStylePr w:type="firstCol">
       <w:rPr>
+        <w:rFonts w:eastAsia="黑体"/>
         <w:color w:themeColor="background1" w:val="FFFFFF"/>
       </w:rPr>
       <w:tblPr/>
@@ -15471,6 +16259,7 @@
     </w:tblStylePr>
     <w:tblStylePr w:type="lastCol">
       <w:rPr>
+        <w:rFonts w:eastAsia="黑体"/>
         <w:color w:themeColor="background1" w:val="FFFFFF"/>
       </w:rPr>
       <w:tblPr/>
@@ -15503,6 +16292,7 @@
     <w:name w:val="KeywordTok"/>
     <w:basedOn w:val="VerbatimChar"/>
     <w:rPr>
+      <w:rFonts w:eastAsia="黑体"/>
       <w:b/>
       <w:color w:val="007020"/>
     </w:rPr>
@@ -15511,6 +16301,7 @@
     <w:name w:val="DataTypeTok"/>
     <w:basedOn w:val="VerbatimChar"/>
     <w:rPr>
+      <w:rFonts w:eastAsia="黑体"/>
       <w:color w:val="902000"/>
     </w:rPr>
   </w:style>
@@ -15518,6 +16309,7 @@
     <w:name w:val="DecValTok"/>
     <w:basedOn w:val="VerbatimChar"/>
     <w:rPr>
+      <w:rFonts w:eastAsia="黑体"/>
       <w:color w:val="40a070"/>
     </w:rPr>
   </w:style>
@@ -15525,6 +16317,7 @@
     <w:name w:val="BaseNTok"/>
     <w:basedOn w:val="VerbatimChar"/>
     <w:rPr>
+      <w:rFonts w:eastAsia="黑体"/>
       <w:color w:val="40a070"/>
     </w:rPr>
   </w:style>
@@ -15532,6 +16325,7 @@
     <w:name w:val="FloatTok"/>
     <w:basedOn w:val="VerbatimChar"/>
     <w:rPr>
+      <w:rFonts w:eastAsia="黑体"/>
       <w:color w:val="40a070"/>
     </w:rPr>
   </w:style>
@@ -15539,6 +16333,7 @@
     <w:name w:val="ConstantTok"/>
     <w:basedOn w:val="VerbatimChar"/>
     <w:rPr>
+      <w:rFonts w:eastAsia="黑体"/>
       <w:color w:val="880000"/>
     </w:rPr>
   </w:style>
@@ -15546,6 +16341,7 @@
     <w:name w:val="CharTok"/>
     <w:basedOn w:val="VerbatimChar"/>
     <w:rPr>
+      <w:rFonts w:eastAsia="黑体"/>
       <w:color w:val="4070a0"/>
     </w:rPr>
   </w:style>
@@ -15553,6 +16349,7 @@
     <w:name w:val="SpecialCharTok"/>
     <w:basedOn w:val="VerbatimChar"/>
     <w:rPr>
+      <w:rFonts w:eastAsia="黑体"/>
       <w:color w:val="4070a0"/>
     </w:rPr>
   </w:style>
@@ -15560,6 +16357,7 @@
     <w:name w:val="StringTok"/>
     <w:basedOn w:val="VerbatimChar"/>
     <w:rPr>
+      <w:rFonts w:eastAsia="黑体"/>
       <w:color w:val="4070a0"/>
     </w:rPr>
   </w:style>
@@ -15567,6 +16365,7 @@
     <w:name w:val="VerbatimStringTok"/>
     <w:basedOn w:val="VerbatimChar"/>
     <w:rPr>
+      <w:rFonts w:eastAsia="黑体"/>
       <w:color w:val="4070a0"/>
     </w:rPr>
   </w:style>
@@ -15574,6 +16373,7 @@
     <w:name w:val="SpecialStringTok"/>
     <w:basedOn w:val="VerbatimChar"/>
     <w:rPr>
+      <w:rFonts w:eastAsia="黑体"/>
       <w:color w:val="bb6688"/>
     </w:rPr>
   </w:style>
@@ -15581,6 +16381,7 @@
     <w:name w:val="ImportTok"/>
     <w:basedOn w:val="VerbatimChar"/>
     <w:rPr>
+      <w:rFonts w:eastAsia="黑体"/>
       <w:b/>
       <w:color w:val="008000"/>
     </w:rPr>
@@ -15589,6 +16390,7 @@
     <w:name w:val="CommentTok"/>
     <w:basedOn w:val="VerbatimChar"/>
     <w:rPr>
+      <w:rFonts w:eastAsia="黑体"/>
       <w:i/>
       <w:color w:val="60a0b0"/>
     </w:rPr>
@@ -15597,6 +16399,7 @@
     <w:name w:val="DocumentationTok"/>
     <w:basedOn w:val="VerbatimChar"/>
     <w:rPr>
+      <w:rFonts w:eastAsia="黑体"/>
       <w:i/>
       <w:color w:val="ba2121"/>
     </w:rPr>
@@ -15605,6 +16408,7 @@
     <w:name w:val="AnnotationTok"/>
     <w:basedOn w:val="VerbatimChar"/>
     <w:rPr>
+      <w:rFonts w:eastAsia="黑体"/>
       <w:b/>
       <w:i/>
       <w:color w:val="60a0b0"/>
@@ -15614,6 +16418,7 @@
     <w:name w:val="CommentVarTok"/>
     <w:basedOn w:val="VerbatimChar"/>
     <w:rPr>
+      <w:rFonts w:eastAsia="黑体"/>
       <w:b/>
       <w:i/>
       <w:color w:val="60a0b0"/>
@@ -15623,6 +16428,7 @@
     <w:name w:val="OtherTok"/>
     <w:basedOn w:val="VerbatimChar"/>
     <w:rPr>
+      <w:rFonts w:eastAsia="黑体"/>
       <w:color w:val="007020"/>
     </w:rPr>
   </w:style>
@@ -15630,6 +16436,7 @@
     <w:name w:val="FunctionTok"/>
     <w:basedOn w:val="VerbatimChar"/>
     <w:rPr>
+      <w:rFonts w:eastAsia="黑体"/>
       <w:color w:val="06287e"/>
     </w:rPr>
   </w:style>
@@ -15637,6 +16444,7 @@
     <w:name w:val="VariableTok"/>
     <w:basedOn w:val="VerbatimChar"/>
     <w:rPr>
+      <w:rFonts w:eastAsia="黑体"/>
       <w:color w:val="19177c"/>
     </w:rPr>
   </w:style>
@@ -15644,6 +16452,7 @@
     <w:name w:val="ControlFlowTok"/>
     <w:basedOn w:val="VerbatimChar"/>
     <w:rPr>
+      <w:rFonts w:eastAsia="黑体"/>
       <w:b/>
       <w:color w:val="007020"/>
     </w:rPr>
@@ -15652,6 +16461,7 @@
     <w:name w:val="OperatorTok"/>
     <w:basedOn w:val="VerbatimChar"/>
     <w:rPr>
+      <w:rFonts w:eastAsia="黑体"/>
       <w:color w:val="666666"/>
     </w:rPr>
   </w:style>
@@ -15659,18 +16469,22 @@
     <w:name w:val="BuiltInTok"/>
     <w:basedOn w:val="VerbatimChar"/>
     <w:rPr>
+      <w:rFonts w:eastAsia="黑体"/>
       <w:color w:val="008000"/>
     </w:rPr>
   </w:style>
   <w:style w:type="character" w:customStyle="1" w:styleId="ExtensionTok">
     <w:name w:val="ExtensionTok"/>
     <w:basedOn w:val="VerbatimChar"/>
-    <w:rPr/>
+    <w:rPr>
+      <w:rFonts w:eastAsia="黑体"/>
+    </w:rPr>
   </w:style>
   <w:style w:type="character" w:customStyle="1" w:styleId="PreprocessorTok">
     <w:name w:val="PreprocessorTok"/>
     <w:basedOn w:val="VerbatimChar"/>
     <w:rPr>
+      <w:rFonts w:eastAsia="黑体"/>
       <w:color w:val="bc7a00"/>
     </w:rPr>
   </w:style>
@@ -15678,18 +16492,22 @@
     <w:name w:val="AttributeTok"/>
     <w:basedOn w:val="VerbatimChar"/>
     <w:rPr>
+      <w:rFonts w:eastAsia="黑体"/>
       <w:color w:val="7d9029"/>
     </w:rPr>
   </w:style>
   <w:style w:type="character" w:customStyle="1" w:styleId="RegionMarkerTok">
     <w:name w:val="RegionMarkerTok"/>
     <w:basedOn w:val="VerbatimChar"/>
-    <w:rPr/>
+    <w:rPr>
+      <w:rFonts w:eastAsia="黑体"/>
+    </w:rPr>
   </w:style>
   <w:style w:type="character" w:customStyle="1" w:styleId="InformationTok">
     <w:name w:val="InformationTok"/>
     <w:basedOn w:val="VerbatimChar"/>
     <w:rPr>
+      <w:rFonts w:eastAsia="黑体"/>
       <w:b/>
       <w:i/>
       <w:color w:val="60a0b0"/>
@@ -15699,6 +16517,7 @@
     <w:name w:val="WarningTok"/>
     <w:basedOn w:val="VerbatimChar"/>
     <w:rPr>
+      <w:rFonts w:eastAsia="黑体"/>
       <w:b/>
       <w:i/>
       <w:color w:val="60a0b0"/>
@@ -15708,6 +16527,7 @@
     <w:name w:val="AlertTok"/>
     <w:basedOn w:val="VerbatimChar"/>
     <w:rPr>
+      <w:rFonts w:eastAsia="黑体"/>
       <w:b/>
       <w:color w:val="ff0000"/>
     </w:rPr>
@@ -15716,6 +16536,7 @@
     <w:name w:val="ErrorTok"/>
     <w:basedOn w:val="VerbatimChar"/>
     <w:rPr>
+      <w:rFonts w:eastAsia="黑体"/>
       <w:b/>
       <w:color w:val="ff0000"/>
     </w:rPr>
@@ -15723,7 +16544,9 @@
   <w:style w:type="character" w:customStyle="1" w:styleId="NormalTok">
     <w:name w:val="NormalTok"/>
     <w:basedOn w:val="VerbatimChar"/>
-    <w:rPr/>
+    <w:rPr>
+      <w:rFonts w:eastAsia="黑体"/>
+    </w:rPr>
   </w:style>
 </w:styles>
 </file>
@@ -15772,12 +16595,12 @@
     <a:fontScheme name="Office">
       <a:majorFont>
         <a:latin typeface="Calibri"/>
-        <a:ea typeface=""/>
+        <a:ea typeface="黑体"/>
         <a:cs typeface=""/>
         <a:font script="Jpan" typeface="ＭＳ ゴシック"/>
         <a:font script="Hang" typeface="맑은 고딕"/>
-        <a:font script="Hans" typeface="宋体"/>
-        <a:font script="Hant" typeface="新細明體"/>
+        <a:font script="Hans" typeface="黑体"/>
+        <a:font script="Hant" typeface="黑体"/>
         <a:font script="Arab" typeface="Times New Roman"/>
         <a:font script="Hebr" typeface="Times New Roman"/>
         <a:font script="Thai" typeface="Angsana New"/>
@@ -15807,12 +16630,12 @@
       </a:majorFont>
       <a:minorFont>
         <a:latin typeface="Cambria"/>
-        <a:ea typeface=""/>
+        <a:ea typeface="黑体"/>
         <a:cs typeface=""/>
         <a:font script="Jpan" typeface="ＭＳ 明朝"/>
         <a:font script="Hang" typeface="맑은 고딕"/>
-        <a:font script="Hans" typeface="宋体"/>
-        <a:font script="Hant" typeface="新細明體"/>
+        <a:font script="Hans" typeface="黑体"/>
+        <a:font script="Hant" typeface="黑体"/>
         <a:font script="Arab" typeface="Arial"/>
         <a:font script="Hebr" typeface="Arial"/>
         <a:font script="Thai" typeface="Cordia New"/>

--- a/03-振荡电路/02-LC振荡器/克拉泼Clapp振荡器/克拉泼Clapp振荡器.docx
+++ b/03-振荡电路/02-LC振荡器/克拉泼Clapp振荡器/克拉泼Clapp振荡器.docx
@@ -3524,7 +3524,7 @@
           <w:color w:val="555555"/>
           <w:sz w:val="21"/>
         </w:rPr>
-        <w:t>材料收集者：杜文杰，WX手机：19519196569，QQ:3478827729</w:t>
+        <w:t>材料收集者：杜文杰，微信/手机：19519196569，QQ:3478827729</w:t>
       </w:r>
     </w:p>
     <w:sectPr>
